--- a/downloads/workbook/ai-4-week-22.docx
+++ b/downloads/workbook/ai-4-week-22.docx
@@ -1292,6 +1292,178 @@
         <w:t>Project connection: For your Responsible Plant Classifier, save the input, procedure, observed result and limitation of this check. Label this worked example as practice; use a different, previously unreviewed case when checking independent understanding.</w:t>
       </w:r>
     </w:p>
+    <w:p>
+      <w:pPr>
+        <w:pStyle w:val="Heading1"/>
+      </w:pPr>
+      <w:r>
+        <w:t>19. Project portfolio milestone</w:t>
+      </w:r>
+    </w:p>
+    <w:p>
+      <w:r>
+        <w:t>Project: Responsible Plant Classifier</w:t>
+      </w:r>
+    </w:p>
+    <w:p>
+      <w:r>
+        <w:t>Current milestone: Evaluate and revise. Compare with your starting method, explain errors and record a justified revision.</w:t>
+      </w:r>
+    </w:p>
+    <w:p>
+      <w:r>
+        <w:t>For your Responsible Plant Classifier, save the input, procedure, observed result and limitation of this check. Label this worked example as practice; use a different, previously unreviewed case when checking independent understanding.</w:t>
+      </w:r>
+    </w:p>
+    <w:tbl>
+      <w:tblPr>
+        <w:tblStyle w:val="LightShading-Accent1"/>
+        <w:tblW w:type="auto" w:w="0"/>
+        <w:tblLook w:firstColumn="1" w:firstRow="1" w:lastColumn="0" w:lastRow="0" w:noHBand="0" w:noVBand="1" w:val="04A0"/>
+      </w:tblPr>
+      <w:tblGrid>
+        <w:gridCol w:w="5112"/>
+        <w:gridCol w:w="5112"/>
+      </w:tblGrid>
+      <w:tr>
+        <w:trPr>
+          <w:tblHeader/>
+        </w:trPr>
+        <w:tc>
+          <w:tcPr>
+            <w:tcW w:type="dxa" w:w="5112"/>
+          </w:tcPr>
+          <w:p>
+            <w:r>
+              <w:t>Evidence to keep</w:t>
+            </w:r>
+          </w:p>
+        </w:tc>
+        <w:tc>
+          <w:tcPr>
+            <w:tcW w:type="dxa" w:w="5112"/>
+          </w:tcPr>
+          <w:p>
+            <w:r>
+              <w:t>My record</w:t>
+            </w:r>
+          </w:p>
+        </w:tc>
+      </w:tr>
+      <w:tr>
+        <w:tc>
+          <w:tcPr>
+            <w:tcW w:type="dxa" w:w="5112"/>
+          </w:tcPr>
+          <w:p>
+            <w:r>
+              <w:t>This week’s input and deciding step</w:t>
+            </w:r>
+          </w:p>
+        </w:tc>
+        <w:tc>
+          <w:tcPr>
+            <w:tcW w:type="dxa" w:w="5112"/>
+          </w:tcPr>
+          <w:p>
+            <w:r/>
+          </w:p>
+        </w:tc>
+      </w:tr>
+      <w:tr>
+        <w:tc>
+          <w:tcPr>
+            <w:tcW w:type="dxa" w:w="5112"/>
+          </w:tcPr>
+          <w:p>
+            <w:r>
+              <w:t>Prediction and actual result (or labelled paper trace)</w:t>
+            </w:r>
+          </w:p>
+        </w:tc>
+        <w:tc>
+          <w:tcPr>
+            <w:tcW w:type="dxa" w:w="5112"/>
+          </w:tcPr>
+          <w:p>
+            <w:r/>
+          </w:p>
+        </w:tc>
+      </w:tr>
+      <w:tr>
+        <w:tc>
+          <w:tcPr>
+            <w:tcW w:type="dxa" w:w="5112"/>
+          </w:tcPr>
+          <w:p>
+            <w:r>
+              <w:t>One change since the previous checkpoint and why</w:t>
+            </w:r>
+          </w:p>
+        </w:tc>
+        <w:tc>
+          <w:tcPr>
+            <w:tcW w:type="dxa" w:w="5112"/>
+          </w:tcPr>
+          <w:p>
+            <w:r/>
+          </w:p>
+        </w:tc>
+      </w:tr>
+      <w:tr>
+        <w:tc>
+          <w:tcPr>
+            <w:tcW w:type="dxa" w:w="5112"/>
+          </w:tcPr>
+          <w:p>
+            <w:r>
+              <w:t>One error or limit and the next test</w:t>
+            </w:r>
+          </w:p>
+        </w:tc>
+        <w:tc>
+          <w:tcPr>
+            <w:tcW w:type="dxa" w:w="5112"/>
+          </w:tcPr>
+          <w:p>
+            <w:r/>
+          </w:p>
+        </w:tc>
+      </w:tr>
+    </w:tbl>
+    <w:p>
+      <w:pPr>
+        <w:pStyle w:val="Heading3"/>
+      </w:pPr>
+      <w:r>
+        <w:t>Explain what this week adds to your project. Reuse last week’s record rather than starting again.</w:t>
+      </w:r>
+    </w:p>
+    <w:p>
+      <w:r>
+        <w:t>________________________________________________________________</w:t>
+      </w:r>
+    </w:p>
+    <w:p>
+      <w:r>
+        <w:t>________________________________________________________________</w:t>
+      </w:r>
+    </w:p>
+    <w:p>
+      <w:r>
+        <w:t>________________________________________________________________</w:t>
+      </w:r>
+    </w:p>
+    <w:p>
+      <w:r>
+        <w:t>________________________________________________________________</w:t>
+      </w:r>
+    </w:p>
+    <w:p>
+      <w:r>
+        <w:t>________________________________________________________________</w:t>
+      </w:r>
+    </w:p>
     <w:sectPr>
       <w:pgSz w:w="12240" w:h="15840"/>
       <w:pgMar w:top="936" w:right="1008" w:bottom="936" w:left="1008" w:header="720" w:footer="720" w:gutter="0"/>

--- a/downloads/workbook/ai-4-week-22.docx
+++ b/downloads/workbook/ai-4-week-22.docx
@@ -1464,6 +1464,248 @@
         <w:t>________________________________________________________________</w:t>
       </w:r>
     </w:p>
+    <w:p>
+      <w:pPr>
+        <w:pStyle w:val="Heading1"/>
+      </w:pPr>
+      <w:r>
+        <w:t>20. Supported practice and learning evidence</w:t>
+      </w:r>
+    </w:p>
+    <w:p>
+      <w:r>
+        <w:t>Use this supported practice once, in the browser or on paper. Keep the reserved independent assessment for a separate first attempt before teacher feedback.</w:t>
+      </w:r>
+    </w:p>
+    <w:p>
+      <w:r>
+        <w:t>Fit a toy growth line from training pairs, then leave evaluation labels out of fitting.</w:t>
+      </w:r>
+    </w:p>
+    <w:p>
+      <w:pPr>
+        <w:pStyle w:val="Heading3"/>
+      </w:pPr>
+      <w:r>
+        <w:t>Practice 1: explain the deciding evidence</w:t>
+      </w:r>
+    </w:p>
+    <w:p>
+      <w:r>
+        <w:t>Which labelled step matches this detail? At day3 predict7 versus observed6: absolute error1 cm.</w:t>
+      </w:r>
+    </w:p>
+    <w:p>
+      <w:r>
+        <w:t>1. Select line</w:t>
+      </w:r>
+    </w:p>
+    <w:p>
+      <w:r>
+        <w:t>2. Calculate training fit</w:t>
+      </w:r>
+    </w:p>
+    <w:p>
+      <w:r>
+        <w:t>3. Evaluate once</w:t>
+      </w:r>
+    </w:p>
+    <w:p>
+      <w:pPr>
+        <w:pStyle w:val="Heading3"/>
+      </w:pPr>
+      <w:r>
+        <w:t>My selected conclusion, deciding fact and explanation</w:t>
+      </w:r>
+    </w:p>
+    <w:p>
+      <w:r>
+        <w:t>________________________________________________________________</w:t>
+      </w:r>
+    </w:p>
+    <w:p>
+      <w:r>
+        <w:t>________________________________________________________________</w:t>
+      </w:r>
+    </w:p>
+    <w:p>
+      <w:r>
+        <w:t>________________________________________________________________</w:t>
+      </w:r>
+    </w:p>
+    <w:p>
+      <w:r>
+        <w:t>________________________________________________________________</w:t>
+      </w:r>
+    </w:p>
+    <w:p>
+      <w:r>
+        <w:t>________________________________________________________________</w:t>
+      </w:r>
+    </w:p>
+    <w:p>
+      <w:r>
+        <w:t>Hint if needed: Read the steps in the pictorial case. Match the supplied detail to the stage that performs or records it.</w:t>
+      </w:r>
+    </w:p>
+    <w:p>
+      <w:r>
+        <w:t>After your attempt, compare with the supported explanation: Evaluate once At day3 predict7 versus observed6: absolute error1 cm. Read the picture in order. At day3 predict7 versus observed6: absolute error1 cm. The arrows show which recorded input or intermediate result each decision uses. Explain the deciding step aloud before checking the changed case; pointing to the final answer alone does not show how it follows.</w:t>
+      </w:r>
+    </w:p>
+    <w:p>
+      <w:pPr>
+        <w:pStyle w:val="Heading3"/>
+      </w:pPr>
+      <w:r>
+        <w:t>Practice 2: explain the deciding evidence</w:t>
+      </w:r>
+    </w:p>
+    <w:p>
+      <w:r>
+        <w:t>Changed-case practice: Evaluation observation becomes8 instead of6. Which conclusion is supported by the supplied facts?</w:t>
+      </w:r>
+    </w:p>
+    <w:p>
+      <w:r>
+        <w:t>1. We can decide the result without examining the changed input or the procedure.</w:t>
+      </w:r>
+    </w:p>
+    <w:p>
+      <w:r>
+        <w:t>2. This one example guarantees correct results for every future input.</w:t>
+      </w:r>
+    </w:p>
+    <w:p>
+      <w:r>
+        <w:t>3. Absolute evaluation error stays1 cm, but residual changes from-1 to+1.</w:t>
+      </w:r>
+    </w:p>
+    <w:p>
+      <w:pPr>
+        <w:pStyle w:val="Heading3"/>
+      </w:pPr>
+      <w:r>
+        <w:t>My selected conclusion, deciding fact and explanation</w:t>
+      </w:r>
+    </w:p>
+    <w:p>
+      <w:r>
+        <w:t>________________________________________________________________</w:t>
+      </w:r>
+    </w:p>
+    <w:p>
+      <w:r>
+        <w:t>________________________________________________________________</w:t>
+      </w:r>
+    </w:p>
+    <w:p>
+      <w:r>
+        <w:t>________________________________________________________________</w:t>
+      </w:r>
+    </w:p>
+    <w:p>
+      <w:r>
+        <w:t>________________________________________________________________</w:t>
+      </w:r>
+    </w:p>
+    <w:p>
+      <w:r>
+        <w:t>________________________________________________________________</w:t>
+      </w:r>
+    </w:p>
+    <w:p>
+      <w:r>
+        <w:t>Hint if needed: Use the changed condition and the deciding step in the pictorial trace. The answer must say what follows from those facts.</w:t>
+      </w:r>
+    </w:p>
+    <w:p>
+      <w:r>
+        <w:t>After your attempt, compare with the supported explanation: Absolute evaluation error stays1 cm, but residual changes from-1 to+1. Prediction7 remains frozen; changed observation8 reverses the error direction.</w:t>
+      </w:r>
+    </w:p>
+    <w:p>
+      <w:pPr>
+        <w:pStyle w:val="Heading3"/>
+      </w:pPr>
+      <w:r>
+        <w:t>Repair a missing building block</w:t>
+      </w:r>
+    </w:p>
+    <w:p>
+      <w:r>
+        <w:t>Review Absolute Error and MAE (ai-4/21). Goal: Calculate MAE MSE and RMSE. Short practice: Why is quoting MSE as4.67 cm misleading? Point to the relevant step in the picture, then write the changed result and the rule or evidence that supports it.. Return to this week and explain what you changed.</w:t>
+      </w:r>
+    </w:p>
+    <w:p>
+      <w:r>
+        <w:t>Review Regression and Residuals (ai-4/19). Goal: Distinguish numeric prediction from classification. Short practice: Which statistic reveals the size of errors without cancellation? Point to the relevant step in the picture, then write the changed result and the rule or evidence that supports it.. Return to this week and explain what you changed.</w:t>
+      </w:r>
+    </w:p>
+    <w:p>
+      <w:r>
+        <w:t>Review Accuracy and Imbalance (ai-4/16). Goal: Explain why overall accuracy can hide failure on a less common class. Short practice: Why can the 90% baseline still be unsuitable for a detection task? Point to the relevant step in the picture, then write the changed result and the rule or evidence that supports it.. Return to this week and explain what you changed.</w:t>
+      </w:r>
+    </w:p>
+    <w:p>
+      <w:pPr>
+        <w:pStyle w:val="Heading3"/>
+      </w:pPr>
+      <w:r>
+        <w:t>Predict, run and debug</w:t>
+      </w:r>
+    </w:p>
+    <w:p>
+      <w:r>
+        <w:t>The browser lab lets you edit the supported Python examples already included in this lesson. Predict first, run, inspect the actual output or error, change one input, then run again. Keep code, predictions, actual results and a reasoned revision together. On paper, label your result as a trace rather than an execution.</w:t>
+      </w:r>
+    </w:p>
+    <w:p>
+      <w:pPr>
+        <w:pStyle w:val="Heading3"/>
+      </w:pPr>
+      <w:r>
+        <w:t>Keep your completed work</w:t>
+      </w:r>
+    </w:p>
+    <w:p>
+      <w:r>
+        <w:t>Use Download completed work in the hosted lesson to export your answers, reflections, practice feedback and code-run evidence. Open the HTML copy to read or print it. Drafts stay in this browser when storage is available; clear drafts on a shared device.</w:t>
+      </w:r>
+    </w:p>
+    <w:p>
+      <w:pPr>
+        <w:pStyle w:val="Heading3"/>
+      </w:pPr>
+      <w:r>
+        <w:t>What I repaired, the evidence I kept and the next test</w:t>
+      </w:r>
+    </w:p>
+    <w:p>
+      <w:r>
+        <w:t>________________________________________________________________</w:t>
+      </w:r>
+    </w:p>
+    <w:p>
+      <w:r>
+        <w:t>________________________________________________________________</w:t>
+      </w:r>
+    </w:p>
+    <w:p>
+      <w:r>
+        <w:t>________________________________________________________________</w:t>
+      </w:r>
+    </w:p>
+    <w:p>
+      <w:r>
+        <w:t>________________________________________________________________</w:t>
+      </w:r>
+    </w:p>
+    <w:p>
+      <w:r>
+        <w:t>________________________________________________________________</w:t>
+      </w:r>
+    </w:p>
     <w:sectPr>
       <w:pgSz w:w="12240" w:h="15840"/>
       <w:pgMar w:top="936" w:right="1008" w:bottom="936" w:left="1008" w:header="720" w:footer="720" w:gutter="0"/>

--- a/downloads/workbook/ai-4-week-22.docx
+++ b/downloads/workbook/ai-4-week-22.docx
@@ -30,6 +30,17 @@
     </w:p>
     <w:p>
       <w:r>
+        <w:t>Record your starting explanation for Train a Regression Model before opening notes. Show any later correction separately.</w:t>
+      </w:r>
+    </w:p>
+    <w:p>
+      <w:pPr>
+        <w:spacing w:line="336" w:lineRule="auto" w:after="180"/>
+      </w:pPr>
+      <w:r>
+        <w:rPr>
+          <w:b w:val="0"/>
+        </w:rPr>
         <w:t>Try the recall before opening notes. Then use a different colour or a labelled second line to correct your explanation.</w:t>
       </w:r>
     </w:p>
@@ -42,7 +53,13 @@
       </w:r>
     </w:p>
     <w:p>
-      <w:r>
+      <w:pPr>
+        <w:spacing w:line="336" w:lineRule="auto" w:after="180"/>
+      </w:pPr>
+      <w:r>
+        <w:rPr>
+          <w:b w:val="0"/>
+        </w:rPr>
         <w:t>Without opening the old lesson, explain one key idea from Absolute Error and MAE. Give an example and a mistake that the idea helps you avoid.</w:t>
       </w:r>
     </w:p>
@@ -78,7 +95,13 @@
       </w:r>
     </w:p>
     <w:p>
-      <w:r>
+      <w:pPr>
+        <w:spacing w:line="336" w:lineRule="auto" w:after="180"/>
+      </w:pPr>
+      <w:r>
+        <w:rPr>
+          <w:b w:val="0"/>
+        </w:rPr>
         <w:t>Without opening the old lesson, explain one key idea from Regression and Residuals. Give an example and a mistake that the idea helps you avoid.</w:t>
       </w:r>
     </w:p>
@@ -114,7 +137,13 @@
       </w:r>
     </w:p>
     <w:p>
-      <w:r>
+      <w:pPr>
+        <w:spacing w:line="336" w:lineRule="auto" w:after="180"/>
+      </w:pPr>
+      <w:r>
+        <w:rPr>
+          <w:b w:val="0"/>
+        </w:rPr>
         <w:t>Without opening the old lesson, explain one key idea from Accuracy and Imbalance. Give an example and a mistake that the idea helps you avoid.</w:t>
       </w:r>
     </w:p>
@@ -151,7 +180,30 @@
     </w:p>
     <w:p>
       <w:r>
-        <w:t>Use W2: Score validation for Fitting a line. Record the answer once; the lesson and workbook refer to the same attempt.</w:t>
+        <w:t>Complete the supported Train a Regression Model trace and record the first step you can explain without help.</w:t>
+      </w:r>
+    </w:p>
+    <w:p>
+      <w:pPr>
+        <w:spacing w:line="336" w:lineRule="auto" w:after="180"/>
+      </w:pPr>
+      <w:r>
+        <w:rPr>
+          <w:b w:val="0"/>
+        </w:rPr>
+        <w:t xml:space="preserve">Use W2: Score validation for </w:t>
+      </w:r>
+      <w:r>
+        <w:rPr>
+          <w:b/>
+        </w:rPr>
+        <w:t>Fitting</w:t>
+      </w:r>
+      <w:r>
+        <w:rPr>
+          <w:b w:val="0"/>
+        </w:rPr>
+        <w:t xml:space="preserve"> a line. Record the answer once; the lesson and workbook refer to the same attempt.</w:t>
       </w:r>
     </w:p>
     <w:tbl>
@@ -279,7 +331,30 @@
     </w:p>
     <w:p>
       <w:r>
-        <w:t>Use the worked case for Fitting a line. Proposed explanation: “A final answer is enough”. Decide whether this explanation is supported. Point to the step or supplied fact that decides; explain your repair if needed.</w:t>
+        <w:t>Check the proposed Train a Regression Model explanation against the supplied facts before discussing it.</w:t>
+      </w:r>
+    </w:p>
+    <w:p>
+      <w:pPr>
+        <w:spacing w:line="336" w:lineRule="auto" w:after="180"/>
+      </w:pPr>
+      <w:r>
+        <w:rPr>
+          <w:b w:val="0"/>
+        </w:rPr>
+        <w:t xml:space="preserve">Use the worked case for </w:t>
+      </w:r>
+      <w:r>
+        <w:rPr>
+          <w:b/>
+        </w:rPr>
+        <w:t>Fitting</w:t>
+      </w:r>
+      <w:r>
+        <w:rPr>
+          <w:b w:val="0"/>
+        </w:rPr>
+        <w:t xml:space="preserve"> a line. Proposed explanation: “A final answer is enough”. Decide whether this explanation is supported. Point to the step or supplied fact that decides; explain your repair if needed.</w:t>
       </w:r>
     </w:p>
     <w:p>
@@ -319,6 +394,11 @@
       </w:r>
     </w:p>
     <w:p>
+      <w:r>
+        <w:t>Write one first attempt at the reserved independent case before feedback. Repeated copies of that case refer to the same recorded attempt.</w:t>
+      </w:r>
+    </w:p>
+    <w:p>
       <w:pPr>
         <w:pStyle w:val="Heading3"/>
       </w:pPr>
@@ -327,8 +407,20 @@
       </w:r>
     </w:p>
     <w:p>
-      <w:r>
-        <w:t>Training (0, 2),(1, 5),(2, 8). Candidates m 2 b 2, m 3 b 1, m 3 b 2. Select by SSE, then score (3, 10),(4, 15) with MAE.</w:t>
+      <w:pPr>
+        <w:spacing w:line="336" w:lineRule="auto" w:after="180"/>
+      </w:pPr>
+      <w:r>
+        <w:rPr>
+          <w:b/>
+        </w:rPr>
+        <w:t>Training</w:t>
+      </w:r>
+      <w:r>
+        <w:rPr>
+          <w:b w:val="0"/>
+        </w:rPr>
+        <w:t xml:space="preserve"> (0, 2),(1, 5),(2, 8). Candidates m 2 b 2, m 3 b 1, m 3 b 2. Select by SSE, then score (3, 10),(4, 15) with MAE.</w:t>
       </w:r>
     </w:p>
     <w:p>
@@ -375,7 +467,13 @@
       </w:r>
     </w:p>
     <w:p>
-      <w:r>
+      <w:pPr>
+        <w:spacing w:line="336" w:lineRule="auto" w:after="180"/>
+      </w:pPr>
+      <w:r>
+        <w:rPr>
+          <w:b w:val="0"/>
+        </w:rPr>
         <w:t>Attempt this case before feedback. Record any help. Earlier examples below are further practice; a case already practised with feedback cannot establish fresh transfer.</w:t>
       </w:r>
     </w:p>
@@ -389,7 +487,36 @@
     </w:p>
     <w:p>
       <w:r>
-        <w:t>Training points (x,y)=(1,3),(2,5),(3,7). Compare y=x+1 and y=2x+1 by training MAE; select one, then predict held-out x=4, actual=10. Explain what was fitted.</w:t>
+        <w:t>Connect the Train a Regression Model target to a trace and a justified conclusion.</w:t>
+      </w:r>
+    </w:p>
+    <w:p>
+      <w:pPr>
+        <w:spacing w:line="336" w:lineRule="auto" w:after="180"/>
+      </w:pPr>
+      <w:r>
+        <w:rPr>
+          <w:b/>
+        </w:rPr>
+        <w:t>Training</w:t>
+      </w:r>
+      <w:r>
+        <w:rPr>
+          <w:b w:val="0"/>
+        </w:rPr>
+        <w:t xml:space="preserve"> points (x,y)=(1,3),(2,5),(3,7). Compare y=x+1 and y=2x+1 by </w:t>
+      </w:r>
+      <w:r>
+        <w:rPr>
+          <w:b/>
+        </w:rPr>
+        <w:t>training</w:t>
+      </w:r>
+      <w:r>
+        <w:rPr>
+          <w:b w:val="0"/>
+        </w:rPr>
+        <w:t xml:space="preserve"> MAE; select one, then predict held-out x=4, actual=10. Explain what was fitted.</w:t>
       </w:r>
     </w:p>
     <w:p>
@@ -402,17 +529,58 @@
     </w:p>
     <w:p>
       <w:r>
-        <w:t>Supplied fitted rule: height=2 times age+1. Held-out observations are (3,8),(4,9).</w:t>
-      </w:r>
-    </w:p>
-    <w:p>
-      <w:r>
+        <w:t>Solve the supplied Train a Regression Model case and show the deciding evidence.</w:t>
+      </w:r>
+    </w:p>
+    <w:p>
+      <w:pPr>
+        <w:spacing w:line="336" w:lineRule="auto" w:after="180"/>
+      </w:pPr>
+      <w:r>
+        <w:rPr>
+          <w:b w:val="0"/>
+        </w:rPr>
+        <w:t xml:space="preserve">Supplied fitted rule: height=2 times age+1. Held-out </w:t>
+      </w:r>
+      <w:r>
+        <w:rPr>
+          <w:b/>
+        </w:rPr>
+        <w:t>observation</w:t>
+      </w:r>
+      <w:r>
+        <w:rPr>
+          <w:b w:val="0"/>
+        </w:rPr>
+        <w:t>s are (3,8),(4,9).</w:t>
+      </w:r>
+    </w:p>
+    <w:p>
+      <w:pPr>
+        <w:spacing w:line="336" w:lineRule="auto" w:after="180"/>
+      </w:pPr>
+      <w:r>
+        <w:rPr>
+          <w:b w:val="0"/>
+        </w:rPr>
         <w:t>Predict and evaluate; distinguish inference.</w:t>
       </w:r>
     </w:p>
     <w:p>
-      <w:r>
-        <w:t>Show your trace, calculation or evidence</w:t>
+      <w:pPr>
+        <w:spacing w:line="336" w:lineRule="auto" w:after="180"/>
+      </w:pPr>
+      <w:r>
+        <w:rPr>
+          <w:b w:val="0"/>
+        </w:rPr>
+        <w:t xml:space="preserve">Show your trace, calculation or </w:t>
+      </w:r>
+      <w:r>
+        <w:rPr>
+          <w:b/>
+        </w:rPr>
+        <w:t>evidence</w:t>
       </w:r>
     </w:p>
     <w:p>
@@ -458,11 +626,41 @@
     </w:p>
     <w:p>
       <w:r>
-        <w:t>A regression model has validation MAE 2.4 cm; a training-mean baseline has validation MAE 2.0 cm on the same examples. Which performs better on this metric?</w:t>
-      </w:r>
-    </w:p>
-    <w:p>
-      <w:r>
+        <w:t>Apply the procedure to the changed case and record why the conclusion follows.</w:t>
+      </w:r>
+    </w:p>
+    <w:p>
+      <w:pPr>
+        <w:spacing w:line="336" w:lineRule="auto" w:after="180"/>
+        <w:shd w:fill="F5F1FB"/>
+      </w:pPr>
+      <w:r>
+        <w:rPr>
+          <w:b w:val="0"/>
+        </w:rPr>
+        <w:t xml:space="preserve">A regression model has validation MAE 2.4 cm; a </w:t>
+      </w:r>
+      <w:r>
+        <w:rPr>
+          <w:b/>
+        </w:rPr>
+        <w:t>training</w:t>
+      </w:r>
+      <w:r>
+        <w:rPr>
+          <w:b w:val="0"/>
+        </w:rPr>
+        <w:t>-mean baseline has validation MAE 2.0 cm on the same examples. Which performs better on this metric?</w:t>
+      </w:r>
+    </w:p>
+    <w:p>
+      <w:pPr>
+        <w:spacing w:line="336" w:lineRule="auto" w:after="180"/>
+      </w:pPr>
+      <w:r>
+        <w:rPr>
+          <w:b w:val="0"/>
+        </w:rPr>
         <w:t>My independent answer and reason</w:t>
       </w:r>
     </w:p>
@@ -517,7 +715,30 @@
     </w:p>
     <w:p>
       <w:r>
-        <w:t>Create a changed input, boundary case or missing-information case. Write the expected answer or safe response before testing.</w:t>
+        <w:t>Specify a changed input, expected result and observation separately.</w:t>
+      </w:r>
+    </w:p>
+    <w:p>
+      <w:pPr>
+        <w:spacing w:line="336" w:lineRule="auto" w:after="180"/>
+      </w:pPr>
+      <w:r>
+        <w:rPr>
+          <w:b w:val="0"/>
+        </w:rPr>
+        <w:t xml:space="preserve">Create a changed </w:t>
+      </w:r>
+      <w:r>
+        <w:rPr>
+          <w:b/>
+        </w:rPr>
+        <w:t>input</w:t>
+      </w:r>
+      <w:r>
+        <w:rPr>
+          <w:b w:val="0"/>
+        </w:rPr>
+        <w:t>, boundary case or missing-information case. Write the expected answer or safe response before testing.</w:t>
       </w:r>
     </w:p>
     <w:tbl>
@@ -646,12 +867,41 @@
     </w:p>
     <w:p>
       <w:r>
+        <w:t>Justify what Train a Regression Model adds to Responsible Plant Classifier and keep the evidence.</w:t>
+      </w:r>
+    </w:p>
+    <w:p>
+      <w:pPr>
+        <w:spacing w:line="336" w:lineRule="auto" w:after="180"/>
+      </w:pPr>
+      <w:r>
+        <w:rPr>
+          <w:b w:val="0"/>
+        </w:rPr>
         <w:t>Add the regression experiment to the project appendix only as a separate, clearly limited model.</w:t>
       </w:r>
     </w:p>
     <w:p>
-      <w:r>
-        <w:t>The project change and evidence I will keep</w:t>
+      <w:pPr>
+        <w:spacing w:line="336" w:lineRule="auto" w:after="180"/>
+      </w:pPr>
+      <w:r>
+        <w:rPr>
+          <w:b w:val="0"/>
+        </w:rPr>
+        <w:t xml:space="preserve">The project change and </w:t>
+      </w:r>
+      <w:r>
+        <w:rPr>
+          <w:b/>
+        </w:rPr>
+        <w:t>evidence</w:t>
+      </w:r>
+      <w:r>
+        <w:rPr>
+          <w:b w:val="0"/>
+        </w:rPr>
+        <w:t xml:space="preserve"> I will keep</w:t>
       </w:r>
     </w:p>
     <w:p>
@@ -697,11 +947,54 @@
     </w:p>
     <w:p>
       <w:r>
-        <w:t>I can explain the mechanism. I can show evidence. I can handle a changed case. I can name a limit. Mark each as not yet, with help or independently, and attach supporting work.</w:t>
-      </w:r>
-    </w:p>
-    <w:p>
-      <w:r>
+        <w:t>Judge explanation, evidence, transfer and limits separately; attach the work behind your judgement.</w:t>
+      </w:r>
+    </w:p>
+    <w:p>
+      <w:pPr>
+        <w:pStyle w:val="ListBullet"/>
+      </w:pPr>
+      <w:r>
+        <w:t>I can explain the mechanism.</w:t>
+      </w:r>
+    </w:p>
+    <w:p>
+      <w:pPr>
+        <w:pStyle w:val="ListBullet"/>
+      </w:pPr>
+      <w:r>
+        <w:t>I can show evidence.</w:t>
+      </w:r>
+    </w:p>
+    <w:p>
+      <w:pPr>
+        <w:pStyle w:val="ListBullet"/>
+      </w:pPr>
+      <w:r>
+        <w:t>I can handle a changed case.</w:t>
+      </w:r>
+    </w:p>
+    <w:p>
+      <w:pPr>
+        <w:pStyle w:val="ListBullet"/>
+      </w:pPr>
+      <w:r>
+        <w:t>I can name a limit.</w:t>
+      </w:r>
+    </w:p>
+    <w:p>
+      <w:r>
+        <w:t>Mark each as not yet, with help or independently, and attach supporting work.</w:t>
+      </w:r>
+    </w:p>
+    <w:p>
+      <w:pPr>
+        <w:spacing w:line="336" w:lineRule="auto" w:after="180"/>
+      </w:pPr>
+      <w:r>
+        <w:rPr>
+          <w:b w:val="0"/>
+        </w:rPr>
         <w:t>Teacher review ____________________  Next step ____________________</w:t>
       </w:r>
     </w:p>
@@ -715,7 +1008,36 @@
     </w:p>
     <w:p>
       <w:r>
-        <w:t>Training points (x,y)=(1,3),(2,5),(3,7). Compare y=x+1 and y=2x+1 by training MAE; select one, then predict held-out x=4, actual=10. Explain what was fitted.</w:t>
+        <w:t>Use this earlier case as transfer practice. A case already discussed with feedback is not fresh assessment evidence.</w:t>
+      </w:r>
+    </w:p>
+    <w:p>
+      <w:pPr>
+        <w:spacing w:line="336" w:lineRule="auto" w:after="180"/>
+      </w:pPr>
+      <w:r>
+        <w:rPr>
+          <w:b/>
+        </w:rPr>
+        <w:t>Training</w:t>
+      </w:r>
+      <w:r>
+        <w:rPr>
+          <w:b w:val="0"/>
+        </w:rPr>
+        <w:t xml:space="preserve"> points (x,y)=(1,3),(2,5),(3,7). Compare y=x+1 and y=2x+1 by </w:t>
+      </w:r>
+      <w:r>
+        <w:rPr>
+          <w:b/>
+        </w:rPr>
+        <w:t>training</w:t>
+      </w:r>
+      <w:r>
+        <w:rPr>
+          <w:b w:val="0"/>
+        </w:rPr>
+        <w:t xml:space="preserve"> MAE; select one, then predict held-out x=4, actual=10. Explain what was fitted.</w:t>
       </w:r>
     </w:p>
     <w:p>
@@ -762,7 +1084,13 @@
       </w:r>
     </w:p>
     <w:p>
-      <w:r>
+      <w:pPr>
+        <w:spacing w:line="336" w:lineRule="auto" w:after="180"/>
+      </w:pPr>
+      <w:r>
+        <w:rPr>
+          <w:b w:val="0"/>
+        </w:rPr>
         <w:t>Record support used: none, hint or teacher explanation.</w:t>
       </w:r>
     </w:p>
@@ -776,7 +1104,30 @@
     </w:p>
     <w:p>
       <w:r>
-        <w:t>Give the three training SSE values and selected line.</w:t>
+        <w:t>Trace candidates. Apply the supplied Train a Regression Model facts and keep your reasoning.</w:t>
+      </w:r>
+    </w:p>
+    <w:p>
+      <w:pPr>
+        <w:spacing w:line="336" w:lineRule="auto" w:after="180"/>
+      </w:pPr>
+      <w:r>
+        <w:rPr>
+          <w:b w:val="0"/>
+        </w:rPr>
+        <w:t xml:space="preserve">Give the three </w:t>
+      </w:r>
+      <w:r>
+        <w:rPr>
+          <w:b/>
+        </w:rPr>
+        <w:t>training</w:t>
+      </w:r>
+      <w:r>
+        <w:rPr>
+          <w:b w:val="0"/>
+        </w:rPr>
+        <w:t xml:space="preserve"> SSE values and selected line.</w:t>
       </w:r>
     </w:p>
     <w:p>
@@ -827,6 +1178,17 @@
     </w:p>
     <w:p>
       <w:r>
+        <w:t>Score validation. Apply the supplied Train a Regression Model facts and keep your reasoning.</w:t>
+      </w:r>
+    </w:p>
+    <w:p>
+      <w:pPr>
+        <w:spacing w:line="336" w:lineRule="auto" w:after="180"/>
+      </w:pPr>
+      <w:r>
+        <w:rPr>
+          <w:b w:val="0"/>
+        </w:rPr>
         <w:t>Predict at x 3 and x 4 and calculate MAE/MSE.</w:t>
       </w:r>
     </w:p>
@@ -878,7 +1240,30 @@
     </w:p>
     <w:p>
       <w:r>
-        <w:t>Fit the training constant and score it on validation.</w:t>
+        <w:t>Compare the baseline. Apply the supplied Train a Regression Model facts and keep your reasoning.</w:t>
+      </w:r>
+    </w:p>
+    <w:p>
+      <w:pPr>
+        <w:spacing w:line="336" w:lineRule="auto" w:after="180"/>
+      </w:pPr>
+      <w:r>
+        <w:rPr>
+          <w:b w:val="0"/>
+        </w:rPr>
+        <w:t xml:space="preserve">Fit the </w:t>
+      </w:r>
+      <w:r>
+        <w:rPr>
+          <w:b/>
+        </w:rPr>
+        <w:t>training</w:t>
+      </w:r>
+      <w:r>
+        <w:rPr>
+          <w:b w:val="0"/>
+        </w:rPr>
+        <w:t xml:space="preserve"> constant and score it on validation.</w:t>
       </w:r>
     </w:p>
     <w:p>
@@ -929,7 +1314,24 @@
     </w:p>
     <w:p>
       <w:r>
-        <w:t>Training (0, 2),(1, 5),(2, 8). Candidates m 2 b 2, m 3 b 1, m 3 b 2. Select by SSE, then score (3, 10),(4, 15) with MAE.</w:t>
+        <w:t>Attempt before feedback. If this repeats the selected independent case, reuse that first attempt; otherwise keep a separate record. Apply independently. Apply the supplied Train a Regression Model facts and keep your reasoning.</w:t>
+      </w:r>
+    </w:p>
+    <w:p>
+      <w:pPr>
+        <w:spacing w:line="336" w:lineRule="auto" w:after="180"/>
+      </w:pPr>
+      <w:r>
+        <w:rPr>
+          <w:b/>
+        </w:rPr>
+        <w:t>Training</w:t>
+      </w:r>
+      <w:r>
+        <w:rPr>
+          <w:b w:val="0"/>
+        </w:rPr>
+        <w:t xml:space="preserve"> (0, 2),(1, 5),(2, 8). Candidates m 2 b 2, m 3 b 1, m 3 b 2. Select by SSE, then score (3, 10),(4, 15) with MAE.</w:t>
       </w:r>
     </w:p>
     <w:p>
@@ -990,7 +1392,43 @@
     </w:p>
     <w:p>
       <w:r>
-        <w:t>Why is an exact training line not proof of correct predictions at x 100?</w:t>
+        <w:t>Limit extrapolation. Apply the supplied Train a Regression Model facts and keep your reasoning.</w:t>
+      </w:r>
+    </w:p>
+    <w:p>
+      <w:pPr>
+        <w:spacing w:line="336" w:lineRule="auto" w:after="180"/>
+        <w:shd w:fill="F5F1FB"/>
+      </w:pPr>
+      <w:r>
+        <w:rPr>
+          <w:b w:val="0"/>
+        </w:rPr>
+        <w:t xml:space="preserve">Why is an exact </w:t>
+      </w:r>
+      <w:r>
+        <w:rPr>
+          <w:b/>
+        </w:rPr>
+        <w:t>training</w:t>
+      </w:r>
+      <w:r>
+        <w:rPr>
+          <w:b w:val="0"/>
+        </w:rPr>
+        <w:t xml:space="preserve"> line not proof of correct </w:t>
+      </w:r>
+      <w:r>
+        <w:rPr>
+          <w:b/>
+        </w:rPr>
+        <w:t>prediction</w:t>
+      </w:r>
+      <w:r>
+        <w:rPr>
+          <w:b w:val="0"/>
+        </w:rPr>
+        <w:t>s at x 100?</w:t>
       </w:r>
     </w:p>
     <w:p>
@@ -1037,6 +1475,11 @@
       </w:pPr>
       <w:r>
         <w:t>17. Feedback, return check and learning record</w:t>
+      </w:r>
+    </w:p>
+    <w:p>
+      <w:r>
+        <w:t>Record the first repaired step and a different case to revisit after a delay.</w:t>
       </w:r>
     </w:p>
     <w:tbl>
@@ -1176,7 +1619,13 @@
       </w:tr>
     </w:tbl>
     <w:p>
-      <w:r>
+      <w:pPr>
+        <w:spacing w:line="336" w:lineRule="auto" w:after="180"/>
+      </w:pPr>
+      <w:r>
+        <w:rPr>
+          <w:b w:val="0"/>
+        </w:rPr>
         <w:t>Revisit this idea with your teacher after a delay. Familiarity is different from explaining and using it on a changed case.</w:t>
       </w:r>
     </w:p>
@@ -1190,17 +1639,82 @@
     </w:p>
     <w:p>
       <w:r>
-        <w:t>Fit a toy growth line from training pairs, then leave evaluation labels out of fitting.</w:t>
-      </w:r>
-    </w:p>
-    <w:p>
-      <w:r>
-        <w:t>Training(day, height):(0, 1),(1, 3),(2, 5). Candidates y=2x+1 and y=x+1. Evaluation pair:(3, 6).</w:t>
-      </w:r>
-    </w:p>
-    <w:p>
-      <w:r>
-        <w:t>All inputs and outcomes in this worked example are invented classroom data; no real model run is claimed.</w:t>
+        <w:t>Fit a toy growth line from training pairs, then leave evaluation labels out of fitting. Explain the labelled step before checking the changed condition.</w:t>
+      </w:r>
+    </w:p>
+    <w:p>
+      <w:pPr>
+        <w:spacing w:line="336" w:lineRule="auto" w:after="180"/>
+      </w:pPr>
+      <w:r>
+        <w:rPr>
+          <w:b w:val="0"/>
+        </w:rPr>
+        <w:t xml:space="preserve">Fit a toy growth line from </w:t>
+      </w:r>
+      <w:r>
+        <w:rPr>
+          <w:b/>
+        </w:rPr>
+        <w:t>training</w:t>
+      </w:r>
+      <w:r>
+        <w:rPr>
+          <w:b w:val="0"/>
+        </w:rPr>
+        <w:t xml:space="preserve"> pairs, then leave evaluation labels out of </w:t>
+      </w:r>
+      <w:r>
+        <w:rPr>
+          <w:b/>
+        </w:rPr>
+        <w:t>fitting</w:t>
+      </w:r>
+      <w:r>
+        <w:rPr>
+          <w:b w:val="0"/>
+        </w:rPr>
+        <w:t>.</w:t>
+      </w:r>
+    </w:p>
+    <w:p>
+      <w:pPr>
+        <w:spacing w:line="336" w:lineRule="auto" w:after="180"/>
+      </w:pPr>
+      <w:r>
+        <w:rPr>
+          <w:b/>
+        </w:rPr>
+        <w:t>Training</w:t>
+      </w:r>
+      <w:r>
+        <w:rPr>
+          <w:b w:val="0"/>
+        </w:rPr>
+        <w:t>(day, height):(0, 1),(1, 3),(2, 5). Candidates y=2x+1 and y=x+1. Evaluation pair:(3, 6).</w:t>
+      </w:r>
+    </w:p>
+    <w:p>
+      <w:pPr>
+        <w:spacing w:line="336" w:lineRule="auto" w:after="180"/>
+      </w:pPr>
+      <w:r>
+        <w:rPr>
+          <w:b w:val="0"/>
+        </w:rPr>
+        <w:t xml:space="preserve">All </w:t>
+      </w:r>
+      <w:r>
+        <w:rPr>
+          <w:b/>
+        </w:rPr>
+        <w:t>input</w:t>
+      </w:r>
+      <w:r>
+        <w:rPr>
+          <w:b w:val="0"/>
+        </w:rPr>
+        <w:t>s and outcomes in this worked example are invented classroom data; no real model run is claimed.</w:t>
       </w:r>
     </w:p>
     <w:p>
@@ -1240,8 +1754,26 @@
       </w:r>
     </w:p>
     <w:p>
-      <w:r>
-        <w:t>May day3’s evaluation label choose the candidate line? Point to the relevant step in the picture, then write the changed result and the rule or evidence that supports it.</w:t>
+      <w:pPr>
+        <w:spacing w:line="336" w:lineRule="auto" w:after="180"/>
+      </w:pPr>
+      <w:r>
+        <w:rPr>
+          <w:b w:val="0"/>
+        </w:rPr>
+        <w:t xml:space="preserve">May day3’s evaluation label choose the candidate line? Point to the relevant step in the picture, then write the changed result and the rule or </w:t>
+      </w:r>
+      <w:r>
+        <w:rPr>
+          <w:b/>
+        </w:rPr>
+        <w:t>evidence</w:t>
+      </w:r>
+      <w:r>
+        <w:rPr>
+          <w:b w:val="0"/>
+        </w:rPr>
+        <w:t xml:space="preserve"> that supports it.</w:t>
       </w:r>
     </w:p>
     <w:p>
@@ -1283,13 +1815,69 @@
       </w:r>
     </w:p>
     <w:p>
-      <w:r>
-        <w:t>Support used: alone / hint / worked example. This record is practice evidence.</w:t>
-      </w:r>
-    </w:p>
-    <w:p>
-      <w:r>
-        <w:t>Project connection: For your Responsible Plant Classifier, save the input, procedure, observed result and limitation of this check. Label this worked example as practice; use a different, previously unreviewed case when checking independent understanding.</w:t>
+      <w:pPr>
+        <w:pStyle w:val="Heading3"/>
+      </w:pPr>
+      <w:r>
+        <w:t>Record the help used</w:t>
+      </w:r>
+    </w:p>
+    <w:p>
+      <w:pPr>
+        <w:spacing w:line="336" w:lineRule="auto" w:after="180"/>
+        <w:shd w:fill="F1F6F8"/>
+      </w:pPr>
+      <w:r>
+        <w:rPr>
+          <w:b w:val="0"/>
+        </w:rPr>
+        <w:t xml:space="preserve">Support used: alone / hint / worked example. This record is practice </w:t>
+      </w:r>
+      <w:r>
+        <w:rPr>
+          <w:b/>
+        </w:rPr>
+        <w:t>evidence</w:t>
+      </w:r>
+      <w:r>
+        <w:rPr>
+          <w:b w:val="0"/>
+        </w:rPr>
+        <w:t>.</w:t>
+      </w:r>
+    </w:p>
+    <w:p>
+      <w:pPr>
+        <w:spacing w:line="336" w:lineRule="auto" w:after="180"/>
+      </w:pPr>
+      <w:r>
+        <w:rPr>
+          <w:b w:val="0"/>
+        </w:rPr>
+        <w:t xml:space="preserve">Project connection: For your Responsible Plant Classifier, save the </w:t>
+      </w:r>
+      <w:r>
+        <w:rPr>
+          <w:b/>
+        </w:rPr>
+        <w:t>input</w:t>
+      </w:r>
+      <w:r>
+        <w:rPr>
+          <w:b w:val="0"/>
+        </w:rPr>
+        <w:t>, procedure, observed result and limitation of this check.</w:t>
+      </w:r>
+    </w:p>
+    <w:p>
+      <w:pPr>
+        <w:spacing w:line="336" w:lineRule="auto" w:after="180"/>
+      </w:pPr>
+      <w:r>
+        <w:rPr>
+          <w:b w:val="0"/>
+        </w:rPr>
+        <w:t>Label this worked example as practice; use a different, previously unreviewed case when checking independent understanding.</w:t>
       </w:r>
     </w:p>
     <w:p>
@@ -1302,17 +1890,63 @@
     </w:p>
     <w:p>
       <w:r>
+        <w:t>Keep this week’s input, deciding step, result and limit together in the Responsible Plant Classifier record.</w:t>
+      </w:r>
+    </w:p>
+    <w:p>
+      <w:pPr>
+        <w:spacing w:line="336" w:lineRule="auto" w:after="180"/>
+      </w:pPr>
+      <w:r>
+        <w:rPr>
+          <w:b w:val="0"/>
+        </w:rPr>
         <w:t>Project: Responsible Plant Classifier</w:t>
       </w:r>
     </w:p>
     <w:p>
-      <w:r>
+      <w:pPr>
+        <w:spacing w:line="336" w:lineRule="auto" w:after="180"/>
+      </w:pPr>
+      <w:r>
+        <w:rPr>
+          <w:b w:val="0"/>
+        </w:rPr>
         <w:t>Current milestone: Evaluate and revise. Compare with your starting method, explain errors and record a justified revision.</w:t>
       </w:r>
     </w:p>
     <w:p>
-      <w:r>
-        <w:t>For your Responsible Plant Classifier, save the input, procedure, observed result and limitation of this check. Label this worked example as practice; use a different, previously unreviewed case when checking independent understanding.</w:t>
+      <w:pPr>
+        <w:spacing w:line="336" w:lineRule="auto" w:after="180"/>
+      </w:pPr>
+      <w:r>
+        <w:rPr>
+          <w:b w:val="0"/>
+        </w:rPr>
+        <w:t xml:space="preserve">For your Responsible Plant Classifier, save the </w:t>
+      </w:r>
+      <w:r>
+        <w:rPr>
+          <w:b/>
+        </w:rPr>
+        <w:t>input</w:t>
+      </w:r>
+      <w:r>
+        <w:rPr>
+          <w:b w:val="0"/>
+        </w:rPr>
+        <w:t>, procedure, observed result and limitation of this check.</w:t>
+      </w:r>
+    </w:p>
+    <w:p>
+      <w:pPr>
+        <w:spacing w:line="336" w:lineRule="auto" w:after="180"/>
+      </w:pPr>
+      <w:r>
+        <w:rPr>
+          <w:b w:val="0"/>
+        </w:rPr>
+        <w:t>Label this worked example as practice; use a different, previously unreviewed case when checking independent understanding.</w:t>
       </w:r>
     </w:p>
     <w:tbl>
@@ -1474,12 +2108,53 @@
     </w:p>
     <w:p>
       <w:r>
+        <w:t>Try the supported questions before comparing with hints and feedback. Record what you repaired and the evidence you retained.</w:t>
+      </w:r>
+    </w:p>
+    <w:p>
+      <w:pPr>
+        <w:spacing w:line="336" w:lineRule="auto" w:after="180"/>
+      </w:pPr>
+      <w:r>
+        <w:rPr>
+          <w:b w:val="0"/>
+        </w:rPr>
         <w:t>Use this supported practice once, in the browser or on paper. Keep the reserved independent assessment for a separate first attempt before teacher feedback.</w:t>
       </w:r>
     </w:p>
     <w:p>
-      <w:r>
-        <w:t>Fit a toy growth line from training pairs, then leave evaluation labels out of fitting.</w:t>
+      <w:pPr>
+        <w:spacing w:line="336" w:lineRule="auto" w:after="180"/>
+      </w:pPr>
+      <w:r>
+        <w:rPr>
+          <w:b w:val="0"/>
+        </w:rPr>
+        <w:t xml:space="preserve">Fit a toy growth line from </w:t>
+      </w:r>
+      <w:r>
+        <w:rPr>
+          <w:b/>
+        </w:rPr>
+        <w:t>training</w:t>
+      </w:r>
+      <w:r>
+        <w:rPr>
+          <w:b w:val="0"/>
+        </w:rPr>
+        <w:t xml:space="preserve"> pairs, then leave evaluation labels out of </w:t>
+      </w:r>
+      <w:r>
+        <w:rPr>
+          <w:b/>
+        </w:rPr>
+        <w:t>fitting</w:t>
+      </w:r>
+      <w:r>
+        <w:rPr>
+          <w:b w:val="0"/>
+        </w:rPr>
+        <w:t>.</w:t>
       </w:r>
     </w:p>
     <w:p>
@@ -1491,22 +2166,61 @@
       </w:r>
     </w:p>
     <w:p>
-      <w:r>
+      <w:pPr>
+        <w:spacing w:line="336" w:lineRule="auto" w:after="180"/>
+      </w:pPr>
+      <w:r>
+        <w:rPr>
+          <w:b w:val="0"/>
+        </w:rPr>
         <w:t>Which labelled step matches this detail? At day3 predict7 versus observed6: absolute error1 cm.</w:t>
       </w:r>
     </w:p>
     <w:p>
-      <w:r>
+      <w:pPr>
+        <w:spacing w:line="336" w:lineRule="auto" w:after="180"/>
+        <w:shd w:fill="F4F9FC"/>
+      </w:pPr>
+      <w:r>
+        <w:rPr>
+          <w:b w:val="0"/>
+        </w:rPr>
         <w:t>1. Select line</w:t>
       </w:r>
     </w:p>
     <w:p>
-      <w:r>
-        <w:t>2. Calculate training fit</w:t>
-      </w:r>
-    </w:p>
-    <w:p>
-      <w:r>
+      <w:pPr>
+        <w:spacing w:line="336" w:lineRule="auto" w:after="180"/>
+        <w:shd w:fill="F4F9FC"/>
+      </w:pPr>
+      <w:r>
+        <w:rPr>
+          <w:b w:val="0"/>
+        </w:rPr>
+        <w:t xml:space="preserve">2. Calculate </w:t>
+      </w:r>
+      <w:r>
+        <w:rPr>
+          <w:b/>
+        </w:rPr>
+        <w:t>training</w:t>
+      </w:r>
+      <w:r>
+        <w:rPr>
+          <w:b w:val="0"/>
+        </w:rPr>
+        <w:t xml:space="preserve"> fit</w:t>
+      </w:r>
+    </w:p>
+    <w:p>
+      <w:pPr>
+        <w:spacing w:line="336" w:lineRule="auto" w:after="180"/>
+        <w:shd w:fill="F4F9FC"/>
+      </w:pPr>
+      <w:r>
+        <w:rPr>
+          <w:b w:val="0"/>
+        </w:rPr>
         <w:t>3. Evaluate once</w:t>
       </w:r>
     </w:p>
@@ -1544,40 +2258,166 @@
       </w:r>
     </w:p>
     <w:p>
-      <w:r>
+      <w:pPr>
+        <w:pStyle w:val="Heading3"/>
+      </w:pPr>
+      <w:r>
+        <w:t>Hint · try first</w:t>
+      </w:r>
+    </w:p>
+    <w:p>
+      <w:pPr>
+        <w:spacing w:line="336" w:lineRule="auto" w:after="180"/>
+        <w:shd w:fill="F1F6F8"/>
+      </w:pPr>
+      <w:r>
+        <w:rPr>
+          <w:b w:val="0"/>
+        </w:rPr>
         <w:t>Hint if needed: Read the steps in the pictorial case. Match the supplied detail to the stage that performs or records it.</w:t>
       </w:r>
     </w:p>
     <w:p>
-      <w:r>
-        <w:t>After your attempt, compare with the supported explanation: Evaluate once At day3 predict7 versus observed6: absolute error1 cm. Read the picture in order. At day3 predict7 versus observed6: absolute error1 cm. The arrows show which recorded input or intermediate result each decision uses. Explain the deciding step aloud before checking the changed case; pointing to the final answer alone does not show how it follows.</w:t>
-      </w:r>
-    </w:p>
-    <w:p>
       <w:pPr>
         <w:pStyle w:val="Heading3"/>
       </w:pPr>
       <w:r>
+        <w:t>Feedback · compare after trying</w:t>
+      </w:r>
+    </w:p>
+    <w:p>
+      <w:pPr>
+        <w:spacing w:line="336" w:lineRule="auto" w:after="180"/>
+        <w:shd w:fill="F1F6FC"/>
+      </w:pPr>
+      <w:r>
+        <w:rPr>
+          <w:b w:val="0"/>
+        </w:rPr>
+        <w:t>After your attempt, compare with the supported explanation: Evaluate once At day3 predict7 versus observed6: absolute error1 cm. Read the picture in order. At day3 predict7 versus observed6: absolute error1 cm.</w:t>
+      </w:r>
+    </w:p>
+    <w:p>
+      <w:pPr>
+        <w:spacing w:line="336" w:lineRule="auto" w:after="180"/>
+        <w:shd w:fill="F1F6FC"/>
+      </w:pPr>
+      <w:r>
+        <w:rPr>
+          <w:b w:val="0"/>
+        </w:rPr>
+        <w:t xml:space="preserve">The arrows show which recorded </w:t>
+      </w:r>
+      <w:r>
+        <w:rPr>
+          <w:b/>
+        </w:rPr>
+        <w:t>input</w:t>
+      </w:r>
+      <w:r>
+        <w:rPr>
+          <w:b w:val="0"/>
+        </w:rPr>
+        <w:t xml:space="preserve"> or intermediate result each decision uses. Explain the deciding step aloud before checking the changed case; pointing to the final answer alone does not show how it follows.</w:t>
+      </w:r>
+    </w:p>
+    <w:p>
+      <w:pPr>
+        <w:pStyle w:val="Heading3"/>
+      </w:pPr>
+      <w:r>
         <w:t>Practice 2: explain the deciding evidence</w:t>
       </w:r>
     </w:p>
     <w:p>
-      <w:r>
-        <w:t>Changed-case practice: Evaluation observation becomes8 instead of6. Which conclusion is supported by the supplied facts?</w:t>
-      </w:r>
-    </w:p>
-    <w:p>
-      <w:r>
-        <w:t>1. We can decide the result without examining the changed input or the procedure.</w:t>
-      </w:r>
-    </w:p>
-    <w:p>
-      <w:r>
-        <w:t>2. This one example guarantees correct results for every future input.</w:t>
-      </w:r>
-    </w:p>
-    <w:p>
-      <w:r>
+      <w:pPr>
+        <w:pStyle w:val="Heading3"/>
+      </w:pPr>
+      <w:r>
+        <w:t>Changed case · predict first</w:t>
+      </w:r>
+    </w:p>
+    <w:p>
+      <w:pPr>
+        <w:spacing w:line="336" w:lineRule="auto" w:after="180"/>
+        <w:shd w:fill="F5F1FB"/>
+      </w:pPr>
+      <w:r>
+        <w:rPr>
+          <w:b w:val="0"/>
+        </w:rPr>
+        <w:t xml:space="preserve">Changed-case practice: Evaluation </w:t>
+      </w:r>
+      <w:r>
+        <w:rPr>
+          <w:b/>
+        </w:rPr>
+        <w:t>observation</w:t>
+      </w:r>
+      <w:r>
+        <w:rPr>
+          <w:b w:val="0"/>
+        </w:rPr>
+        <w:t xml:space="preserve"> becomes8 instead of6. Which conclusion is supported by the supplied facts?</w:t>
+      </w:r>
+    </w:p>
+    <w:p>
+      <w:pPr>
+        <w:spacing w:line="336" w:lineRule="auto" w:after="180"/>
+        <w:shd w:fill="F4F9FC"/>
+      </w:pPr>
+      <w:r>
+        <w:rPr>
+          <w:b w:val="0"/>
+        </w:rPr>
+        <w:t xml:space="preserve">1. We can decide the result without examining the changed </w:t>
+      </w:r>
+      <w:r>
+        <w:rPr>
+          <w:b/>
+        </w:rPr>
+        <w:t>input</w:t>
+      </w:r>
+      <w:r>
+        <w:rPr>
+          <w:b w:val="0"/>
+        </w:rPr>
+        <w:t xml:space="preserve"> or the procedure.</w:t>
+      </w:r>
+    </w:p>
+    <w:p>
+      <w:pPr>
+        <w:spacing w:line="336" w:lineRule="auto" w:after="180"/>
+        <w:shd w:fill="F4F9FC"/>
+      </w:pPr>
+      <w:r>
+        <w:rPr>
+          <w:b w:val="0"/>
+        </w:rPr>
+        <w:t xml:space="preserve">2. This one example guarantees correct results for every future </w:t>
+      </w:r>
+      <w:r>
+        <w:rPr>
+          <w:b/>
+        </w:rPr>
+        <w:t>input</w:t>
+      </w:r>
+      <w:r>
+        <w:rPr>
+          <w:b w:val="0"/>
+        </w:rPr>
+        <w:t>.</w:t>
+      </w:r>
+    </w:p>
+    <w:p>
+      <w:pPr>
+        <w:spacing w:line="336" w:lineRule="auto" w:after="180"/>
+        <w:shd w:fill="F4F9FC"/>
+      </w:pPr>
+      <w:r>
+        <w:rPr>
+          <w:b w:val="0"/>
+        </w:rPr>
         <w:t>3. Absolute evaluation error stays1 cm, but residual changes from-1 to+1.</w:t>
       </w:r>
     </w:p>
@@ -1615,36 +2455,189 @@
       </w:r>
     </w:p>
     <w:p>
-      <w:r>
+      <w:pPr>
+        <w:pStyle w:val="Heading3"/>
+      </w:pPr>
+      <w:r>
+        <w:t>Hint · try first</w:t>
+      </w:r>
+    </w:p>
+    <w:p>
+      <w:pPr>
+        <w:spacing w:line="336" w:lineRule="auto" w:after="180"/>
+        <w:shd w:fill="F1F6F8"/>
+      </w:pPr>
+      <w:r>
+        <w:rPr>
+          <w:b w:val="0"/>
+        </w:rPr>
         <w:t>Hint if needed: Use the changed condition and the deciding step in the pictorial trace. The answer must say what follows from those facts.</w:t>
       </w:r>
     </w:p>
     <w:p>
-      <w:r>
-        <w:t>After your attempt, compare with the supported explanation: Absolute evaluation error stays1 cm, but residual changes from-1 to+1. Prediction7 remains frozen; changed observation8 reverses the error direction.</w:t>
-      </w:r>
-    </w:p>
-    <w:p>
       <w:pPr>
         <w:pStyle w:val="Heading3"/>
       </w:pPr>
       <w:r>
+        <w:t>Feedback · compare after trying</w:t>
+      </w:r>
+    </w:p>
+    <w:p>
+      <w:pPr>
+        <w:spacing w:line="336" w:lineRule="auto" w:after="180"/>
+        <w:shd w:fill="F1F6FC"/>
+      </w:pPr>
+      <w:r>
+        <w:rPr>
+          <w:b w:val="0"/>
+        </w:rPr>
+        <w:t xml:space="preserve">After your attempt, compare with the supported explanation: Absolute evaluation error stays1 cm, but residual changes from-1 to+1. </w:t>
+      </w:r>
+      <w:r>
+        <w:rPr>
+          <w:b/>
+        </w:rPr>
+        <w:t>Prediction</w:t>
+      </w:r>
+      <w:r>
+        <w:rPr>
+          <w:b w:val="0"/>
+        </w:rPr>
+        <w:t xml:space="preserve">7 remains frozen; changed </w:t>
+      </w:r>
+      <w:r>
+        <w:rPr>
+          <w:b/>
+        </w:rPr>
+        <w:t>observation</w:t>
+      </w:r>
+      <w:r>
+        <w:rPr>
+          <w:b w:val="0"/>
+        </w:rPr>
+        <w:t>8 reverses the error direction.</w:t>
+      </w:r>
+    </w:p>
+    <w:p>
+      <w:pPr>
+        <w:pStyle w:val="Heading3"/>
+      </w:pPr>
+      <w:r>
         <w:t>Repair a missing building block</w:t>
       </w:r>
     </w:p>
     <w:p>
-      <w:r>
-        <w:t>Review Absolute Error and MAE (ai-4/21). Goal: Calculate MAE MSE and RMSE. Short practice: Why is quoting MSE as4.67 cm misleading? Point to the relevant step in the picture, then write the changed result and the rule or evidence that supports it.. Return to this week and explain what you changed.</w:t>
-      </w:r>
-    </w:p>
-    <w:p>
-      <w:r>
-        <w:t>Review Regression and Residuals (ai-4/19). Goal: Distinguish numeric prediction from classification. Short practice: Which statistic reveals the size of errors without cancellation? Point to the relevant step in the picture, then write the changed result and the rule or evidence that supports it.. Return to this week and explain what you changed.</w:t>
-      </w:r>
-    </w:p>
-    <w:p>
-      <w:r>
-        <w:t>Review Accuracy and Imbalance (ai-4/16). Goal: Explain why overall accuracy can hide failure on a less common class. Short practice: Why can the 90% baseline still be unsuitable for a detection task? Point to the relevant step in the picture, then write the changed result and the rule or evidence that supports it.. Return to this week and explain what you changed.</w:t>
+      <w:pPr>
+        <w:spacing w:line="336" w:lineRule="auto" w:after="180"/>
+      </w:pPr>
+      <w:r>
+        <w:rPr>
+          <w:b w:val="0"/>
+        </w:rPr>
+        <w:t>Review Absolute Error and MAE (ai-4/21). Goal: Calculate MAE MSE and RMSE. Short practice: Why is quoting MSE as4.67 cm misleading?</w:t>
+      </w:r>
+    </w:p>
+    <w:p>
+      <w:pPr>
+        <w:spacing w:line="336" w:lineRule="auto" w:after="180"/>
+      </w:pPr>
+      <w:r>
+        <w:rPr>
+          <w:b w:val="0"/>
+        </w:rPr>
+        <w:t xml:space="preserve">Point to the relevant step in the picture, then write the changed result and the rule or </w:t>
+      </w:r>
+      <w:r>
+        <w:rPr>
+          <w:b/>
+        </w:rPr>
+        <w:t>evidence</w:t>
+      </w:r>
+      <w:r>
+        <w:rPr>
+          <w:b w:val="0"/>
+        </w:rPr>
+        <w:t xml:space="preserve"> that supports it.. Return to this week and explain what you changed.</w:t>
+      </w:r>
+    </w:p>
+    <w:p>
+      <w:pPr>
+        <w:spacing w:line="336" w:lineRule="auto" w:after="180"/>
+      </w:pPr>
+      <w:r>
+        <w:rPr>
+          <w:b w:val="0"/>
+        </w:rPr>
+        <w:t xml:space="preserve">Review Regression and Residuals (ai-4/19). Goal: Distinguish numeric </w:t>
+      </w:r>
+      <w:r>
+        <w:rPr>
+          <w:b/>
+        </w:rPr>
+        <w:t>prediction</w:t>
+      </w:r>
+      <w:r>
+        <w:rPr>
+          <w:b w:val="0"/>
+        </w:rPr>
+        <w:t xml:space="preserve"> from classification. Short practice: Which statistic reveals the size of errors without cancellation?</w:t>
+      </w:r>
+    </w:p>
+    <w:p>
+      <w:pPr>
+        <w:spacing w:line="336" w:lineRule="auto" w:after="180"/>
+      </w:pPr>
+      <w:r>
+        <w:rPr>
+          <w:b w:val="0"/>
+        </w:rPr>
+        <w:t xml:space="preserve">Point to the relevant step in the picture, then write the changed result and the rule or </w:t>
+      </w:r>
+      <w:r>
+        <w:rPr>
+          <w:b/>
+        </w:rPr>
+        <w:t>evidence</w:t>
+      </w:r>
+      <w:r>
+        <w:rPr>
+          <w:b w:val="0"/>
+        </w:rPr>
+        <w:t xml:space="preserve"> that supports it.. Return to this week and explain what you changed.</w:t>
+      </w:r>
+    </w:p>
+    <w:p>
+      <w:pPr>
+        <w:spacing w:line="336" w:lineRule="auto" w:after="180"/>
+      </w:pPr>
+      <w:r>
+        <w:rPr>
+          <w:b w:val="0"/>
+        </w:rPr>
+        <w:t>Review Accuracy and Imbalance (ai-4/16). Goal: Explain why overall accuracy can hide failure on a less common class. Short practice: Why can the 90% baseline still be unsuitable for a detection task?</w:t>
+      </w:r>
+    </w:p>
+    <w:p>
+      <w:pPr>
+        <w:spacing w:line="336" w:lineRule="auto" w:after="180"/>
+      </w:pPr>
+      <w:r>
+        <w:rPr>
+          <w:b w:val="0"/>
+        </w:rPr>
+        <w:t xml:space="preserve">Point to the relevant step in the picture, then write the changed result and the rule or </w:t>
+      </w:r>
+      <w:r>
+        <w:rPr>
+          <w:b/>
+        </w:rPr>
+        <w:t>evidence</w:t>
+      </w:r>
+      <w:r>
+        <w:rPr>
+          <w:b w:val="0"/>
+        </w:rPr>
+        <w:t xml:space="preserve"> that supports it.. Return to this week and explain what you changed.</w:t>
       </w:r>
     </w:p>
     <w:p>
@@ -1656,8 +2649,61 @@
       </w:r>
     </w:p>
     <w:p>
-      <w:r>
-        <w:t>The browser lab lets you edit the supported Python examples already included in this lesson. Predict first, run, inspect the actual output or error, change one input, then run again. Keep code, predictions, actual results and a reasoned revision together. On paper, label your result as a trace rather than an execution.</w:t>
+      <w:pPr>
+        <w:spacing w:line="336" w:lineRule="auto" w:after="180"/>
+      </w:pPr>
+      <w:r>
+        <w:rPr>
+          <w:b w:val="0"/>
+        </w:rPr>
+        <w:t xml:space="preserve">The browser lab lets you edit the supported Python examples already included in this lesson. Predict first, run, inspect the actual </w:t>
+      </w:r>
+      <w:r>
+        <w:rPr>
+          <w:b/>
+        </w:rPr>
+        <w:t>output</w:t>
+      </w:r>
+      <w:r>
+        <w:rPr>
+          <w:b w:val="0"/>
+        </w:rPr>
+        <w:t xml:space="preserve"> or error, change one </w:t>
+      </w:r>
+      <w:r>
+        <w:rPr>
+          <w:b/>
+        </w:rPr>
+        <w:t>input</w:t>
+      </w:r>
+      <w:r>
+        <w:rPr>
+          <w:b w:val="0"/>
+        </w:rPr>
+        <w:t>, then run again.</w:t>
+      </w:r>
+    </w:p>
+    <w:p>
+      <w:pPr>
+        <w:spacing w:line="336" w:lineRule="auto" w:after="180"/>
+      </w:pPr>
+      <w:r>
+        <w:rPr>
+          <w:b w:val="0"/>
+        </w:rPr>
+        <w:t xml:space="preserve">Keep code, </w:t>
+      </w:r>
+      <w:r>
+        <w:rPr>
+          <w:b/>
+        </w:rPr>
+        <w:t>prediction</w:t>
+      </w:r>
+      <w:r>
+        <w:rPr>
+          <w:b w:val="0"/>
+        </w:rPr>
+        <w:t>s, actual results and a reasoned revision together. On paper, label your result as a trace rather than an execution.</w:t>
       </w:r>
     </w:p>
     <w:p>
@@ -1669,8 +2715,37 @@
       </w:r>
     </w:p>
     <w:p>
-      <w:r>
-        <w:t>Use Download completed work in the hosted lesson to export your answers, reflections, practice feedback and code-run evidence. Open the HTML copy to read or print it. Drafts stay in this browser when storage is available; clear drafts on a shared device.</w:t>
+      <w:pPr>
+        <w:spacing w:line="336" w:lineRule="auto" w:after="180"/>
+      </w:pPr>
+      <w:r>
+        <w:rPr>
+          <w:b w:val="0"/>
+        </w:rPr>
+        <w:t xml:space="preserve">Use Download completed work in the hosted lesson to export your answers, reflections, practice feedback and code-run </w:t>
+      </w:r>
+      <w:r>
+        <w:rPr>
+          <w:b/>
+        </w:rPr>
+        <w:t>evidence</w:t>
+      </w:r>
+      <w:r>
+        <w:rPr>
+          <w:b w:val="0"/>
+        </w:rPr>
+        <w:t>. Open the HTML copy to read or print it.</w:t>
+      </w:r>
+    </w:p>
+    <w:p>
+      <w:pPr>
+        <w:spacing w:line="336" w:lineRule="auto" w:after="180"/>
+      </w:pPr>
+      <w:r>
+        <w:rPr>
+          <w:b w:val="0"/>
+        </w:rPr>
+        <w:t>Drafts stay in this browser when storage is available; clear drafts on a shared device.</w:t>
       </w:r>
     </w:p>
     <w:p>
@@ -1684,6 +2759,949 @@
     <w:p>
       <w:r>
         <w:t>________________________________________________________________</w:t>
+      </w:r>
+    </w:p>
+    <w:p>
+      <w:r>
+        <w:t>________________________________________________________________</w:t>
+      </w:r>
+    </w:p>
+    <w:p>
+      <w:r>
+        <w:t>________________________________________________________________</w:t>
+      </w:r>
+    </w:p>
+    <w:p>
+      <w:r>
+        <w:t>________________________________________________________________</w:t>
+      </w:r>
+    </w:p>
+    <w:p>
+      <w:r>
+        <w:t>________________________________________________________________</w:t>
+      </w:r>
+    </w:p>
+    <w:p>
+      <w:pPr>
+        <w:pStyle w:val="Heading1"/>
+      </w:pPr>
+      <w:r>
+        <w:t>21. Visual concept journey</w:t>
+      </w:r>
+    </w:p>
+    <w:p>
+      <w:r>
+        <w:t>Explain each Train a Regression Model picture from its labels, then record a relevant limit.</w:t>
+      </w:r>
+    </w:p>
+    <w:p>
+      <w:pPr>
+        <w:pStyle w:val="Heading3"/>
+      </w:pPr>
+      <w:r>
+        <w:t>01. Train a Regression Model: the case</w:t>
+      </w:r>
+    </w:p>
+    <w:p>
+      <w:r>
+        <w:drawing>
+          <wp:inline xmlns:a="http://schemas.openxmlformats.org/drawingml/2006/main" xmlns:pic="http://schemas.openxmlformats.org/drawingml/2006/picture">
+            <wp:extent cx="5486400" cy="2990088"/>
+            <wp:docPr id="2" name="Picture 2" descr="Fit a toy growth line from training pairs, then leave evaluation labels out of fitting. Supplied facts: Training(day, height):(0, 1),(1, 3),(2, 5). Candidates y=2x+1 and y=x+1. Evaluation pair:(3, 6). All inputs and outcomes in this worked example are invented classroom data; no real model run is claimed."/>
+            <wp:cNvGraphicFramePr>
+              <a:graphicFrameLocks noChangeAspect="1"/>
+            </wp:cNvGraphicFramePr>
+            <a:graphic>
+              <a:graphicData uri="http://schemas.openxmlformats.org/drawingml/2006/picture">
+                <pic:pic>
+                  <pic:nvPicPr>
+                    <pic:cNvPr id="0" name="academy-story-ai-4-22-01.png"/>
+                    <pic:cNvPicPr/>
+                  </pic:nvPicPr>
+                  <pic:blipFill>
+                    <a:blip r:embed="rId10"/>
+                    <a:stretch>
+                      <a:fillRect/>
+                    </a:stretch>
+                  </pic:blipFill>
+                  <pic:spPr>
+                    <a:xfrm>
+                      <a:off x="0" y="0"/>
+                      <a:ext cx="5486400" cy="2990088"/>
+                    </a:xfrm>
+                    <a:prstGeom prst="rect"/>
+                  </pic:spPr>
+                </pic:pic>
+              </a:graphicData>
+            </a:graphic>
+          </wp:inline>
+        </w:drawing>
+      </w:r>
+    </w:p>
+    <w:p>
+      <w:pPr>
+        <w:spacing w:line="336" w:lineRule="auto" w:after="180"/>
+      </w:pPr>
+      <w:r>
+        <w:rPr>
+          <w:b w:val="0"/>
+        </w:rPr>
+        <w:t xml:space="preserve">Fit a toy growth line from </w:t>
+      </w:r>
+      <w:r>
+        <w:rPr>
+          <w:b/>
+        </w:rPr>
+        <w:t>training</w:t>
+      </w:r>
+      <w:r>
+        <w:rPr>
+          <w:b w:val="0"/>
+        </w:rPr>
+        <w:t xml:space="preserve"> pairs, then leave evaluation labels out of </w:t>
+      </w:r>
+      <w:r>
+        <w:rPr>
+          <w:b/>
+        </w:rPr>
+        <w:t>fitting</w:t>
+      </w:r>
+      <w:r>
+        <w:rPr>
+          <w:b w:val="0"/>
+        </w:rPr>
+        <w:t xml:space="preserve">. Supplied facts: </w:t>
+      </w:r>
+      <w:r>
+        <w:rPr>
+          <w:b/>
+        </w:rPr>
+        <w:t>Training</w:t>
+      </w:r>
+      <w:r>
+        <w:rPr>
+          <w:b w:val="0"/>
+        </w:rPr>
+        <w:t>(day, height):(0, 1),(1, 3),(2, 5). Candidates y=2x+1 and y=x+1. Evaluation pair:(3, 6).</w:t>
+      </w:r>
+    </w:p>
+    <w:p>
+      <w:pPr>
+        <w:spacing w:line="336" w:lineRule="auto" w:after="180"/>
+      </w:pPr>
+      <w:r>
+        <w:rPr>
+          <w:b w:val="0"/>
+        </w:rPr>
+        <w:t xml:space="preserve">All </w:t>
+      </w:r>
+      <w:r>
+        <w:rPr>
+          <w:b/>
+        </w:rPr>
+        <w:t>input</w:t>
+      </w:r>
+      <w:r>
+        <w:rPr>
+          <w:b w:val="0"/>
+        </w:rPr>
+        <w:t>s and outcomes in this worked example are invented classroom data; no real model run is claimed.</w:t>
+      </w:r>
+    </w:p>
+    <w:p>
+      <w:pPr>
+        <w:spacing w:line="336" w:lineRule="auto" w:after="180"/>
+        <w:shd w:fill="F5F1FB"/>
+      </w:pPr>
+      <w:r>
+        <w:rPr>
+          <w:b w:val="0"/>
+        </w:rPr>
+        <w:t>Point to the given fact that matters most. Explain why it matters.</w:t>
+      </w:r>
+    </w:p>
+    <w:p>
+      <w:pPr>
+        <w:pStyle w:val="Heading3"/>
+      </w:pPr>
+      <w:r>
+        <w:t>My picture explanation, deciding evidence and one limit</w:t>
+      </w:r>
+    </w:p>
+    <w:p>
+      <w:r>
+        <w:t>________________________________________________________________</w:t>
+      </w:r>
+    </w:p>
+    <w:p>
+      <w:r>
+        <w:t>________________________________________________________________</w:t>
+      </w:r>
+    </w:p>
+    <w:p>
+      <w:r>
+        <w:t>________________________________________________________________</w:t>
+      </w:r>
+    </w:p>
+    <w:p>
+      <w:r>
+        <w:t>________________________________________________________________</w:t>
+      </w:r>
+    </w:p>
+    <w:p>
+      <w:pPr>
+        <w:pStyle w:val="Heading3"/>
+      </w:pPr>
+      <w:r>
+        <w:t>02. Follow the deciding steps</w:t>
+      </w:r>
+    </w:p>
+    <w:p>
+      <w:r>
+        <w:drawing>
+          <wp:inline xmlns:a="http://schemas.openxmlformats.org/drawingml/2006/main" xmlns:pic="http://schemas.openxmlformats.org/drawingml/2006/picture">
+            <wp:extent cx="5486400" cy="3182112"/>
+            <wp:docPr id="3" name="Picture 3" descr="Calculate training fit: 2x+1 predicts 1, 3, 5 with SSE0; x+1 predicts 1, 2, 3 with SSE5. → Select line: Choose2x+1 under minimum training SSE. → Evaluate once: At day3 predict7 versus observed6: absolute error1 cm."/>
+            <wp:cNvGraphicFramePr>
+              <a:graphicFrameLocks noChangeAspect="1"/>
+            </wp:cNvGraphicFramePr>
+            <a:graphic>
+              <a:graphicData uri="http://schemas.openxmlformats.org/drawingml/2006/picture">
+                <pic:pic>
+                  <pic:nvPicPr>
+                    <pic:cNvPr id="0" name="academy-story-ai-4-22-02.png"/>
+                    <pic:cNvPicPr/>
+                  </pic:nvPicPr>
+                  <pic:blipFill>
+                    <a:blip r:embed="rId11"/>
+                    <a:stretch>
+                      <a:fillRect/>
+                    </a:stretch>
+                  </pic:blipFill>
+                  <pic:spPr>
+                    <a:xfrm>
+                      <a:off x="0" y="0"/>
+                      <a:ext cx="5486400" cy="3182112"/>
+                    </a:xfrm>
+                    <a:prstGeom prst="rect"/>
+                  </pic:spPr>
+                </pic:pic>
+              </a:graphicData>
+            </a:graphic>
+          </wp:inline>
+        </w:drawing>
+      </w:r>
+    </w:p>
+    <w:p>
+      <w:pPr>
+        <w:spacing w:line="336" w:lineRule="auto" w:after="180"/>
+      </w:pPr>
+      <w:r>
+        <w:rPr>
+          <w:b w:val="0"/>
+        </w:rPr>
+        <w:t xml:space="preserve">Calculate </w:t>
+      </w:r>
+      <w:r>
+        <w:rPr>
+          <w:b/>
+        </w:rPr>
+        <w:t>training</w:t>
+      </w:r>
+      <w:r>
+        <w:rPr>
+          <w:b w:val="0"/>
+        </w:rPr>
+        <w:t xml:space="preserve"> fit: 2x+1 predicts 1, 3, 5 with SSE0; x+1 predicts 1, 2, 3 with SSE5. → Select line: Choose2x+1 under minimum </w:t>
+      </w:r>
+      <w:r>
+        <w:rPr>
+          <w:b/>
+        </w:rPr>
+        <w:t>training</w:t>
+      </w:r>
+      <w:r>
+        <w:rPr>
+          <w:b w:val="0"/>
+        </w:rPr>
+        <w:t xml:space="preserve"> SSE. → Evaluate once: At day3 predict7 versus observed6: absolute error1 cm.</w:t>
+      </w:r>
+    </w:p>
+    <w:p>
+      <w:pPr>
+        <w:spacing w:line="336" w:lineRule="auto" w:after="180"/>
+        <w:shd w:fill="F5F1FB"/>
+      </w:pPr>
+      <w:r>
+        <w:rPr>
+          <w:b w:val="0"/>
+        </w:rPr>
+        <w:t xml:space="preserve">Point to each numbered stage and explain which recorded </w:t>
+      </w:r>
+      <w:r>
+        <w:rPr>
+          <w:b/>
+        </w:rPr>
+        <w:t>input</w:t>
+      </w:r>
+      <w:r>
+        <w:rPr>
+          <w:b w:val="0"/>
+        </w:rPr>
+        <w:t xml:space="preserve"> it uses.</w:t>
+      </w:r>
+    </w:p>
+    <w:p>
+      <w:pPr>
+        <w:pStyle w:val="Heading3"/>
+      </w:pPr>
+      <w:r>
+        <w:t>My picture explanation, deciding evidence and one limit</w:t>
+      </w:r>
+    </w:p>
+    <w:p>
+      <w:r>
+        <w:t>________________________________________________________________</w:t>
+      </w:r>
+    </w:p>
+    <w:p>
+      <w:r>
+        <w:t>________________________________________________________________</w:t>
+      </w:r>
+    </w:p>
+    <w:p>
+      <w:r>
+        <w:t>________________________________________________________________</w:t>
+      </w:r>
+    </w:p>
+    <w:p>
+      <w:r>
+        <w:t>________________________________________________________________</w:t>
+      </w:r>
+    </w:p>
+    <w:p>
+      <w:pPr>
+        <w:pStyle w:val="Heading3"/>
+      </w:pPr>
+      <w:r>
+        <w:t>03. Fitting a line at a glance</w:t>
+      </w:r>
+    </w:p>
+    <w:p>
+      <w:r>
+        <w:drawing>
+          <wp:inline xmlns:a="http://schemas.openxmlformats.org/drawingml/2006/main" xmlns:pic="http://schemas.openxmlformats.org/drawingml/2006/picture">
+            <wp:extent cx="5486400" cy="2834640"/>
+            <wp:docPr id="4" name="Picture 4" descr="Fitting a line at a glance. Line A | Slope 1 intercept 1 | Training SSE 5. Line B | Slope 2 intercept 0 | Training SSE 3. Line C | Slope 2 intercept 1 | Training SSE 0"/>
+            <wp:cNvGraphicFramePr>
+              <a:graphicFrameLocks noChangeAspect="1"/>
+            </wp:cNvGraphicFramePr>
+            <a:graphic>
+              <a:graphicData uri="http://schemas.openxmlformats.org/drawingml/2006/picture">
+                <pic:pic>
+                  <pic:nvPicPr>
+                    <pic:cNvPr id="0" name="academy-story-ai-4-22-03.png"/>
+                    <pic:cNvPicPr/>
+                  </pic:nvPicPr>
+                  <pic:blipFill>
+                    <a:blip r:embed="rId12"/>
+                    <a:stretch>
+                      <a:fillRect/>
+                    </a:stretch>
+                  </pic:blipFill>
+                  <pic:spPr>
+                    <a:xfrm>
+                      <a:off x="0" y="0"/>
+                      <a:ext cx="5486400" cy="2834640"/>
+                    </a:xfrm>
+                    <a:prstGeom prst="rect"/>
+                  </pic:spPr>
+                </pic:pic>
+              </a:graphicData>
+            </a:graphic>
+          </wp:inline>
+        </w:drawing>
+      </w:r>
+    </w:p>
+    <w:p>
+      <w:pPr>
+        <w:spacing w:line="336" w:lineRule="auto" w:after="180"/>
+      </w:pPr>
+      <w:r>
+        <w:rPr>
+          <w:b/>
+        </w:rPr>
+        <w:t>Fitting</w:t>
+      </w:r>
+      <w:r>
+        <w:rPr>
+          <w:b w:val="0"/>
+        </w:rPr>
+        <w:t xml:space="preserve"> a line at a glance. Line A | </w:t>
+      </w:r>
+      <w:r>
+        <w:rPr>
+          <w:b/>
+        </w:rPr>
+        <w:t>Slope</w:t>
+      </w:r>
+      <w:r>
+        <w:rPr>
+          <w:b w:val="0"/>
+        </w:rPr>
+        <w:t xml:space="preserve"> 1 </w:t>
+      </w:r>
+      <w:r>
+        <w:rPr>
+          <w:b/>
+        </w:rPr>
+        <w:t>intercept</w:t>
+      </w:r>
+      <w:r>
+        <w:rPr>
+          <w:b w:val="0"/>
+        </w:rPr>
+        <w:t xml:space="preserve"> 1 | </w:t>
+      </w:r>
+      <w:r>
+        <w:rPr>
+          <w:b/>
+        </w:rPr>
+        <w:t>Training</w:t>
+      </w:r>
+      <w:r>
+        <w:rPr>
+          <w:b w:val="0"/>
+        </w:rPr>
+        <w:t xml:space="preserve"> SSE 5. Line B | </w:t>
+      </w:r>
+      <w:r>
+        <w:rPr>
+          <w:b/>
+        </w:rPr>
+        <w:t>Slope</w:t>
+      </w:r>
+      <w:r>
+        <w:rPr>
+          <w:b w:val="0"/>
+        </w:rPr>
+        <w:t xml:space="preserve"> 2 </w:t>
+      </w:r>
+      <w:r>
+        <w:rPr>
+          <w:b/>
+        </w:rPr>
+        <w:t>intercept</w:t>
+      </w:r>
+      <w:r>
+        <w:rPr>
+          <w:b w:val="0"/>
+        </w:rPr>
+        <w:t xml:space="preserve"> 0 | </w:t>
+      </w:r>
+      <w:r>
+        <w:rPr>
+          <w:b/>
+        </w:rPr>
+        <w:t>Training</w:t>
+      </w:r>
+      <w:r>
+        <w:rPr>
+          <w:b w:val="0"/>
+        </w:rPr>
+        <w:t xml:space="preserve"> SSE 3. Line C | </w:t>
+      </w:r>
+      <w:r>
+        <w:rPr>
+          <w:b/>
+        </w:rPr>
+        <w:t>Slope</w:t>
+      </w:r>
+      <w:r>
+        <w:rPr>
+          <w:b w:val="0"/>
+        </w:rPr>
+        <w:t xml:space="preserve"> 2 </w:t>
+      </w:r>
+      <w:r>
+        <w:rPr>
+          <w:b/>
+        </w:rPr>
+        <w:t>intercept</w:t>
+      </w:r>
+      <w:r>
+        <w:rPr>
+          <w:b w:val="0"/>
+        </w:rPr>
+        <w:t xml:space="preserve"> 1 | </w:t>
+      </w:r>
+      <w:r>
+        <w:rPr>
+          <w:b/>
+        </w:rPr>
+        <w:t>Training</w:t>
+      </w:r>
+      <w:r>
+        <w:rPr>
+          <w:b w:val="0"/>
+        </w:rPr>
+        <w:t xml:space="preserve"> SSE 0</w:t>
+      </w:r>
+    </w:p>
+    <w:p>
+      <w:pPr>
+        <w:spacing w:line="336" w:lineRule="auto" w:after="180"/>
+        <w:shd w:fill="F5F1FB"/>
+      </w:pPr>
+      <w:r>
+        <w:rPr>
+          <w:b w:val="0"/>
+        </w:rPr>
+        <w:t>Read the labels and values. Explain the relationship the model shows.</w:t>
+      </w:r>
+    </w:p>
+    <w:p>
+      <w:pPr>
+        <w:pStyle w:val="Heading3"/>
+      </w:pPr>
+      <w:r>
+        <w:t>My picture explanation, deciding evidence and one limit</w:t>
+      </w:r>
+    </w:p>
+    <w:p>
+      <w:r>
+        <w:t>________________________________________________________________</w:t>
+      </w:r>
+    </w:p>
+    <w:p>
+      <w:r>
+        <w:t>________________________________________________________________</w:t>
+      </w:r>
+    </w:p>
+    <w:p>
+      <w:r>
+        <w:t>________________________________________________________________</w:t>
+      </w:r>
+    </w:p>
+    <w:p>
+      <w:r>
+        <w:t>________________________________________________________________</w:t>
+      </w:r>
+    </w:p>
+    <w:p>
+      <w:pPr>
+        <w:pStyle w:val="Heading3"/>
+      </w:pPr>
+      <w:r>
+        <w:t>04. Change one thing. Trace what follows.</w:t>
+      </w:r>
+    </w:p>
+    <w:p>
+      <w:r>
+        <w:drawing>
+          <wp:inline xmlns:a="http://schemas.openxmlformats.org/drawingml/2006/main" xmlns:pic="http://schemas.openxmlformats.org/drawingml/2006/picture">
+            <wp:extent cx="5486400" cy="3026664"/>
+            <wp:docPr id="5" name="Picture 5" descr="Original case: At day3 predict7 versus observed6: absolute error1 cm. Changed condition: Evaluation observation becomes8 instead of6. Expected result: Absolute evaluation error stays1 cm, but residual changes from-1 to+1. Reason: Prediction7 remains frozen; changed observation8 reverses the error direction."/>
+            <wp:cNvGraphicFramePr>
+              <a:graphicFrameLocks noChangeAspect="1"/>
+            </wp:cNvGraphicFramePr>
+            <a:graphic>
+              <a:graphicData uri="http://schemas.openxmlformats.org/drawingml/2006/picture">
+                <pic:pic>
+                  <pic:nvPicPr>
+                    <pic:cNvPr id="0" name="academy-story-ai-4-22-04.png"/>
+                    <pic:cNvPicPr/>
+                  </pic:nvPicPr>
+                  <pic:blipFill>
+                    <a:blip r:embed="rId13"/>
+                    <a:stretch>
+                      <a:fillRect/>
+                    </a:stretch>
+                  </pic:blipFill>
+                  <pic:spPr>
+                    <a:xfrm>
+                      <a:off x="0" y="0"/>
+                      <a:ext cx="5486400" cy="3026664"/>
+                    </a:xfrm>
+                    <a:prstGeom prst="rect"/>
+                  </pic:spPr>
+                </pic:pic>
+              </a:graphicData>
+            </a:graphic>
+          </wp:inline>
+        </w:drawing>
+      </w:r>
+    </w:p>
+    <w:p>
+      <w:pPr>
+        <w:spacing w:line="336" w:lineRule="auto" w:after="180"/>
+      </w:pPr>
+      <w:r>
+        <w:rPr>
+          <w:b w:val="0"/>
+        </w:rPr>
+        <w:t xml:space="preserve">Original case: At day3 predict7 versus observed6: absolute error1 cm. Changed condition: Evaluation </w:t>
+      </w:r>
+      <w:r>
+        <w:rPr>
+          <w:b/>
+        </w:rPr>
+        <w:t>observation</w:t>
+      </w:r>
+      <w:r>
+        <w:rPr>
+          <w:b w:val="0"/>
+        </w:rPr>
+        <w:t xml:space="preserve"> becomes8 instead of6. Expected result: Absolute evaluation error stays1 cm, but residual changes from-1 to+1.</w:t>
+      </w:r>
+    </w:p>
+    <w:p>
+      <w:pPr>
+        <w:spacing w:line="336" w:lineRule="auto" w:after="180"/>
+      </w:pPr>
+      <w:r>
+        <w:rPr>
+          <w:b w:val="0"/>
+        </w:rPr>
+        <w:t xml:space="preserve">Reason: </w:t>
+      </w:r>
+      <w:r>
+        <w:rPr>
+          <w:b/>
+        </w:rPr>
+        <w:t>Prediction</w:t>
+      </w:r>
+      <w:r>
+        <w:rPr>
+          <w:b w:val="0"/>
+        </w:rPr>
+        <w:t xml:space="preserve">7 remains frozen; changed </w:t>
+      </w:r>
+      <w:r>
+        <w:rPr>
+          <w:b/>
+        </w:rPr>
+        <w:t>observation</w:t>
+      </w:r>
+      <w:r>
+        <w:rPr>
+          <w:b w:val="0"/>
+        </w:rPr>
+        <w:t>8 reverses the error direction.</w:t>
+      </w:r>
+    </w:p>
+    <w:p>
+      <w:pPr>
+        <w:spacing w:line="336" w:lineRule="auto" w:after="180"/>
+        <w:shd w:fill="F5F1FB"/>
+      </w:pPr>
+      <w:r>
+        <w:rPr>
+          <w:b w:val="0"/>
+        </w:rPr>
+        <w:t>Predict before checking the worked changed-case result. Name what changed and what the supplied facts allow you to conclude.</w:t>
+      </w:r>
+    </w:p>
+    <w:p>
+      <w:pPr>
+        <w:pStyle w:val="Heading3"/>
+      </w:pPr>
+      <w:r>
+        <w:t>My picture explanation, deciding evidence and one limit</w:t>
+      </w:r>
+    </w:p>
+    <w:p>
+      <w:r>
+        <w:t>________________________________________________________________</w:t>
+      </w:r>
+    </w:p>
+    <w:p>
+      <w:r>
+        <w:t>________________________________________________________________</w:t>
+      </w:r>
+    </w:p>
+    <w:p>
+      <w:r>
+        <w:t>________________________________________________________________</w:t>
+      </w:r>
+    </w:p>
+    <w:p>
+      <w:r>
+        <w:t>________________________________________________________________</w:t>
+      </w:r>
+    </w:p>
+    <w:p>
+      <w:pPr>
+        <w:pStyle w:val="Heading3"/>
+      </w:pPr>
+      <w:r>
+        <w:t>05. Connect the explanation to its limit</w:t>
+      </w:r>
+    </w:p>
+    <w:p>
+      <w:r>
+        <w:drawing>
+          <wp:inline xmlns:a="http://schemas.openxmlformats.org/drawingml/2006/main" xmlns:pic="http://schemas.openxmlformats.org/drawingml/2006/picture">
+            <wp:extent cx="5486400" cy="2834640"/>
+            <wp:docPr id="6" name="Picture 6" descr="Read the picture in order. At day3 predict7 versus observed6: absolute error1 cm. The arrows show which recorded input or intermediate result each decision uses. Explain the deciding step aloud before checking the changed case; pointing to the final answer alone does not show how it follows. Limit: An exact fit to three toy pairs does not establish a biological growth law or justify long-range extrapolation."/>
+            <wp:cNvGraphicFramePr>
+              <a:graphicFrameLocks noChangeAspect="1"/>
+            </wp:cNvGraphicFramePr>
+            <a:graphic>
+              <a:graphicData uri="http://schemas.openxmlformats.org/drawingml/2006/picture">
+                <pic:pic>
+                  <pic:nvPicPr>
+                    <pic:cNvPr id="0" name="academy-story-ai-4-22-05.png"/>
+                    <pic:cNvPicPr/>
+                  </pic:nvPicPr>
+                  <pic:blipFill>
+                    <a:blip r:embed="rId14"/>
+                    <a:stretch>
+                      <a:fillRect/>
+                    </a:stretch>
+                  </pic:blipFill>
+                  <pic:spPr>
+                    <a:xfrm>
+                      <a:off x="0" y="0"/>
+                      <a:ext cx="5486400" cy="2834640"/>
+                    </a:xfrm>
+                    <a:prstGeom prst="rect"/>
+                  </pic:spPr>
+                </pic:pic>
+              </a:graphicData>
+            </a:graphic>
+          </wp:inline>
+        </w:drawing>
+      </w:r>
+    </w:p>
+    <w:p>
+      <w:pPr>
+        <w:spacing w:line="336" w:lineRule="auto" w:after="180"/>
+      </w:pPr>
+      <w:r>
+        <w:rPr>
+          <w:b w:val="0"/>
+        </w:rPr>
+        <w:t xml:space="preserve">Read the picture in order. At day3 predict7 versus observed6: absolute error1 cm. The arrows show which recorded </w:t>
+      </w:r>
+      <w:r>
+        <w:rPr>
+          <w:b/>
+        </w:rPr>
+        <w:t>input</w:t>
+      </w:r>
+      <w:r>
+        <w:rPr>
+          <w:b w:val="0"/>
+        </w:rPr>
+        <w:t xml:space="preserve"> or intermediate result each decision uses.</w:t>
+      </w:r>
+    </w:p>
+    <w:p>
+      <w:pPr>
+        <w:spacing w:line="336" w:lineRule="auto" w:after="180"/>
+      </w:pPr>
+      <w:r>
+        <w:rPr>
+          <w:b w:val="0"/>
+        </w:rPr>
+        <w:t>Explain the deciding step aloud before checking the changed case; pointing to the final answer alone does not show how it follows.</w:t>
+      </w:r>
+    </w:p>
+    <w:p>
+      <w:pPr>
+        <w:spacing w:line="336" w:lineRule="auto" w:after="180"/>
+      </w:pPr>
+      <w:r>
+        <w:rPr>
+          <w:b w:val="0"/>
+        </w:rPr>
+        <w:t>Limit: An exact fit to three toy pairs does not establish a biological growth law or justify long-range extrapolation.</w:t>
+      </w:r>
+    </w:p>
+    <w:p>
+      <w:pPr>
+        <w:spacing w:line="336" w:lineRule="auto" w:after="180"/>
+        <w:shd w:fill="F5F1FB"/>
+      </w:pPr>
+      <w:r>
+        <w:rPr>
+          <w:b w:val="0"/>
+        </w:rPr>
+        <w:t>Explain the case, then point to a limit on the claim.</w:t>
+      </w:r>
+    </w:p>
+    <w:p>
+      <w:pPr>
+        <w:pStyle w:val="Heading3"/>
+      </w:pPr>
+      <w:r>
+        <w:t>My picture explanation, deciding evidence and one limit</w:t>
+      </w:r>
+    </w:p>
+    <w:p>
+      <w:r>
+        <w:t>________________________________________________________________</w:t>
+      </w:r>
+    </w:p>
+    <w:p>
+      <w:r>
+        <w:t>________________________________________________________________</w:t>
+      </w:r>
+    </w:p>
+    <w:p>
+      <w:r>
+        <w:t>________________________________________________________________</w:t>
+      </w:r>
+    </w:p>
+    <w:p>
+      <w:r>
+        <w:t>________________________________________________________________</w:t>
+      </w:r>
+    </w:p>
+    <w:p>
+      <w:pPr>
+        <w:pStyle w:val="Heading3"/>
+      </w:pPr>
+      <w:r>
+        <w:t>06. Make the idea visible in your project</w:t>
+      </w:r>
+    </w:p>
+    <w:p>
+      <w:r>
+        <w:drawing>
+          <wp:inline xmlns:a="http://schemas.openxmlformats.org/drawingml/2006/main" xmlns:pic="http://schemas.openxmlformats.org/drawingml/2006/picture">
+            <wp:extent cx="5486400" cy="3681984"/>
+            <wp:docPr id="7" name="Picture 7" descr="For your Responsible Plant Classifier, save the input, procedure, observed result and limitation of this check. Label this worked example as practice; use a different, previously unreviewed case when checking independent understanding. Draw your input, deciding step, result and limit. Supported question: May day3’s evaluation label choose the candidate line? Point to the relevant step in the picture, then write the changed result and the rule or evidence that supports it."/>
+            <wp:cNvGraphicFramePr>
+              <a:graphicFrameLocks noChangeAspect="1"/>
+            </wp:cNvGraphicFramePr>
+            <a:graphic>
+              <a:graphicData uri="http://schemas.openxmlformats.org/drawingml/2006/picture">
+                <pic:pic>
+                  <pic:nvPicPr>
+                    <pic:cNvPr id="0" name="academy-story-ai-4-22-06.png"/>
+                    <pic:cNvPicPr/>
+                  </pic:nvPicPr>
+                  <pic:blipFill>
+                    <a:blip r:embed="rId15"/>
+                    <a:stretch>
+                      <a:fillRect/>
+                    </a:stretch>
+                  </pic:blipFill>
+                  <pic:spPr>
+                    <a:xfrm>
+                      <a:off x="0" y="0"/>
+                      <a:ext cx="5486400" cy="3681984"/>
+                    </a:xfrm>
+                    <a:prstGeom prst="rect"/>
+                  </pic:spPr>
+                </pic:pic>
+              </a:graphicData>
+            </a:graphic>
+          </wp:inline>
+        </w:drawing>
+      </w:r>
+    </w:p>
+    <w:p>
+      <w:pPr>
+        <w:spacing w:line="336" w:lineRule="auto" w:after="180"/>
+      </w:pPr>
+      <w:r>
+        <w:rPr>
+          <w:b w:val="0"/>
+        </w:rPr>
+        <w:t xml:space="preserve">For your Responsible Plant Classifier, save the </w:t>
+      </w:r>
+      <w:r>
+        <w:rPr>
+          <w:b/>
+        </w:rPr>
+        <w:t>input</w:t>
+      </w:r>
+      <w:r>
+        <w:rPr>
+          <w:b w:val="0"/>
+        </w:rPr>
+        <w:t>, procedure, observed result and limitation of this check.</w:t>
+      </w:r>
+    </w:p>
+    <w:p>
+      <w:pPr>
+        <w:spacing w:line="336" w:lineRule="auto" w:after="180"/>
+      </w:pPr>
+      <w:r>
+        <w:rPr>
+          <w:b w:val="0"/>
+        </w:rPr>
+        <w:t xml:space="preserve">Label this worked example as practice; use a different, previously unreviewed case when checking independent understanding. Draw your </w:t>
+      </w:r>
+      <w:r>
+        <w:rPr>
+          <w:b/>
+        </w:rPr>
+        <w:t>input</w:t>
+      </w:r>
+      <w:r>
+        <w:rPr>
+          <w:b w:val="0"/>
+        </w:rPr>
+        <w:t>, deciding step, result and limit.</w:t>
+      </w:r>
+    </w:p>
+    <w:p>
+      <w:pPr>
+        <w:spacing w:line="336" w:lineRule="auto" w:after="180"/>
+      </w:pPr>
+      <w:r>
+        <w:rPr>
+          <w:b w:val="0"/>
+        </w:rPr>
+        <w:t xml:space="preserve">Supported question: May day3’s evaluation label choose the candidate line? Point to the relevant step in the picture, then write the changed result and the rule or </w:t>
+      </w:r>
+      <w:r>
+        <w:rPr>
+          <w:b/>
+        </w:rPr>
+        <w:t>evidence</w:t>
+      </w:r>
+      <w:r>
+        <w:rPr>
+          <w:b w:val="0"/>
+        </w:rPr>
+        <w:t xml:space="preserve"> that supports it.</w:t>
+      </w:r>
+    </w:p>
+    <w:p>
+      <w:pPr>
+        <w:spacing w:line="336" w:lineRule="auto" w:after="180"/>
+        <w:shd w:fill="F5F1FB"/>
+      </w:pPr>
+      <w:r>
+        <w:rPr>
+          <w:b w:val="0"/>
+        </w:rPr>
+        <w:t xml:space="preserve">Draw your project trace and justify the deciding step using </w:t>
+      </w:r>
+      <w:r>
+        <w:rPr>
+          <w:b/>
+        </w:rPr>
+        <w:t>evidence</w:t>
+      </w:r>
+      <w:r>
+        <w:rPr>
+          <w:b w:val="0"/>
+        </w:rPr>
+        <w:t>.</w:t>
+      </w:r>
+    </w:p>
+    <w:p>
+      <w:pPr>
+        <w:pStyle w:val="Heading3"/>
+      </w:pPr>
+      <w:r>
+        <w:t>My picture explanation, deciding evidence and one limit</w:t>
       </w:r>
     </w:p>
     <w:p>

--- a/downloads/workbook/ai-4-week-22.docx
+++ b/downloads/workbook/ai-4-week-22.docx
@@ -25,22 +25,45 @@
         <w:pStyle w:val="Heading1"/>
       </w:pPr>
       <w:r>
-        <w:t>01. Recall and choose your starting point</w:t>
-      </w:r>
-    </w:p>
-    <w:p>
-      <w:r>
-        <w:t>Record your starting explanation for Train a Regression Model before opening notes. Show any later correction separately.</w:t>
-      </w:r>
-    </w:p>
-    <w:p>
-      <w:pPr>
-        <w:spacing w:line="336" w:lineRule="auto" w:after="180"/>
-      </w:pPr>
-      <w:r>
-        <w:rPr>
-          <w:b w:val="0"/>
-        </w:rPr>
+        <w:t>One complete line-fitting experiment record.</w:t>
+      </w:r>
+    </w:p>
+    <w:p>
+      <w:r>
+        <w:t>Trace all candidate scores,stored coefficients,validation errors and baseline comparisons.</w:t>
+      </w:r>
+    </w:p>
+    <w:p>
+      <w:r>
+        <w:t>W1–W3/W5 → selected new pairs → numeric project appendix → changed-case return.</w:t>
+      </w:r>
+    </w:p>
+    <w:p>
+      <w:pPr>
+        <w:pStyle w:val="Heading1"/>
+      </w:pPr>
+      <w:r>
+        <w:t>01. Recall · Retrieve before notes</w:t>
+      </w:r>
+    </w:p>
+    <w:p>
+      <w:r>
+        <w:t>Keep this task’s complete inputs, stated rule and support record together.</w:t>
+      </w:r>
+    </w:p>
+    <w:p>
+      <w:pPr>
+        <w:pStyle w:val="Heading2"/>
+      </w:pPr>
+      <w:r>
+        <w:t>Task and evidence record</w:t>
+      </w:r>
+    </w:p>
+    <w:p>
+      <w:pPr>
+        <w:pStyle w:val="ListBullet"/>
+      </w:pPr>
+      <w:r>
         <w:t>Try the recall before opening notes. Then use a different colour or a labelled second line to correct your explanation.</w:t>
       </w:r>
     </w:p>
@@ -54,12 +77,9 @@
     </w:p>
     <w:p>
       <w:pPr>
-        <w:spacing w:line="336" w:lineRule="auto" w:after="180"/>
-      </w:pPr>
-      <w:r>
-        <w:rPr>
-          <w:b w:val="0"/>
-        </w:rPr>
+        <w:pStyle w:val="ListBullet"/>
+      </w:pPr>
+      <w:r>
         <w:t>Without opening the old lesson, explain one key idea from Absolute Error and MAE. Give an example and a mistake that the idea helps you avoid.</w:t>
       </w:r>
     </w:p>
@@ -96,12 +116,9 @@
     </w:p>
     <w:p>
       <w:pPr>
-        <w:spacing w:line="336" w:lineRule="auto" w:after="180"/>
-      </w:pPr>
-      <w:r>
-        <w:rPr>
-          <w:b w:val="0"/>
-        </w:rPr>
+        <w:pStyle w:val="ListBullet"/>
+      </w:pPr>
+      <w:r>
         <w:t>Without opening the old lesson, explain one key idea from Regression and Residuals. Give an example and a mistake that the idea helps you avoid.</w:t>
       </w:r>
     </w:p>
@@ -138,12 +155,9 @@
     </w:p>
     <w:p>
       <w:pPr>
-        <w:spacing w:line="336" w:lineRule="auto" w:after="180"/>
-      </w:pPr>
-      <w:r>
-        <w:rPr>
-          <w:b w:val="0"/>
-        </w:rPr>
+        <w:pStyle w:val="ListBullet"/>
+      </w:pPr>
+      <w:r>
         <w:t>Without opening the old lesson, explain one key idea from Accuracy and Imbalance. Give an example and a mistake that the idea helps you avoid.</w:t>
       </w:r>
     </w:p>
@@ -175,135 +189,44 @@
         <w:pStyle w:val="Heading1"/>
       </w:pPr>
       <w:r>
-        <w:t>02. Practise with fading help</w:t>
-      </w:r>
-    </w:p>
-    <w:p>
-      <w:r>
-        <w:t>Complete the supported Train a Regression Model trace and record the first step you can explain without help.</w:t>
-      </w:r>
-    </w:p>
-    <w:p>
-      <w:pPr>
-        <w:spacing w:line="336" w:lineRule="auto" w:after="180"/>
-      </w:pPr>
-      <w:r>
-        <w:rPr>
-          <w:b w:val="0"/>
-        </w:rPr>
-        <w:t xml:space="preserve">Use W2: Score validation for </w:t>
-      </w:r>
-      <w:r>
-        <w:rPr>
-          <w:b/>
-        </w:rPr>
-        <w:t>Fitting</w:t>
-      </w:r>
-      <w:r>
-        <w:rPr>
-          <w:b w:val="0"/>
-        </w:rPr>
-        <w:t xml:space="preserve"> a line. Record the answer once; the lesson and workbook refer to the same attempt.</w:t>
-      </w:r>
-    </w:p>
-    <w:tbl>
-      <w:tblPr>
-        <w:tblStyle w:val="LightShading-Accent1"/>
-        <w:tblW w:type="auto" w:w="0"/>
-        <w:tblLook w:firstColumn="1" w:firstRow="1" w:lastColumn="0" w:lastRow="0" w:noHBand="0" w:noVBand="1" w:val="04A0"/>
-      </w:tblPr>
-      <w:tblGrid>
-        <w:gridCol w:w="2556"/>
-        <w:gridCol w:w="2556"/>
-        <w:gridCol w:w="2556"/>
-        <w:gridCol w:w="2556"/>
-      </w:tblGrid>
-      <w:tr>
-        <w:trPr>
-          <w:tblHeader/>
-        </w:trPr>
-        <w:tc>
-          <w:tcPr>
-            <w:tcW w:type="dxa" w:w="2556"/>
-          </w:tcPr>
-          <w:p>
-            <w:r>
-              <w:t>Given inputs</w:t>
-            </w:r>
-          </w:p>
-        </w:tc>
-        <w:tc>
-          <w:tcPr>
-            <w:tcW w:type="dxa" w:w="2556"/>
-          </w:tcPr>
-          <w:p>
-            <w:r>
-              <w:t>Procedure I chose</w:t>
-            </w:r>
-          </w:p>
-        </w:tc>
-        <w:tc>
-          <w:tcPr>
-            <w:tcW w:type="dxa" w:w="2556"/>
-          </w:tcPr>
-          <w:p>
-            <w:r>
-              <w:t>Middle steps</w:t>
-            </w:r>
-          </w:p>
-        </w:tc>
-        <w:tc>
-          <w:tcPr>
-            <w:tcW w:type="dxa" w:w="2556"/>
-          </w:tcPr>
-          <w:p>
-            <w:r>
-              <w:t>Result and check</w:t>
-            </w:r>
-          </w:p>
-        </w:tc>
-      </w:tr>
-      <w:tr>
-        <w:tc>
-          <w:tcPr>
-            <w:tcW w:type="dxa" w:w="2556"/>
-          </w:tcPr>
-          <w:p>
-            <w:r/>
-          </w:p>
-        </w:tc>
-        <w:tc>
-          <w:tcPr>
-            <w:tcW w:type="dxa" w:w="2556"/>
-          </w:tcPr>
-          <w:p>
-            <w:r/>
-          </w:p>
-        </w:tc>
-        <w:tc>
-          <w:tcPr>
-            <w:tcW w:type="dxa" w:w="2556"/>
-          </w:tcPr>
-          <w:p>
-            <w:r/>
-          </w:p>
-        </w:tc>
-        <w:tc>
-          <w:tcPr>
-            <w:tcW w:type="dxa" w:w="2556"/>
-          </w:tcPr>
-          <w:p>
-            <w:r/>
-          </w:p>
-        </w:tc>
-      </w:tr>
-    </w:tbl>
+        <w:t>12. W1 · Explain the mechanism</w:t>
+      </w:r>
+    </w:p>
+    <w:p>
+      <w:r>
+        <w:t>Keep this task’s complete inputs, stated rule and support record together.</w:t>
+      </w:r>
+    </w:p>
+    <w:p>
+      <w:pPr>
+        <w:pStyle w:val="Heading2"/>
+      </w:pPr>
+      <w:r>
+        <w:t>Task and evidence record</w:t>
+      </w:r>
+    </w:p>
+    <w:p>
+      <w:pPr>
+        <w:pStyle w:val="ListBullet"/>
+      </w:pPr>
+      <w:r>
+        <w:t>Main training(day,height cm):(0,1),(1,3),(2,5). CandidatesA(m1,b1),B(m2,b0),C(m2,b1),earlier wins tied training SSE. SSE5,3,0cm²selects C. Complete validation V1(3,6),V2(4,10):predictions7,9,residuals-1,+1,MAE1cm,MSE1cm². Training-mean baseline3cm predicts3,3,residuals3,7,MAE5cm,MSE29cm². Picture uses onlyday3observed6→8with frozen prediction7,absolute error1both,sign reverses. Slope2cm/day,intercept1cm;candidate scope and extrapolation limits remain.</w:t>
+      </w:r>
+    </w:p>
+    <w:p>
+      <w:pPr>
+        <w:pStyle w:val="ListBullet"/>
+      </w:pPr>
+      <w:r>
+        <w:t>Give the three training SSE values and selected line.</w:t>
+      </w:r>
+    </w:p>
     <w:p>
       <w:pPr>
         <w:pStyle w:val="Heading3"/>
       </w:pPr>
       <w:r>
-        <w:t>The step I completed without help, and the hint I needed</w:t>
+        <w:t>My reasoning and evidence</w:t>
       </w:r>
     </w:p>
     <w:p>
@@ -322,39 +245,55 @@
       </w:r>
     </w:p>
     <w:p>
+      <w:r>
+        <w:t>________________________________________________________________</w:t>
+      </w:r>
+    </w:p>
+    <w:p>
+      <w:r>
+        <w:t>________________________________________________________________</w:t>
+      </w:r>
+    </w:p>
+    <w:p>
+      <w:r>
+        <w:t>________________________________________________________________</w:t>
+      </w:r>
+    </w:p>
+    <w:p>
       <w:pPr>
         <w:pStyle w:val="Heading1"/>
       </w:pPr>
       <w:r>
-        <w:t>03. Individual reasoning check</w:t>
-      </w:r>
-    </w:p>
-    <w:p>
-      <w:r>
-        <w:t>Check the proposed Train a Regression Model explanation against the supplied facts before discussing it.</w:t>
-      </w:r>
-    </w:p>
-    <w:p>
-      <w:pPr>
-        <w:spacing w:line="336" w:lineRule="auto" w:after="180"/>
-      </w:pPr>
-      <w:r>
-        <w:rPr>
-          <w:b w:val="0"/>
-        </w:rPr>
-        <w:t xml:space="preserve">Use the worked case for </w:t>
-      </w:r>
-      <w:r>
-        <w:rPr>
-          <w:b/>
-        </w:rPr>
-        <w:t>Fitting</w:t>
-      </w:r>
-      <w:r>
-        <w:rPr>
-          <w:b w:val="0"/>
-        </w:rPr>
-        <w:t xml:space="preserve"> a line. Proposed explanation: “A final answer is enough”. Decide whether this explanation is supported. Point to the step or supplied fact that decides; explain your repair if needed.</w:t>
+        <w:t>13. W2 · Trace the current experiment</w:t>
+      </w:r>
+    </w:p>
+    <w:p>
+      <w:r>
+        <w:t>Keep this task’s complete inputs, stated rule and support record together.</w:t>
+      </w:r>
+    </w:p>
+    <w:p>
+      <w:pPr>
+        <w:pStyle w:val="Heading2"/>
+      </w:pPr>
+      <w:r>
+        <w:t>Task and evidence record</w:t>
+      </w:r>
+    </w:p>
+    <w:p>
+      <w:pPr>
+        <w:pStyle w:val="ListBullet"/>
+      </w:pPr>
+      <w:r>
+        <w:t>Main training(day,height cm):(0,1),(1,3),(2,5). CandidatesA(m1,b1),B(m2,b0),C(m2,b1),earlier wins tied training SSE. SSE5,3,0cm²selects C. Complete validation V1(3,6),V2(4,10):predictions7,9,residuals-1,+1,MAE1cm,MSE1cm². Training-mean baseline3cm predicts3,3,residuals3,7,MAE5cm,MSE29cm². Picture uses onlyday3observed6→8with frozen prediction7,absolute error1both,sign reverses. Slope2cm/day,intercept1cm;candidate scope and extrapolation limits remain.</w:t>
+      </w:r>
+    </w:p>
+    <w:p>
+      <w:pPr>
+        <w:pStyle w:val="ListBullet"/>
+      </w:pPr>
+      <w:r>
+        <w:t>Predict at x 3 and x 4 and calculate MAE/MSE.</w:t>
       </w:r>
     </w:p>
     <w:p>
@@ -362,7 +301,7 @@
         <w:pStyle w:val="Heading3"/>
       </w:pPr>
       <w:r>
-        <w:t>My explanation before partner discussion</w:t>
+        <w:t>My reasoning and evidence</w:t>
       </w:r>
     </w:p>
     <w:p>
@@ -386,16 +325,50 @@
       </w:r>
     </w:p>
     <w:p>
+      <w:r>
+        <w:t>________________________________________________________________</w:t>
+      </w:r>
+    </w:p>
+    <w:p>
+      <w:r>
+        <w:t>________________________________________________________________</w:t>
+      </w:r>
+    </w:p>
+    <w:p>
       <w:pPr>
         <w:pStyle w:val="Heading1"/>
       </w:pPr>
       <w:r>
-        <w:t>04. Independent transfer case</w:t>
-      </w:r>
-    </w:p>
-    <w:p>
-      <w:r>
-        <w:t>Write one first attempt at the reserved independent case before feedback. Repeated copies of that case refer to the same recorded attempt.</w:t>
+        <w:t>14. W3 · Repair the reasoning</w:t>
+      </w:r>
+    </w:p>
+    <w:p>
+      <w:r>
+        <w:t>Keep this task’s complete inputs, stated rule and support record together.</w:t>
+      </w:r>
+    </w:p>
+    <w:p>
+      <w:pPr>
+        <w:pStyle w:val="Heading2"/>
+      </w:pPr>
+      <w:r>
+        <w:t>Task and evidence record</w:t>
+      </w:r>
+    </w:p>
+    <w:p>
+      <w:pPr>
+        <w:pStyle w:val="ListBullet"/>
+      </w:pPr>
+      <w:r>
+        <w:t>Main training(day,height cm):(0,1),(1,3),(2,5). CandidatesA(m1,b1),B(m2,b0),C(m2,b1),earlier wins tied training SSE. SSE5,3,0cm²selects C. Complete validation V1(3,6),V2(4,10):predictions7,9,residuals-1,+1,MAE1cm,MSE1cm². Training-mean baseline3cm predicts3,3,residuals3,7,MAE5cm,MSE29cm². Picture uses onlyday3observed6→8with frozen prediction7,absolute error1both,sign reverses. Slope2cm/day,intercept1cm;candidate scope and extrapolation limits remain.</w:t>
+      </w:r>
+    </w:p>
+    <w:p>
+      <w:pPr>
+        <w:pStyle w:val="ListBullet"/>
+      </w:pPr>
+      <w:r>
+        <w:t>Fit the training constant and score it on validation.</w:t>
       </w:r>
     </w:p>
     <w:p>
@@ -403,24 +376,157 @@
         <w:pStyle w:val="Heading3"/>
       </w:pPr>
       <w:r>
+        <w:t>My reasoning and evidence</w:t>
+      </w:r>
+    </w:p>
+    <w:p>
+      <w:r>
+        <w:t>________________________________________________________________</w:t>
+      </w:r>
+    </w:p>
+    <w:p>
+      <w:r>
+        <w:t>________________________________________________________________</w:t>
+      </w:r>
+    </w:p>
+    <w:p>
+      <w:r>
+        <w:t>________________________________________________________________</w:t>
+      </w:r>
+    </w:p>
+    <w:p>
+      <w:r>
+        <w:t>________________________________________________________________</w:t>
+      </w:r>
+    </w:p>
+    <w:p>
+      <w:r>
+        <w:t>________________________________________________________________</w:t>
+      </w:r>
+    </w:p>
+    <w:p>
+      <w:r>
+        <w:t>________________________________________________________________</w:t>
+      </w:r>
+    </w:p>
+    <w:p>
+      <w:pPr>
+        <w:pStyle w:val="Heading1"/>
+      </w:pPr>
+      <w:r>
+        <w:t>16. W5 · Plan the next check</w:t>
+      </w:r>
+    </w:p>
+    <w:p>
+      <w:r>
+        <w:t>Keep this task’s complete inputs, stated rule and support record together.</w:t>
+      </w:r>
+    </w:p>
+    <w:p>
+      <w:pPr>
+        <w:pStyle w:val="Heading2"/>
+      </w:pPr>
+      <w:r>
+        <w:t>Task and evidence record</w:t>
+      </w:r>
+    </w:p>
+    <w:p>
+      <w:pPr>
+        <w:pStyle w:val="ListBullet"/>
+      </w:pPr>
+      <w:r>
+        <w:t>Main training(day,height cm):(0,1),(1,3),(2,5). CandidatesA(m1,b1),B(m2,b0),C(m2,b1),earlier wins tied training SSE. SSE5,3,0cm²selects C. Complete validation V1(3,6),V2(4,10):predictions7,9,residuals-1,+1,MAE1cm,MSE1cm². Training-mean baseline3cm predicts3,3,residuals3,7,MAE5cm,MSE29cm². Picture uses onlyday3observed6→8with frozen prediction7,absolute error1both,sign reverses. Slope2cm/day,intercept1cm;candidate scope and extrapolation limits remain.</w:t>
+      </w:r>
+    </w:p>
+    <w:p>
+      <w:pPr>
+        <w:pStyle w:val="ListBullet"/>
+      </w:pPr>
+      <w:r>
+        <w:t>Why is an exact training line not proof of correct predictions at x 100?</w:t>
+      </w:r>
+    </w:p>
+    <w:p>
+      <w:pPr>
+        <w:pStyle w:val="Heading3"/>
+      </w:pPr>
+      <w:r>
+        <w:t>My reasoning and evidence</w:t>
+      </w:r>
+    </w:p>
+    <w:p>
+      <w:r>
+        <w:t>________________________________________________________________</w:t>
+      </w:r>
+    </w:p>
+    <w:p>
+      <w:r>
+        <w:t>________________________________________________________________</w:t>
+      </w:r>
+    </w:p>
+    <w:p>
+      <w:r>
+        <w:t>________________________________________________________________</w:t>
+      </w:r>
+    </w:p>
+    <w:p>
+      <w:r>
+        <w:t>________________________________________________________________</w:t>
+      </w:r>
+    </w:p>
+    <w:p>
+      <w:r>
+        <w:t>________________________________________________________________</w:t>
+      </w:r>
+    </w:p>
+    <w:p>
+      <w:r>
+        <w:t>________________________________________________________________</w:t>
+      </w:r>
+    </w:p>
+    <w:p>
+      <w:pPr>
+        <w:pStyle w:val="Heading1"/>
+      </w:pPr>
+      <w:r>
+        <w:t>04. Try alone · Selected experiment task</w:t>
+      </w:r>
+    </w:p>
+    <w:p>
+      <w:r>
+        <w:t>Keep this task’s complete inputs, stated rule and support record together.</w:t>
+      </w:r>
+    </w:p>
+    <w:p>
+      <w:pPr>
+        <w:pStyle w:val="Heading2"/>
+      </w:pPr>
+      <w:r>
+        <w:t>Task and evidence record</w:t>
+      </w:r>
+    </w:p>
+    <w:p>
+      <w:pPr>
+        <w:pStyle w:val="ListBullet"/>
+      </w:pPr>
+      <w:r>
+        <w:t>Use only the selected training(0,2),(1,5),(2,8),its listed slope/intercept candidates and validation(3,10),(4,15). Select by training SSE with earlier-candidate ties before scoring the new targets. These numbers differ from the main(2,1)line example. No exact biological law or broad performance claim follows from this small candidate search.</w:t>
+      </w:r>
+    </w:p>
+    <w:p>
+      <w:pPr>
+        <w:pStyle w:val="Heading3"/>
+      </w:pPr>
+      <w:r>
         <w:t>Independent case: Apply independently</w:t>
       </w:r>
     </w:p>
     <w:p>
       <w:pPr>
-        <w:spacing w:line="336" w:lineRule="auto" w:after="180"/>
-      </w:pPr>
-      <w:r>
-        <w:rPr>
-          <w:b/>
-        </w:rPr>
-        <w:t>Training</w:t>
-      </w:r>
-      <w:r>
-        <w:rPr>
-          <w:b w:val="0"/>
-        </w:rPr>
-        <w:t xml:space="preserve"> (0, 2),(1, 5),(2, 8). Candidates m 2 b 2, m 3 b 1, m 3 b 2. Select by SSE, then score (3, 10),(4, 15) with MAE.</w:t>
+        <w:pStyle w:val="ListBullet"/>
+      </w:pPr>
+      <w:r>
+        <w:t>Training (0, 2),(1, 5),(2, 8). Candidates m 2 b 2, m 3 b 1, m 3 b 2. Select by SSE, then score (3, 10),(4, 15) with MAE.</w:t>
       </w:r>
     </w:p>
     <w:p>
@@ -468,12 +574,9 @@
     </w:p>
     <w:p>
       <w:pPr>
-        <w:spacing w:line="336" w:lineRule="auto" w:after="180"/>
-      </w:pPr>
-      <w:r>
-        <w:rPr>
-          <w:b w:val="0"/>
-        </w:rPr>
+        <w:pStyle w:val="ListBullet"/>
+      </w:pPr>
+      <w:r>
         <w:t>Attempt this case before feedback. Record any help. Earlier examples below are further practice; a case already practised with feedback cannot establish fresh transfer.</w:t>
       </w:r>
     </w:p>
@@ -482,41 +585,69 @@
         <w:pStyle w:val="Heading1"/>
       </w:pPr>
       <w:r>
-        <w:t>05. Your learning target</w:t>
-      </w:r>
-    </w:p>
-    <w:p>
-      <w:r>
-        <w:t>Connect the Train a Regression Model target to a trace and a justified conclusion.</w:t>
-      </w:r>
-    </w:p>
-    <w:p>
-      <w:pPr>
-        <w:spacing w:line="336" w:lineRule="auto" w:after="180"/>
-      </w:pPr>
-      <w:r>
-        <w:rPr>
-          <w:b/>
-        </w:rPr>
-        <w:t>Training</w:t>
-      </w:r>
-      <w:r>
-        <w:rPr>
-          <w:b w:val="0"/>
-        </w:rPr>
-        <w:t xml:space="preserve"> points (x,y)=(1,3),(2,5),(3,7). Compare y=x+1 and y=2x+1 by </w:t>
-      </w:r>
-      <w:r>
-        <w:rPr>
-          <w:b/>
-        </w:rPr>
-        <w:t>training</w:t>
-      </w:r>
-      <w:r>
-        <w:rPr>
-          <w:b w:val="0"/>
-        </w:rPr>
-        <w:t xml:space="preserve"> MAE; select one, then predict held-out x=4, actual=10. Explain what was fitted.</w:t>
+        <w:t>09. Project · Keep the experiment evidence</w:t>
+      </w:r>
+    </w:p>
+    <w:p>
+      <w:r>
+        <w:t>Keep this task’s complete inputs, stated rule and support record together.</w:t>
+      </w:r>
+    </w:p>
+    <w:p>
+      <w:pPr>
+        <w:pStyle w:val="Heading2"/>
+      </w:pPr>
+      <w:r>
+        <w:t>Task and evidence record</w:t>
+      </w:r>
+    </w:p>
+    <w:p>
+      <w:pPr>
+        <w:pStyle w:val="ListBullet"/>
+      </w:pPr>
+      <w:r>
+        <w:t>Add the regression experiment to the project appendix only as a separate, clearly limited model.</w:t>
+      </w:r>
+    </w:p>
+    <w:p>
+      <w:pPr>
+        <w:pStyle w:val="ListBullet"/>
+      </w:pPr>
+      <w:r>
+        <w:t>The project change and evidence I will keep</w:t>
+      </w:r>
+    </w:p>
+    <w:p>
+      <w:pPr>
+        <w:pStyle w:val="Heading3"/>
+      </w:pPr>
+      <w:r>
+        <w:t>Write or draw your reasoning and evidence.</w:t>
+      </w:r>
+    </w:p>
+    <w:p>
+      <w:r>
+        <w:t>________________________________________________________________</w:t>
+      </w:r>
+    </w:p>
+    <w:p>
+      <w:r>
+        <w:t>________________________________________________________________</w:t>
+      </w:r>
+    </w:p>
+    <w:p>
+      <w:r>
+        <w:t>________________________________________________________________</w:t>
+      </w:r>
+    </w:p>
+    <w:p>
+      <w:r>
+        <w:t>________________________________________________________________</w:t>
+      </w:r>
+    </w:p>
+    <w:p>
+      <w:r>
+        <w:t>________________________________________________________________</w:t>
       </w:r>
     </w:p>
     <w:p>
@@ -524,962 +655,20 @@
         <w:pStyle w:val="Heading1"/>
       </w:pPr>
       <w:r>
-        <w:t>06. Solve the given case</w:t>
-      </w:r>
-    </w:p>
-    <w:p>
-      <w:r>
-        <w:t>Solve the supplied Train a Regression Model case and show the deciding evidence.</w:t>
-      </w:r>
-    </w:p>
-    <w:p>
-      <w:pPr>
-        <w:spacing w:line="336" w:lineRule="auto" w:after="180"/>
-      </w:pPr>
-      <w:r>
-        <w:rPr>
-          <w:b w:val="0"/>
-        </w:rPr>
-        <w:t xml:space="preserve">Supplied fitted rule: height=2 times age+1. Held-out </w:t>
-      </w:r>
-      <w:r>
-        <w:rPr>
-          <w:b/>
-        </w:rPr>
-        <w:t>observation</w:t>
-      </w:r>
-      <w:r>
-        <w:rPr>
-          <w:b w:val="0"/>
-        </w:rPr>
-        <w:t>s are (3,8),(4,9).</w:t>
-      </w:r>
-    </w:p>
-    <w:p>
-      <w:pPr>
-        <w:spacing w:line="336" w:lineRule="auto" w:after="180"/>
-      </w:pPr>
-      <w:r>
-        <w:rPr>
-          <w:b w:val="0"/>
-        </w:rPr>
-        <w:t>Predict and evaluate; distinguish inference.</w:t>
-      </w:r>
-    </w:p>
-    <w:p>
-      <w:pPr>
-        <w:spacing w:line="336" w:lineRule="auto" w:after="180"/>
-      </w:pPr>
-      <w:r>
-        <w:rPr>
-          <w:b w:val="0"/>
-        </w:rPr>
-        <w:t xml:space="preserve">Show your trace, calculation or </w:t>
-      </w:r>
-      <w:r>
-        <w:rPr>
-          <w:b/>
-        </w:rPr>
-        <w:t>evidence</w:t>
-      </w:r>
-    </w:p>
-    <w:p>
-      <w:pPr>
-        <w:pStyle w:val="Heading3"/>
-      </w:pPr>
-      <w:r>
-        <w:t>Write or draw your reasoning and evidence.</w:t>
-      </w:r>
-    </w:p>
-    <w:p>
-      <w:r>
-        <w:t>________________________________________________________________</w:t>
-      </w:r>
-    </w:p>
-    <w:p>
-      <w:r>
-        <w:t>________________________________________________________________</w:t>
-      </w:r>
-    </w:p>
-    <w:p>
-      <w:r>
-        <w:t>________________________________________________________________</w:t>
-      </w:r>
-    </w:p>
-    <w:p>
-      <w:r>
-        <w:t>________________________________________________________________</w:t>
-      </w:r>
-    </w:p>
-    <w:p>
-      <w:r>
-        <w:t>________________________________________________________________</w:t>
-      </w:r>
-    </w:p>
-    <w:p>
-      <w:pPr>
-        <w:pStyle w:val="Heading1"/>
-      </w:pPr>
-      <w:r>
-        <w:t>07. Check a changed case</w:t>
-      </w:r>
-    </w:p>
-    <w:p>
-      <w:r>
-        <w:t>Apply the procedure to the changed case and record why the conclusion follows.</w:t>
-      </w:r>
-    </w:p>
-    <w:p>
-      <w:pPr>
-        <w:spacing w:line="336" w:lineRule="auto" w:after="180"/>
-        <w:shd w:fill="F5F1FB"/>
-      </w:pPr>
-      <w:r>
-        <w:rPr>
-          <w:b w:val="0"/>
-        </w:rPr>
-        <w:t xml:space="preserve">A regression model has validation MAE 2.4 cm; a </w:t>
-      </w:r>
-      <w:r>
-        <w:rPr>
-          <w:b/>
-        </w:rPr>
-        <w:t>training</w:t>
-      </w:r>
-      <w:r>
-        <w:rPr>
-          <w:b w:val="0"/>
-        </w:rPr>
-        <w:t>-mean baseline has validation MAE 2.0 cm on the same examples. Which performs better on this metric?</w:t>
-      </w:r>
-    </w:p>
-    <w:p>
-      <w:pPr>
-        <w:spacing w:line="336" w:lineRule="auto" w:after="180"/>
-      </w:pPr>
-      <w:r>
-        <w:rPr>
-          <w:b w:val="0"/>
-        </w:rPr>
-        <w:t>My independent answer and reason</w:t>
-      </w:r>
-    </w:p>
-    <w:p>
-      <w:pPr>
-        <w:pStyle w:val="Heading3"/>
-      </w:pPr>
-      <w:r>
-        <w:t>Write or draw your reasoning and evidence.</w:t>
-      </w:r>
-    </w:p>
-    <w:p>
-      <w:r>
-        <w:t>________________________________________________________________</w:t>
-      </w:r>
-    </w:p>
-    <w:p>
-      <w:r>
-        <w:t>________________________________________________________________</w:t>
-      </w:r>
-    </w:p>
-    <w:p>
-      <w:r>
-        <w:t>________________________________________________________________</w:t>
-      </w:r>
-    </w:p>
-    <w:p>
-      <w:r>
-        <w:t>________________________________________________________________</w:t>
-      </w:r>
-    </w:p>
-    <w:p>
-      <w:r>
-        <w:t>________________________________________________________________</w:t>
-      </w:r>
-    </w:p>
-    <w:p>
-      <w:pPr>
-        <w:pStyle w:val="Heading3"/>
-      </w:pPr>
-      <w:r>
-        <w:t>Week 22 Test and reflect</w:t>
-      </w:r>
-    </w:p>
-    <w:p>
-      <w:pPr>
-        <w:pStyle w:val="Heading1"/>
-      </w:pPr>
-      <w:r>
-        <w:t>08. Design a revealing test</w:t>
-      </w:r>
-    </w:p>
-    <w:p>
-      <w:r>
-        <w:t>Specify a changed input, expected result and observation separately.</w:t>
-      </w:r>
-    </w:p>
-    <w:p>
-      <w:pPr>
-        <w:spacing w:line="336" w:lineRule="auto" w:after="180"/>
-      </w:pPr>
-      <w:r>
-        <w:rPr>
-          <w:b w:val="0"/>
-        </w:rPr>
-        <w:t xml:space="preserve">Create a changed </w:t>
-      </w:r>
-      <w:r>
-        <w:rPr>
-          <w:b/>
-        </w:rPr>
-        <w:t>input</w:t>
-      </w:r>
-      <w:r>
-        <w:rPr>
-          <w:b w:val="0"/>
-        </w:rPr>
-        <w:t>, boundary case or missing-information case. Write the expected answer or safe response before testing.</w:t>
-      </w:r>
-    </w:p>
-    <w:tbl>
-      <w:tblPr>
-        <w:tblStyle w:val="LightShading-Accent1"/>
-        <w:tblW w:type="auto" w:w="0"/>
-        <w:tblLook w:firstColumn="1" w:firstRow="1" w:lastColumn="0" w:lastRow="0" w:noHBand="0" w:noVBand="1" w:val="04A0"/>
-      </w:tblPr>
-      <w:tblGrid>
-        <w:gridCol w:w="5112"/>
-        <w:gridCol w:w="5112"/>
-      </w:tblGrid>
-      <w:tr>
-        <w:trPr>
-          <w:tblHeader/>
-        </w:trPr>
-        <w:tc>
-          <w:tcPr>
-            <w:tcW w:type="dxa" w:w="5112"/>
-          </w:tcPr>
-          <w:p>
-            <w:r>
-              <w:t>Test record</w:t>
-            </w:r>
-          </w:p>
-        </w:tc>
-        <w:tc>
-          <w:tcPr>
-            <w:tcW w:type="dxa" w:w="5112"/>
-          </w:tcPr>
-          <w:p>
-            <w:r>
-              <w:t>My evidence</w:t>
-            </w:r>
-          </w:p>
-        </w:tc>
-      </w:tr>
-      <w:tr>
-        <w:tc>
-          <w:tcPr>
-            <w:tcW w:type="dxa" w:w="5112"/>
-          </w:tcPr>
-          <w:p>
-            <w:r>
-              <w:t>Changed input or condition</w:t>
-            </w:r>
-          </w:p>
-        </w:tc>
-        <w:tc>
-          <w:tcPr>
-            <w:tcW w:type="dxa" w:w="5112"/>
-          </w:tcPr>
-          <w:p>
-            <w:r/>
-          </w:p>
-        </w:tc>
-      </w:tr>
-      <w:tr>
-        <w:tc>
-          <w:tcPr>
-            <w:tcW w:type="dxa" w:w="5112"/>
-          </w:tcPr>
-          <w:p>
-            <w:r>
-              <w:t>Expected answer or fallback</w:t>
-            </w:r>
-          </w:p>
-        </w:tc>
-        <w:tc>
-          <w:tcPr>
-            <w:tcW w:type="dxa" w:w="5112"/>
-          </w:tcPr>
-          <w:p>
-            <w:r/>
-          </w:p>
-        </w:tc>
-      </w:tr>
-      <w:tr>
-        <w:tc>
-          <w:tcPr>
-            <w:tcW w:type="dxa" w:w="5112"/>
-          </w:tcPr>
-          <w:p>
-            <w:r>
-              <w:t>Observed result</w:t>
-            </w:r>
-          </w:p>
-        </w:tc>
-        <w:tc>
-          <w:tcPr>
-            <w:tcW w:type="dxa" w:w="5112"/>
-          </w:tcPr>
-          <w:p>
-            <w:r/>
-          </w:p>
-        </w:tc>
-      </w:tr>
-      <w:tr>
-        <w:tc>
-          <w:tcPr>
-            <w:tcW w:type="dxa" w:w="5112"/>
-          </w:tcPr>
-          <w:p>
-            <w:r>
-              <w:t>Why the result occurred</w:t>
-            </w:r>
-          </w:p>
-        </w:tc>
-        <w:tc>
-          <w:tcPr>
-            <w:tcW w:type="dxa" w:w="5112"/>
-          </w:tcPr>
-          <w:p>
-            <w:r/>
-          </w:p>
-        </w:tc>
-      </w:tr>
-    </w:tbl>
-    <w:p>
-      <w:pPr>
-        <w:pStyle w:val="Heading1"/>
-      </w:pPr>
-      <w:r>
-        <w:t>09. Project checkpoint</w:t>
-      </w:r>
-    </w:p>
-    <w:p>
-      <w:r>
-        <w:t>Justify what Train a Regression Model adds to Responsible Plant Classifier and keep the evidence.</w:t>
-      </w:r>
-    </w:p>
-    <w:p>
-      <w:pPr>
-        <w:spacing w:line="336" w:lineRule="auto" w:after="180"/>
-      </w:pPr>
-      <w:r>
-        <w:rPr>
-          <w:b w:val="0"/>
-        </w:rPr>
-        <w:t>Add the regression experiment to the project appendix only as a separate, clearly limited model.</w:t>
-      </w:r>
-    </w:p>
-    <w:p>
-      <w:pPr>
-        <w:spacing w:line="336" w:lineRule="auto" w:after="180"/>
-      </w:pPr>
-      <w:r>
-        <w:rPr>
-          <w:b w:val="0"/>
-        </w:rPr>
-        <w:t xml:space="preserve">The project change and </w:t>
-      </w:r>
-      <w:r>
-        <w:rPr>
-          <w:b/>
-        </w:rPr>
-        <w:t>evidence</w:t>
-      </w:r>
-      <w:r>
-        <w:rPr>
-          <w:b w:val="0"/>
-        </w:rPr>
-        <w:t xml:space="preserve"> I will keep</w:t>
-      </w:r>
-    </w:p>
-    <w:p>
-      <w:pPr>
-        <w:pStyle w:val="Heading3"/>
-      </w:pPr>
-      <w:r>
-        <w:t>Write or draw your reasoning and evidence.</w:t>
-      </w:r>
-    </w:p>
-    <w:p>
-      <w:r>
-        <w:t>________________________________________________________________</w:t>
-      </w:r>
-    </w:p>
-    <w:p>
-      <w:r>
-        <w:t>________________________________________________________________</w:t>
-      </w:r>
-    </w:p>
-    <w:p>
-      <w:r>
-        <w:t>________________________________________________________________</w:t>
-      </w:r>
-    </w:p>
-    <w:p>
-      <w:r>
-        <w:t>________________________________________________________________</w:t>
-      </w:r>
-    </w:p>
-    <w:p>
-      <w:r>
-        <w:t>________________________________________________________________</w:t>
-      </w:r>
-    </w:p>
-    <w:p>
-      <w:pPr>
-        <w:pStyle w:val="Heading1"/>
-      </w:pPr>
-      <w:r>
-        <w:t>10. Self check</w:t>
-      </w:r>
-    </w:p>
-    <w:p>
-      <w:r>
-        <w:t>Judge explanation, evidence, transfer and limits separately; attach the work behind your judgement.</w:t>
-      </w:r>
-    </w:p>
-    <w:p>
-      <w:pPr>
-        <w:pStyle w:val="ListBullet"/>
-      </w:pPr>
-      <w:r>
-        <w:t>I can explain the mechanism.</w:t>
-      </w:r>
-    </w:p>
-    <w:p>
-      <w:pPr>
-        <w:pStyle w:val="ListBullet"/>
-      </w:pPr>
-      <w:r>
-        <w:t>I can show evidence.</w:t>
-      </w:r>
-    </w:p>
-    <w:p>
-      <w:pPr>
-        <w:pStyle w:val="ListBullet"/>
-      </w:pPr>
-      <w:r>
-        <w:t>I can handle a changed case.</w:t>
-      </w:r>
-    </w:p>
-    <w:p>
-      <w:pPr>
-        <w:pStyle w:val="ListBullet"/>
-      </w:pPr>
-      <w:r>
-        <w:t>I can name a limit.</w:t>
-      </w:r>
-    </w:p>
-    <w:p>
-      <w:r>
-        <w:t>Mark each as not yet, with help or independently, and attach supporting work.</w:t>
-      </w:r>
-    </w:p>
-    <w:p>
-      <w:pPr>
-        <w:spacing w:line="336" w:lineRule="auto" w:after="180"/>
-      </w:pPr>
-      <w:r>
-        <w:rPr>
-          <w:b w:val="0"/>
-        </w:rPr>
-        <w:t>Teacher review ____________________  Next step ____________________</w:t>
-      </w:r>
-    </w:p>
-    <w:p>
-      <w:pPr>
-        <w:pStyle w:val="Heading1"/>
-      </w:pPr>
-      <w:r>
-        <w:t>11. Transfer practice from the original programme</w:t>
-      </w:r>
-    </w:p>
-    <w:p>
-      <w:r>
-        <w:t>Use this earlier case as transfer practice. A case already discussed with feedback is not fresh assessment evidence.</w:t>
-      </w:r>
-    </w:p>
-    <w:p>
-      <w:pPr>
-        <w:spacing w:line="336" w:lineRule="auto" w:after="180"/>
-      </w:pPr>
-      <w:r>
-        <w:rPr>
-          <w:b/>
-        </w:rPr>
-        <w:t>Training</w:t>
-      </w:r>
-      <w:r>
-        <w:rPr>
-          <w:b w:val="0"/>
-        </w:rPr>
-        <w:t xml:space="preserve"> points (x,y)=(1,3),(2,5),(3,7). Compare y=x+1 and y=2x+1 by </w:t>
-      </w:r>
-      <w:r>
-        <w:rPr>
-          <w:b/>
-        </w:rPr>
-        <w:t>training</w:t>
-      </w:r>
-      <w:r>
-        <w:rPr>
-          <w:b w:val="0"/>
-        </w:rPr>
-        <w:t xml:space="preserve"> MAE; select one, then predict held-out x=4, actual=10. Explain what was fitted.</w:t>
-      </w:r>
-    </w:p>
-    <w:p>
-      <w:pPr>
-        <w:pStyle w:val="Heading3"/>
-      </w:pPr>
-      <w:r>
-        <w:t>My independently reasoned answer</w:t>
-      </w:r>
-    </w:p>
-    <w:p>
-      <w:r>
-        <w:t>________________________________________________________________</w:t>
-      </w:r>
-    </w:p>
-    <w:p>
-      <w:r>
-        <w:t>________________________________________________________________</w:t>
-      </w:r>
-    </w:p>
-    <w:p>
-      <w:r>
-        <w:t>________________________________________________________________</w:t>
-      </w:r>
-    </w:p>
-    <w:p>
-      <w:r>
-        <w:t>________________________________________________________________</w:t>
-      </w:r>
-    </w:p>
-    <w:p>
-      <w:r>
-        <w:t>________________________________________________________________</w:t>
-      </w:r>
-    </w:p>
-    <w:p>
-      <w:r>
-        <w:t>________________________________________________________________</w:t>
-      </w:r>
-    </w:p>
-    <w:p>
-      <w:r>
-        <w:t>________________________________________________________________</w:t>
-      </w:r>
-    </w:p>
-    <w:p>
-      <w:pPr>
-        <w:spacing w:line="336" w:lineRule="auto" w:after="180"/>
-      </w:pPr>
-      <w:r>
-        <w:rPr>
-          <w:b w:val="0"/>
-        </w:rPr>
-        <w:t>Record support used: none, hint or teacher explanation.</w:t>
-      </w:r>
-    </w:p>
-    <w:p>
-      <w:pPr>
-        <w:pStyle w:val="Heading1"/>
-      </w:pPr>
-      <w:r>
-        <w:t>12. W1 Trace candidates</w:t>
-      </w:r>
-    </w:p>
-    <w:p>
-      <w:r>
-        <w:t>Trace candidates. Apply the supplied Train a Regression Model facts and keep your reasoning.</w:t>
-      </w:r>
-    </w:p>
-    <w:p>
-      <w:pPr>
-        <w:spacing w:line="336" w:lineRule="auto" w:after="180"/>
-      </w:pPr>
-      <w:r>
-        <w:rPr>
-          <w:b w:val="0"/>
-        </w:rPr>
-        <w:t xml:space="preserve">Give the three </w:t>
-      </w:r>
-      <w:r>
-        <w:rPr>
-          <w:b/>
-        </w:rPr>
-        <w:t>training</w:t>
-      </w:r>
-      <w:r>
-        <w:rPr>
-          <w:b w:val="0"/>
-        </w:rPr>
-        <w:t xml:space="preserve"> SSE values and selected line.</w:t>
-      </w:r>
-    </w:p>
-    <w:p>
-      <w:pPr>
-        <w:pStyle w:val="Heading3"/>
-      </w:pPr>
-      <w:r>
-        <w:t>My reasoning and evidence</w:t>
-      </w:r>
-    </w:p>
-    <w:p>
-      <w:r>
-        <w:t>________________________________________________________________</w:t>
-      </w:r>
-    </w:p>
-    <w:p>
-      <w:r>
-        <w:t>________________________________________________________________</w:t>
-      </w:r>
-    </w:p>
-    <w:p>
-      <w:r>
-        <w:t>________________________________________________________________</w:t>
-      </w:r>
-    </w:p>
-    <w:p>
-      <w:r>
-        <w:t>________________________________________________________________</w:t>
-      </w:r>
-    </w:p>
-    <w:p>
-      <w:r>
-        <w:t>________________________________________________________________</w:t>
-      </w:r>
-    </w:p>
-    <w:p>
-      <w:r>
-        <w:t>________________________________________________________________</w:t>
-      </w:r>
-    </w:p>
-    <w:p>
-      <w:pPr>
-        <w:pStyle w:val="Heading1"/>
-      </w:pPr>
-      <w:r>
-        <w:t>13. W2 Score validation</w:t>
-      </w:r>
-    </w:p>
-    <w:p>
-      <w:r>
-        <w:t>Score validation. Apply the supplied Train a Regression Model facts and keep your reasoning.</w:t>
-      </w:r>
-    </w:p>
-    <w:p>
-      <w:pPr>
-        <w:spacing w:line="336" w:lineRule="auto" w:after="180"/>
-      </w:pPr>
-      <w:r>
-        <w:rPr>
-          <w:b w:val="0"/>
-        </w:rPr>
-        <w:t>Predict at x 3 and x 4 and calculate MAE/MSE.</w:t>
-      </w:r>
-    </w:p>
-    <w:p>
-      <w:pPr>
-        <w:pStyle w:val="Heading3"/>
-      </w:pPr>
-      <w:r>
-        <w:t>My reasoning and evidence</w:t>
-      </w:r>
-    </w:p>
-    <w:p>
-      <w:r>
-        <w:t>________________________________________________________________</w:t>
-      </w:r>
-    </w:p>
-    <w:p>
-      <w:r>
-        <w:t>________________________________________________________________</w:t>
-      </w:r>
-    </w:p>
-    <w:p>
-      <w:r>
-        <w:t>________________________________________________________________</w:t>
-      </w:r>
-    </w:p>
-    <w:p>
-      <w:r>
-        <w:t>________________________________________________________________</w:t>
-      </w:r>
-    </w:p>
-    <w:p>
-      <w:r>
-        <w:t>________________________________________________________________</w:t>
-      </w:r>
-    </w:p>
-    <w:p>
-      <w:r>
-        <w:t>________________________________________________________________</w:t>
-      </w:r>
-    </w:p>
-    <w:p>
-      <w:pPr>
-        <w:pStyle w:val="Heading1"/>
-      </w:pPr>
-      <w:r>
-        <w:t>14. W3 Compare the baseline</w:t>
-      </w:r>
-    </w:p>
-    <w:p>
-      <w:r>
-        <w:t>Compare the baseline. Apply the supplied Train a Regression Model facts and keep your reasoning.</w:t>
-      </w:r>
-    </w:p>
-    <w:p>
-      <w:pPr>
-        <w:spacing w:line="336" w:lineRule="auto" w:after="180"/>
-      </w:pPr>
-      <w:r>
-        <w:rPr>
-          <w:b w:val="0"/>
-        </w:rPr>
-        <w:t xml:space="preserve">Fit the </w:t>
-      </w:r>
-      <w:r>
-        <w:rPr>
-          <w:b/>
-        </w:rPr>
-        <w:t>training</w:t>
-      </w:r>
-      <w:r>
-        <w:rPr>
-          <w:b w:val="0"/>
-        </w:rPr>
-        <w:t xml:space="preserve"> constant and score it on validation.</w:t>
-      </w:r>
-    </w:p>
-    <w:p>
-      <w:pPr>
-        <w:pStyle w:val="Heading3"/>
-      </w:pPr>
-      <w:r>
-        <w:t>My reasoning and evidence</w:t>
-      </w:r>
-    </w:p>
-    <w:p>
-      <w:r>
-        <w:t>________________________________________________________________</w:t>
-      </w:r>
-    </w:p>
-    <w:p>
-      <w:r>
-        <w:t>________________________________________________________________</w:t>
-      </w:r>
-    </w:p>
-    <w:p>
-      <w:r>
-        <w:t>________________________________________________________________</w:t>
-      </w:r>
-    </w:p>
-    <w:p>
-      <w:r>
-        <w:t>________________________________________________________________</w:t>
-      </w:r>
-    </w:p>
-    <w:p>
-      <w:r>
-        <w:t>________________________________________________________________</w:t>
-      </w:r>
-    </w:p>
-    <w:p>
-      <w:r>
-        <w:t>________________________________________________________________</w:t>
-      </w:r>
-    </w:p>
-    <w:p>
-      <w:pPr>
-        <w:pStyle w:val="Heading1"/>
-      </w:pPr>
-      <w:r>
-        <w:t>15. W4 Apply independently</w:t>
-      </w:r>
-    </w:p>
-    <w:p>
-      <w:r>
-        <w:t>Attempt before feedback. If this repeats the selected independent case, reuse that first attempt; otherwise keep a separate record. Apply independently. Apply the supplied Train a Regression Model facts and keep your reasoning.</w:t>
-      </w:r>
-    </w:p>
-    <w:p>
-      <w:pPr>
-        <w:spacing w:line="336" w:lineRule="auto" w:after="180"/>
-      </w:pPr>
-      <w:r>
-        <w:rPr>
-          <w:b/>
-        </w:rPr>
-        <w:t>Training</w:t>
-      </w:r>
-      <w:r>
-        <w:rPr>
-          <w:b w:val="0"/>
-        </w:rPr>
-        <w:t xml:space="preserve"> (0, 2),(1, 5),(2, 8). Candidates m 2 b 2, m 3 b 1, m 3 b 2. Select by SSE, then score (3, 10),(4, 15) with MAE.</w:t>
-      </w:r>
-    </w:p>
-    <w:p>
-      <w:pPr>
-        <w:pStyle w:val="Heading3"/>
-      </w:pPr>
-      <w:r>
-        <w:t>My reasoning and evidence</w:t>
-      </w:r>
-    </w:p>
-    <w:p>
-      <w:r>
-        <w:t>________________________________________________________________</w:t>
-      </w:r>
-    </w:p>
-    <w:p>
-      <w:r>
-        <w:t>________________________________________________________________</w:t>
-      </w:r>
-    </w:p>
-    <w:p>
-      <w:r>
-        <w:t>________________________________________________________________</w:t>
-      </w:r>
-    </w:p>
-    <w:p>
-      <w:r>
-        <w:t>________________________________________________________________</w:t>
-      </w:r>
-    </w:p>
-    <w:p>
-      <w:r>
-        <w:t>________________________________________________________________</w:t>
-      </w:r>
-    </w:p>
-    <w:p>
-      <w:r>
-        <w:t>________________________________________________________________</w:t>
-      </w:r>
-    </w:p>
-    <w:p>
-      <w:r>
-        <w:t>________________________________________________________________</w:t>
-      </w:r>
-    </w:p>
-    <w:p>
-      <w:r>
-        <w:t>________________________________________________________________</w:t>
-      </w:r>
-    </w:p>
-    <w:p>
-      <w:pPr>
-        <w:pStyle w:val="Heading1"/>
-      </w:pPr>
-      <w:r>
-        <w:t>16. W5 Limit extrapolation</w:t>
-      </w:r>
-    </w:p>
-    <w:p>
-      <w:r>
-        <w:t>Limit extrapolation. Apply the supplied Train a Regression Model facts and keep your reasoning.</w:t>
-      </w:r>
-    </w:p>
-    <w:p>
-      <w:pPr>
-        <w:spacing w:line="336" w:lineRule="auto" w:after="180"/>
-        <w:shd w:fill="F5F1FB"/>
-      </w:pPr>
-      <w:r>
-        <w:rPr>
-          <w:b w:val="0"/>
-        </w:rPr>
-        <w:t xml:space="preserve">Why is an exact </w:t>
-      </w:r>
-      <w:r>
-        <w:rPr>
-          <w:b/>
-        </w:rPr>
-        <w:t>training</w:t>
-      </w:r>
-      <w:r>
-        <w:rPr>
-          <w:b w:val="0"/>
-        </w:rPr>
-        <w:t xml:space="preserve"> line not proof of correct </w:t>
-      </w:r>
-      <w:r>
-        <w:rPr>
-          <w:b/>
-        </w:rPr>
-        <w:t>prediction</w:t>
-      </w:r>
-      <w:r>
-        <w:rPr>
-          <w:b w:val="0"/>
-        </w:rPr>
-        <w:t>s at x 100?</w:t>
-      </w:r>
-    </w:p>
-    <w:p>
-      <w:pPr>
-        <w:pStyle w:val="Heading3"/>
-      </w:pPr>
-      <w:r>
-        <w:t>My reasoning and evidence</w:t>
-      </w:r>
-    </w:p>
-    <w:p>
-      <w:r>
-        <w:t>________________________________________________________________</w:t>
-      </w:r>
-    </w:p>
-    <w:p>
-      <w:r>
-        <w:t>________________________________________________________________</w:t>
-      </w:r>
-    </w:p>
-    <w:p>
-      <w:r>
-        <w:t>________________________________________________________________</w:t>
-      </w:r>
-    </w:p>
-    <w:p>
-      <w:r>
-        <w:t>________________________________________________________________</w:t>
-      </w:r>
-    </w:p>
-    <w:p>
-      <w:r>
-        <w:t>________________________________________________________________</w:t>
-      </w:r>
-    </w:p>
-    <w:p>
-      <w:r>
-        <w:t>________________________________________________________________</w:t>
-      </w:r>
-    </w:p>
-    <w:p>
-      <w:pPr>
-        <w:pStyle w:val="Heading1"/>
-      </w:pPr>
-      <w:r>
-        <w:t>17. Feedback, return check and learning record</w:t>
-      </w:r>
-    </w:p>
-    <w:p>
-      <w:r>
-        <w:t>Record the first repaired step and a different case to revisit after a delay.</w:t>
+        <w:t>17. Feedback · Repair and return</w:t>
+      </w:r>
+    </w:p>
+    <w:p>
+      <w:r>
+        <w:t>Keep this task’s complete inputs, stated rule and support record together.</w:t>
+      </w:r>
+    </w:p>
+    <w:p>
+      <w:pPr>
+        <w:pStyle w:val="Heading2"/>
+      </w:pPr>
+      <w:r>
+        <w:t>Task and evidence record</w:t>
       </w:r>
     </w:p>
     <w:tbl>
@@ -1620,12 +809,9 @@
     </w:tbl>
     <w:p>
       <w:pPr>
-        <w:spacing w:line="336" w:lineRule="auto" w:after="180"/>
-      </w:pPr>
-      <w:r>
-        <w:rPr>
-          <w:b w:val="0"/>
-        </w:rPr>
+        <w:pStyle w:val="ListBullet"/>
+      </w:pPr>
+      <w:r>
         <w:t>Revisit this idea with your teacher after a delay. Familiarity is different from explaining and using it on a changed case.</w:t>
       </w:r>
     </w:p>
@@ -1634,87 +820,777 @@
         <w:pStyle w:val="Heading1"/>
       </w:pPr>
       <w:r>
-        <w:t>18. Pictorial case practice: Train a Regression Model</w:t>
-      </w:r>
-    </w:p>
-    <w:p>
-      <w:r>
-        <w:t>Fit a toy growth line from training pairs, then leave evaluation labels out of fitting. Explain the labelled step before checking the changed condition.</w:t>
-      </w:r>
-    </w:p>
-    <w:p>
-      <w:pPr>
-        <w:spacing w:line="336" w:lineRule="auto" w:after="180"/>
-      </w:pPr>
-      <w:r>
-        <w:rPr>
-          <w:b w:val="0"/>
-        </w:rPr>
-        <w:t xml:space="preserve">Fit a toy growth line from </w:t>
-      </w:r>
-      <w:r>
-        <w:rPr>
-          <w:b/>
-        </w:rPr>
-        <w:t>training</w:t>
-      </w:r>
-      <w:r>
-        <w:rPr>
-          <w:b w:val="0"/>
-        </w:rPr>
-        <w:t xml:space="preserve"> pairs, then leave evaluation labels out of </w:t>
-      </w:r>
-      <w:r>
-        <w:rPr>
-          <w:b/>
-        </w:rPr>
-        <w:t>fitting</w:t>
-      </w:r>
-      <w:r>
-        <w:rPr>
-          <w:b w:val="0"/>
-        </w:rPr>
-        <w:t>.</w:t>
-      </w:r>
-    </w:p>
-    <w:p>
-      <w:pPr>
-        <w:spacing w:line="336" w:lineRule="auto" w:after="180"/>
-      </w:pPr>
-      <w:r>
-        <w:rPr>
-          <w:b/>
-        </w:rPr>
-        <w:t>Training</w:t>
-      </w:r>
-      <w:r>
-        <w:rPr>
-          <w:b w:val="0"/>
-        </w:rPr>
-        <w:t>(day, height):(0, 1),(1, 3),(2, 5). Candidates y=2x+1 and y=x+1. Evaluation pair:(3, 6).</w:t>
-      </w:r>
-    </w:p>
-    <w:p>
-      <w:pPr>
-        <w:spacing w:line="336" w:lineRule="auto" w:after="180"/>
-      </w:pPr>
-      <w:r>
-        <w:rPr>
-          <w:b w:val="0"/>
-        </w:rPr>
-        <w:t xml:space="preserve">All </w:t>
-      </w:r>
-      <w:r>
-        <w:rPr>
-          <w:b/>
-        </w:rPr>
-        <w:t>input</w:t>
-      </w:r>
-      <w:r>
-        <w:rPr>
-          <w:b w:val="0"/>
-        </w:rPr>
-        <w:t>s and outcomes in this worked example are invented classroom data; no real model run is claimed.</w:t>
+        <w:t>10. Finish · Judge your evidence</w:t>
+      </w:r>
+    </w:p>
+    <w:p>
+      <w:r>
+        <w:t>Keep this task’s complete inputs, stated rule and support record together.</w:t>
+      </w:r>
+    </w:p>
+    <w:p>
+      <w:pPr>
+        <w:pStyle w:val="Heading2"/>
+      </w:pPr>
+      <w:r>
+        <w:t>Task and evidence record</w:t>
+      </w:r>
+    </w:p>
+    <w:p>
+      <w:pPr>
+        <w:pStyle w:val="ListBullet"/>
+      </w:pPr>
+      <w:r>
+        <w:t>I can explain the mechanism. I can show evidence. I can handle a changed case. I can name a limit. Mark each as not yet, with help or independently, and attach supporting work.</w:t>
+      </w:r>
+    </w:p>
+    <w:p>
+      <w:pPr>
+        <w:pStyle w:val="ListBullet"/>
+      </w:pPr>
+      <w:r>
+        <w:t>Teacher review ____________________  Next step ____________________</w:t>
+      </w:r>
+    </w:p>
+    <w:p>
+      <w:pPr>
+        <w:pStyle w:val="Heading1"/>
+      </w:pPr>
+      <w:r>
+        <w:t>Reference bank and extra practice</w:t>
+      </w:r>
+    </w:p>
+    <w:p>
+      <w:pPr>
+        <w:pStyle w:val="Heading1"/>
+      </w:pPr>
+      <w:r>
+        <w:t>02. Reference · Supported W2 record</w:t>
+      </w:r>
+    </w:p>
+    <w:p>
+      <w:r>
+        <w:t>Keep this task’s complete inputs, stated rule and support record together.</w:t>
+      </w:r>
+    </w:p>
+    <w:p>
+      <w:pPr>
+        <w:pStyle w:val="Heading2"/>
+      </w:pPr>
+      <w:r>
+        <w:t>Task and evidence record</w:t>
+      </w:r>
+    </w:p>
+    <w:p>
+      <w:pPr>
+        <w:pStyle w:val="ListBullet"/>
+      </w:pPr>
+      <w:r>
+        <w:t>Use W2: Score validation for Fitting a line. Record the answer once; the lesson and workbook refer to the same attempt.</w:t>
+      </w:r>
+    </w:p>
+    <w:tbl>
+      <w:tblPr>
+        <w:tblStyle w:val="LightShading-Accent1"/>
+        <w:tblW w:type="auto" w:w="0"/>
+        <w:tblLook w:firstColumn="1" w:firstRow="1" w:lastColumn="0" w:lastRow="0" w:noHBand="0" w:noVBand="1" w:val="04A0"/>
+      </w:tblPr>
+      <w:tblGrid>
+        <w:gridCol w:w="2556"/>
+        <w:gridCol w:w="2556"/>
+        <w:gridCol w:w="2556"/>
+        <w:gridCol w:w="2556"/>
+      </w:tblGrid>
+      <w:tr>
+        <w:trPr>
+          <w:tblHeader/>
+        </w:trPr>
+        <w:tc>
+          <w:tcPr>
+            <w:tcW w:type="dxa" w:w="2556"/>
+          </w:tcPr>
+          <w:p>
+            <w:r>
+              <w:t>Given inputs</w:t>
+            </w:r>
+          </w:p>
+        </w:tc>
+        <w:tc>
+          <w:tcPr>
+            <w:tcW w:type="dxa" w:w="2556"/>
+          </w:tcPr>
+          <w:p>
+            <w:r>
+              <w:t>Procedure I chose</w:t>
+            </w:r>
+          </w:p>
+        </w:tc>
+        <w:tc>
+          <w:tcPr>
+            <w:tcW w:type="dxa" w:w="2556"/>
+          </w:tcPr>
+          <w:p>
+            <w:r>
+              <w:t>Middle steps</w:t>
+            </w:r>
+          </w:p>
+        </w:tc>
+        <w:tc>
+          <w:tcPr>
+            <w:tcW w:type="dxa" w:w="2556"/>
+          </w:tcPr>
+          <w:p>
+            <w:r>
+              <w:t>Result and check</w:t>
+            </w:r>
+          </w:p>
+        </w:tc>
+      </w:tr>
+      <w:tr>
+        <w:tc>
+          <w:tcPr>
+            <w:tcW w:type="dxa" w:w="2556"/>
+          </w:tcPr>
+          <w:p>
+            <w:r/>
+          </w:p>
+        </w:tc>
+        <w:tc>
+          <w:tcPr>
+            <w:tcW w:type="dxa" w:w="2556"/>
+          </w:tcPr>
+          <w:p>
+            <w:r/>
+          </w:p>
+        </w:tc>
+        <w:tc>
+          <w:tcPr>
+            <w:tcW w:type="dxa" w:w="2556"/>
+          </w:tcPr>
+          <w:p>
+            <w:r/>
+          </w:p>
+        </w:tc>
+        <w:tc>
+          <w:tcPr>
+            <w:tcW w:type="dxa" w:w="2556"/>
+          </w:tcPr>
+          <w:p>
+            <w:r/>
+          </w:p>
+        </w:tc>
+      </w:tr>
+    </w:tbl>
+    <w:p>
+      <w:pPr>
+        <w:pStyle w:val="Heading3"/>
+      </w:pPr>
+      <w:r>
+        <w:t>The step I completed without help, and the hint I needed</w:t>
+      </w:r>
+    </w:p>
+    <w:p>
+      <w:r>
+        <w:t>________________________________________________________________</w:t>
+      </w:r>
+    </w:p>
+    <w:p>
+      <w:r>
+        <w:t>________________________________________________________________</w:t>
+      </w:r>
+    </w:p>
+    <w:p>
+      <w:r>
+        <w:t>________________________________________________________________</w:t>
+      </w:r>
+    </w:p>
+    <w:p>
+      <w:pPr>
+        <w:pStyle w:val="Heading1"/>
+      </w:pPr>
+      <w:r>
+        <w:t>03. Extra practice · Individual reasoning check</w:t>
+      </w:r>
+    </w:p>
+    <w:p>
+      <w:r>
+        <w:t>Keep this task’s complete inputs, stated rule and support record together.</w:t>
+      </w:r>
+    </w:p>
+    <w:p>
+      <w:pPr>
+        <w:pStyle w:val="Heading2"/>
+      </w:pPr>
+      <w:r>
+        <w:t>Task and evidence record</w:t>
+      </w:r>
+    </w:p>
+    <w:p>
+      <w:pPr>
+        <w:pStyle w:val="ListBullet"/>
+      </w:pPr>
+      <w:r>
+        <w:t>Use the worked case for Fitting a line. Proposed explanation: “A final answer is enough”. Decide whether this explanation is supported. Point to the step or supplied fact that decides; explain your repair if needed.</w:t>
+      </w:r>
+    </w:p>
+    <w:p>
+      <w:pPr>
+        <w:pStyle w:val="Heading3"/>
+      </w:pPr>
+      <w:r>
+        <w:t>My explanation before partner discussion</w:t>
+      </w:r>
+    </w:p>
+    <w:p>
+      <w:r>
+        <w:t>________________________________________________________________</w:t>
+      </w:r>
+    </w:p>
+    <w:p>
+      <w:r>
+        <w:t>________________________________________________________________</w:t>
+      </w:r>
+    </w:p>
+    <w:p>
+      <w:r>
+        <w:t>________________________________________________________________</w:t>
+      </w:r>
+    </w:p>
+    <w:p>
+      <w:r>
+        <w:t>________________________________________________________________</w:t>
+      </w:r>
+    </w:p>
+    <w:p>
+      <w:pPr>
+        <w:pStyle w:val="Heading1"/>
+      </w:pPr>
+      <w:r>
+        <w:t>05. Reference · Earlier learning target</w:t>
+      </w:r>
+    </w:p>
+    <w:p>
+      <w:r>
+        <w:t>Keep this task’s complete inputs, stated rule and support record together.</w:t>
+      </w:r>
+    </w:p>
+    <w:p>
+      <w:pPr>
+        <w:pStyle w:val="Heading2"/>
+      </w:pPr>
+      <w:r>
+        <w:t>Task and evidence record</w:t>
+      </w:r>
+    </w:p>
+    <w:p>
+      <w:pPr>
+        <w:pStyle w:val="ListBullet"/>
+      </w:pPr>
+      <w:r>
+        <w:t>Training points (x,y)=(1,3),(2,5),(3,7). Compare y=x+1 and y=2x+1 by training MAE; select one, then predict held-out x=4, actual=10. Explain what was fitted.</w:t>
+      </w:r>
+    </w:p>
+    <w:p>
+      <w:pPr>
+        <w:pStyle w:val="Heading1"/>
+      </w:pPr>
+      <w:r>
+        <w:t>06. Extra practice · Earlier complete case</w:t>
+      </w:r>
+    </w:p>
+    <w:p>
+      <w:r>
+        <w:t>Keep this task’s complete inputs, stated rule and support record together.</w:t>
+      </w:r>
+    </w:p>
+    <w:p>
+      <w:pPr>
+        <w:pStyle w:val="Heading2"/>
+      </w:pPr>
+      <w:r>
+        <w:t>Task and evidence record</w:t>
+      </w:r>
+    </w:p>
+    <w:p>
+      <w:pPr>
+        <w:pStyle w:val="ListBullet"/>
+      </w:pPr>
+      <w:r>
+        <w:t>Supplied fitted rule: height=2 times age+1. Held-out observations are (3,8),(4,9).</w:t>
+      </w:r>
+    </w:p>
+    <w:p>
+      <w:pPr>
+        <w:pStyle w:val="ListBullet"/>
+      </w:pPr>
+      <w:r>
+        <w:t>Predict and evaluate; distinguish inference.</w:t>
+      </w:r>
+    </w:p>
+    <w:p>
+      <w:pPr>
+        <w:pStyle w:val="ListBullet"/>
+      </w:pPr>
+      <w:r>
+        <w:t>Show your trace, calculation or evidence</w:t>
+      </w:r>
+    </w:p>
+    <w:p>
+      <w:pPr>
+        <w:pStyle w:val="Heading3"/>
+      </w:pPr>
+      <w:r>
+        <w:t>Write or draw your reasoning and evidence.</w:t>
+      </w:r>
+    </w:p>
+    <w:p>
+      <w:r>
+        <w:t>________________________________________________________________</w:t>
+      </w:r>
+    </w:p>
+    <w:p>
+      <w:r>
+        <w:t>________________________________________________________________</w:t>
+      </w:r>
+    </w:p>
+    <w:p>
+      <w:r>
+        <w:t>________________________________________________________________</w:t>
+      </w:r>
+    </w:p>
+    <w:p>
+      <w:r>
+        <w:t>________________________________________________________________</w:t>
+      </w:r>
+    </w:p>
+    <w:p>
+      <w:r>
+        <w:t>________________________________________________________________</w:t>
+      </w:r>
+    </w:p>
+    <w:p>
+      <w:pPr>
+        <w:pStyle w:val="Heading1"/>
+      </w:pPr>
+      <w:r>
+        <w:t>07. Extra practice · Changed case</w:t>
+      </w:r>
+    </w:p>
+    <w:p>
+      <w:r>
+        <w:t>Keep this task’s complete inputs, stated rule and support record together.</w:t>
+      </w:r>
+    </w:p>
+    <w:p>
+      <w:pPr>
+        <w:pStyle w:val="Heading2"/>
+      </w:pPr>
+      <w:r>
+        <w:t>Task and evidence record</w:t>
+      </w:r>
+    </w:p>
+    <w:p>
+      <w:pPr>
+        <w:pStyle w:val="ListBullet"/>
+      </w:pPr>
+      <w:r>
+        <w:t>A regression model has validation MAE 2.4 cm; a training-mean baseline has validation MAE 2.0 cm on the same examples. Which performs better on this metric?</w:t>
+      </w:r>
+    </w:p>
+    <w:p>
+      <w:pPr>
+        <w:pStyle w:val="ListBullet"/>
+      </w:pPr>
+      <w:r>
+        <w:t>My independent answer and reason</w:t>
+      </w:r>
+    </w:p>
+    <w:p>
+      <w:pPr>
+        <w:pStyle w:val="Heading3"/>
+      </w:pPr>
+      <w:r>
+        <w:t>Write or draw your reasoning and evidence.</w:t>
+      </w:r>
+    </w:p>
+    <w:p>
+      <w:r>
+        <w:t>________________________________________________________________</w:t>
+      </w:r>
+    </w:p>
+    <w:p>
+      <w:r>
+        <w:t>________________________________________________________________</w:t>
+      </w:r>
+    </w:p>
+    <w:p>
+      <w:r>
+        <w:t>________________________________________________________________</w:t>
+      </w:r>
+    </w:p>
+    <w:p>
+      <w:r>
+        <w:t>________________________________________________________________</w:t>
+      </w:r>
+    </w:p>
+    <w:p>
+      <w:r>
+        <w:t>________________________________________________________________</w:t>
+      </w:r>
+    </w:p>
+    <w:p>
+      <w:pPr>
+        <w:pStyle w:val="Heading3"/>
+      </w:pPr>
+      <w:r>
+        <w:t>Week 22 Test and reflect</w:t>
+      </w:r>
+    </w:p>
+    <w:p>
+      <w:pPr>
+        <w:pStyle w:val="Heading1"/>
+      </w:pPr>
+      <w:r>
+        <w:t>08. Extra practice · Design a revealing test</w:t>
+      </w:r>
+    </w:p>
+    <w:p>
+      <w:r>
+        <w:t>Keep this task’s complete inputs, stated rule and support record together.</w:t>
+      </w:r>
+    </w:p>
+    <w:p>
+      <w:pPr>
+        <w:pStyle w:val="Heading2"/>
+      </w:pPr>
+      <w:r>
+        <w:t>Task and evidence record</w:t>
+      </w:r>
+    </w:p>
+    <w:p>
+      <w:pPr>
+        <w:pStyle w:val="ListBullet"/>
+      </w:pPr>
+      <w:r>
+        <w:t>Create a changed input, boundary case or missing-information case. Write the expected answer or safe response before testing.</w:t>
+      </w:r>
+    </w:p>
+    <w:tbl>
+      <w:tblPr>
+        <w:tblStyle w:val="LightShading-Accent1"/>
+        <w:tblW w:type="auto" w:w="0"/>
+        <w:tblLook w:firstColumn="1" w:firstRow="1" w:lastColumn="0" w:lastRow="0" w:noHBand="0" w:noVBand="1" w:val="04A0"/>
+      </w:tblPr>
+      <w:tblGrid>
+        <w:gridCol w:w="5112"/>
+        <w:gridCol w:w="5112"/>
+      </w:tblGrid>
+      <w:tr>
+        <w:trPr>
+          <w:tblHeader/>
+        </w:trPr>
+        <w:tc>
+          <w:tcPr>
+            <w:tcW w:type="dxa" w:w="5112"/>
+          </w:tcPr>
+          <w:p>
+            <w:r>
+              <w:t>Test record</w:t>
+            </w:r>
+          </w:p>
+        </w:tc>
+        <w:tc>
+          <w:tcPr>
+            <w:tcW w:type="dxa" w:w="5112"/>
+          </w:tcPr>
+          <w:p>
+            <w:r>
+              <w:t>My evidence</w:t>
+            </w:r>
+          </w:p>
+        </w:tc>
+      </w:tr>
+      <w:tr>
+        <w:tc>
+          <w:tcPr>
+            <w:tcW w:type="dxa" w:w="5112"/>
+          </w:tcPr>
+          <w:p>
+            <w:r>
+              <w:t>Changed input or condition</w:t>
+            </w:r>
+          </w:p>
+        </w:tc>
+        <w:tc>
+          <w:tcPr>
+            <w:tcW w:type="dxa" w:w="5112"/>
+          </w:tcPr>
+          <w:p>
+            <w:r/>
+          </w:p>
+        </w:tc>
+      </w:tr>
+      <w:tr>
+        <w:tc>
+          <w:tcPr>
+            <w:tcW w:type="dxa" w:w="5112"/>
+          </w:tcPr>
+          <w:p>
+            <w:r>
+              <w:t>Expected answer or fallback</w:t>
+            </w:r>
+          </w:p>
+        </w:tc>
+        <w:tc>
+          <w:tcPr>
+            <w:tcW w:type="dxa" w:w="5112"/>
+          </w:tcPr>
+          <w:p>
+            <w:r/>
+          </w:p>
+        </w:tc>
+      </w:tr>
+      <w:tr>
+        <w:tc>
+          <w:tcPr>
+            <w:tcW w:type="dxa" w:w="5112"/>
+          </w:tcPr>
+          <w:p>
+            <w:r>
+              <w:t>Observed result</w:t>
+            </w:r>
+          </w:p>
+        </w:tc>
+        <w:tc>
+          <w:tcPr>
+            <w:tcW w:type="dxa" w:w="5112"/>
+          </w:tcPr>
+          <w:p>
+            <w:r/>
+          </w:p>
+        </w:tc>
+      </w:tr>
+      <w:tr>
+        <w:tc>
+          <w:tcPr>
+            <w:tcW w:type="dxa" w:w="5112"/>
+          </w:tcPr>
+          <w:p>
+            <w:r>
+              <w:t>Why the result occurred</w:t>
+            </w:r>
+          </w:p>
+        </w:tc>
+        <w:tc>
+          <w:tcPr>
+            <w:tcW w:type="dxa" w:w="5112"/>
+          </w:tcPr>
+          <w:p>
+            <w:r/>
+          </w:p>
+        </w:tc>
+      </w:tr>
+    </w:tbl>
+    <w:p>
+      <w:pPr>
+        <w:pStyle w:val="Heading1"/>
+      </w:pPr>
+      <w:r>
+        <w:t>11. Extra practice · Earlier transfer</w:t>
+      </w:r>
+    </w:p>
+    <w:p>
+      <w:r>
+        <w:t>Keep this task’s complete inputs, stated rule and support record together.</w:t>
+      </w:r>
+    </w:p>
+    <w:p>
+      <w:pPr>
+        <w:pStyle w:val="Heading2"/>
+      </w:pPr>
+      <w:r>
+        <w:t>Task and evidence record</w:t>
+      </w:r>
+    </w:p>
+    <w:p>
+      <w:pPr>
+        <w:pStyle w:val="ListBullet"/>
+      </w:pPr>
+      <w:r>
+        <w:t>Training points (x,y)=(1,3),(2,5),(3,7). Compare y=x+1 and y=2x+1 by training MAE; select one, then predict held-out x=4, actual=10. Explain what was fitted.</w:t>
+      </w:r>
+    </w:p>
+    <w:p>
+      <w:pPr>
+        <w:pStyle w:val="Heading3"/>
+      </w:pPr>
+      <w:r>
+        <w:t>My independently reasoned answer</w:t>
+      </w:r>
+    </w:p>
+    <w:p>
+      <w:r>
+        <w:t>________________________________________________________________</w:t>
+      </w:r>
+    </w:p>
+    <w:p>
+      <w:r>
+        <w:t>________________________________________________________________</w:t>
+      </w:r>
+    </w:p>
+    <w:p>
+      <w:r>
+        <w:t>________________________________________________________________</w:t>
+      </w:r>
+    </w:p>
+    <w:p>
+      <w:r>
+        <w:t>________________________________________________________________</w:t>
+      </w:r>
+    </w:p>
+    <w:p>
+      <w:r>
+        <w:t>________________________________________________________________</w:t>
+      </w:r>
+    </w:p>
+    <w:p>
+      <w:r>
+        <w:t>________________________________________________________________</w:t>
+      </w:r>
+    </w:p>
+    <w:p>
+      <w:r>
+        <w:t>________________________________________________________________</w:t>
+      </w:r>
+    </w:p>
+    <w:p>
+      <w:pPr>
+        <w:pStyle w:val="ListBullet"/>
+      </w:pPr>
+      <w:r>
+        <w:t>Record support used: none, hint or teacher explanation.</w:t>
+      </w:r>
+    </w:p>
+    <w:p>
+      <w:pPr>
+        <w:pStyle w:val="Heading1"/>
+      </w:pPr>
+      <w:r>
+        <w:t>15. Reference · Earlier W4 record</w:t>
+      </w:r>
+    </w:p>
+    <w:p>
+      <w:r>
+        <w:t>Keep this task’s complete inputs, stated rule and support record together.</w:t>
+      </w:r>
+    </w:p>
+    <w:p>
+      <w:pPr>
+        <w:pStyle w:val="Heading2"/>
+      </w:pPr>
+      <w:r>
+        <w:t>Task and evidence record</w:t>
+      </w:r>
+    </w:p>
+    <w:p>
+      <w:pPr>
+        <w:pStyle w:val="ListBullet"/>
+      </w:pPr>
+      <w:r>
+        <w:t>Training (0, 2),(1, 5),(2, 8). Candidates m 2 b 2, m 3 b 1, m 3 b 2. Select by SSE, then score (3, 10),(4, 15) with MAE.</w:t>
+      </w:r>
+    </w:p>
+    <w:p>
+      <w:pPr>
+        <w:pStyle w:val="Heading3"/>
+      </w:pPr>
+      <w:r>
+        <w:t>My reasoning and evidence</w:t>
+      </w:r>
+    </w:p>
+    <w:p>
+      <w:r>
+        <w:t>________________________________________________________________</w:t>
+      </w:r>
+    </w:p>
+    <w:p>
+      <w:r>
+        <w:t>________________________________________________________________</w:t>
+      </w:r>
+    </w:p>
+    <w:p>
+      <w:r>
+        <w:t>________________________________________________________________</w:t>
+      </w:r>
+    </w:p>
+    <w:p>
+      <w:r>
+        <w:t>________________________________________________________________</w:t>
+      </w:r>
+    </w:p>
+    <w:p>
+      <w:r>
+        <w:t>________________________________________________________________</w:t>
+      </w:r>
+    </w:p>
+    <w:p>
+      <w:r>
+        <w:t>________________________________________________________________</w:t>
+      </w:r>
+    </w:p>
+    <w:p>
+      <w:r>
+        <w:t>________________________________________________________________</w:t>
+      </w:r>
+    </w:p>
+    <w:p>
+      <w:r>
+        <w:t>________________________________________________________________</w:t>
+      </w:r>
+    </w:p>
+    <w:p>
+      <w:pPr>
+        <w:pStyle w:val="Heading1"/>
+      </w:pPr>
+      <w:r>
+        <w:t>18. Extra practice · Pictured case</w:t>
+      </w:r>
+    </w:p>
+    <w:p>
+      <w:r>
+        <w:t>Keep this task’s complete inputs, stated rule and support record together.</w:t>
+      </w:r>
+    </w:p>
+    <w:p>
+      <w:pPr>
+        <w:pStyle w:val="Heading2"/>
+      </w:pPr>
+      <w:r>
+        <w:t>Task and evidence record</w:t>
+      </w:r>
+    </w:p>
+    <w:p>
+      <w:pPr>
+        <w:pStyle w:val="ListBullet"/>
+      </w:pPr>
+      <w:r>
+        <w:t>Fit a toy growth line from training pairs, then leave evaluation labels out of fitting.</w:t>
+      </w:r>
+    </w:p>
+    <w:p>
+      <w:pPr>
+        <w:pStyle w:val="ListBullet"/>
+      </w:pPr>
+      <w:r>
+        <w:t>Training(day, height):(0, 1),(1, 3),(2, 5). Candidates y=2x+1 and y=x+1. Evaluation pair:(3, 6).</w:t>
+      </w:r>
+    </w:p>
+    <w:p>
+      <w:pPr>
+        <w:pStyle w:val="ListBullet"/>
+      </w:pPr>
+      <w:r>
+        <w:t>All inputs and outcomes in this worked example are invented classroom data; no real model run is claimed.</w:t>
       </w:r>
     </w:p>
     <w:p>
@@ -1755,25 +1631,10 @@
     </w:p>
     <w:p>
       <w:pPr>
-        <w:spacing w:line="336" w:lineRule="auto" w:after="180"/>
-      </w:pPr>
-      <w:r>
-        <w:rPr>
-          <w:b w:val="0"/>
-        </w:rPr>
-        <w:t xml:space="preserve">May day3’s evaluation label choose the candidate line? Point to the relevant step in the picture, then write the changed result and the rule or </w:t>
-      </w:r>
-      <w:r>
-        <w:rPr>
-          <w:b/>
-        </w:rPr>
-        <w:t>evidence</w:t>
-      </w:r>
-      <w:r>
-        <w:rPr>
-          <w:b w:val="0"/>
-        </w:rPr>
-        <w:t xml:space="preserve"> that supports it.</w:t>
+        <w:pStyle w:val="ListBullet"/>
+      </w:pPr>
+      <w:r>
+        <w:t>May day3’s evaluation label choose the candidate line? Point to the relevant step in the picture, then write the changed result and the rule or evidence that supports it.</w:t>
       </w:r>
     </w:p>
     <w:p>
@@ -1816,68 +1677,18 @@
     </w:p>
     <w:p>
       <w:pPr>
-        <w:pStyle w:val="Heading3"/>
-      </w:pPr>
-      <w:r>
-        <w:t>Record the help used</w:t>
-      </w:r>
-    </w:p>
-    <w:p>
-      <w:pPr>
-        <w:spacing w:line="336" w:lineRule="auto" w:after="180"/>
-        <w:shd w:fill="F1F6F8"/>
-      </w:pPr>
-      <w:r>
-        <w:rPr>
-          <w:b w:val="0"/>
-        </w:rPr>
-        <w:t xml:space="preserve">Support used: alone / hint / worked example. This record is practice </w:t>
-      </w:r>
-      <w:r>
-        <w:rPr>
-          <w:b/>
-        </w:rPr>
-        <w:t>evidence</w:t>
-      </w:r>
-      <w:r>
-        <w:rPr>
-          <w:b w:val="0"/>
-        </w:rPr>
-        <w:t>.</w:t>
-      </w:r>
-    </w:p>
-    <w:p>
-      <w:pPr>
-        <w:spacing w:line="336" w:lineRule="auto" w:after="180"/>
-      </w:pPr>
-      <w:r>
-        <w:rPr>
-          <w:b w:val="0"/>
-        </w:rPr>
-        <w:t xml:space="preserve">Project connection: For your Responsible Plant Classifier, save the </w:t>
-      </w:r>
-      <w:r>
-        <w:rPr>
-          <w:b/>
-        </w:rPr>
-        <w:t>input</w:t>
-      </w:r>
-      <w:r>
-        <w:rPr>
-          <w:b w:val="0"/>
-        </w:rPr>
-        <w:t>, procedure, observed result and limitation of this check.</w:t>
-      </w:r>
-    </w:p>
-    <w:p>
-      <w:pPr>
-        <w:spacing w:line="336" w:lineRule="auto" w:after="180"/>
-      </w:pPr>
-      <w:r>
-        <w:rPr>
-          <w:b w:val="0"/>
-        </w:rPr>
-        <w:t>Label this worked example as practice; use a different, previously unreviewed case when checking independent understanding.</w:t>
+        <w:pStyle w:val="ListBullet"/>
+      </w:pPr>
+      <w:r>
+        <w:t>Support used: alone / hint / worked example. This record is practice evidence.</w:t>
+      </w:r>
+    </w:p>
+    <w:p>
+      <w:pPr>
+        <w:pStyle w:val="ListBullet"/>
+      </w:pPr>
+      <w:r>
+        <w:t>Project connection: For your Responsible Plant Classifier, save the input, procedure, observed result and limitation of this check. Label this worked example as practice; use a different, previously unreviewed case when checking independent understanding.</w:t>
       </w:r>
     </w:p>
     <w:p>
@@ -1885,68 +1696,44 @@
         <w:pStyle w:val="Heading1"/>
       </w:pPr>
       <w:r>
-        <w:t>19. Project portfolio milestone</w:t>
-      </w:r>
-    </w:p>
-    <w:p>
-      <w:r>
-        <w:t>Keep this week’s input, deciding step, result and limit together in the Responsible Plant Classifier record.</w:t>
-      </w:r>
-    </w:p>
-    <w:p>
-      <w:pPr>
-        <w:spacing w:line="336" w:lineRule="auto" w:after="180"/>
-      </w:pPr>
-      <w:r>
-        <w:rPr>
-          <w:b w:val="0"/>
-        </w:rPr>
+        <w:t>19. Reference · Project portfolio milestone</w:t>
+      </w:r>
+    </w:p>
+    <w:p>
+      <w:r>
+        <w:t>Keep this task’s complete inputs, stated rule and support record together.</w:t>
+      </w:r>
+    </w:p>
+    <w:p>
+      <w:pPr>
+        <w:pStyle w:val="Heading2"/>
+      </w:pPr>
+      <w:r>
+        <w:t>Task and evidence record</w:t>
+      </w:r>
+    </w:p>
+    <w:p>
+      <w:pPr>
+        <w:pStyle w:val="ListBullet"/>
+      </w:pPr>
+      <w:r>
         <w:t>Project: Responsible Plant Classifier</w:t>
       </w:r>
     </w:p>
     <w:p>
       <w:pPr>
-        <w:spacing w:line="336" w:lineRule="auto" w:after="180"/>
-      </w:pPr>
-      <w:r>
-        <w:rPr>
-          <w:b w:val="0"/>
-        </w:rPr>
+        <w:pStyle w:val="ListBullet"/>
+      </w:pPr>
+      <w:r>
         <w:t>Current milestone: Evaluate and revise. Compare with your starting method, explain errors and record a justified revision.</w:t>
       </w:r>
     </w:p>
     <w:p>
       <w:pPr>
-        <w:spacing w:line="336" w:lineRule="auto" w:after="180"/>
-      </w:pPr>
-      <w:r>
-        <w:rPr>
-          <w:b w:val="0"/>
-        </w:rPr>
-        <w:t xml:space="preserve">For your Responsible Plant Classifier, save the </w:t>
-      </w:r>
-      <w:r>
-        <w:rPr>
-          <w:b/>
-        </w:rPr>
-        <w:t>input</w:t>
-      </w:r>
-      <w:r>
-        <w:rPr>
-          <w:b w:val="0"/>
-        </w:rPr>
-        <w:t>, procedure, observed result and limitation of this check.</w:t>
-      </w:r>
-    </w:p>
-    <w:p>
-      <w:pPr>
-        <w:spacing w:line="336" w:lineRule="auto" w:after="180"/>
-      </w:pPr>
-      <w:r>
-        <w:rPr>
-          <w:b w:val="0"/>
-        </w:rPr>
-        <w:t>Label this worked example as practice; use a different, previously unreviewed case when checking independent understanding.</w:t>
+        <w:pStyle w:val="ListBullet"/>
+      </w:pPr>
+      <w:r>
+        <w:t>For your Responsible Plant Classifier, save the input, procedure, observed result and limitation of this check. Label this worked example as practice; use a different, previously unreviewed case when checking independent understanding.</w:t>
       </w:r>
     </w:p>
     <w:tbl>
@@ -2103,12 +1890,538 @@
         <w:pStyle w:val="Heading1"/>
       </w:pPr>
       <w:r>
-        <w:t>20. Supported practice and learning evidence</w:t>
-      </w:r>
-    </w:p>
-    <w:p>
-      <w:r>
-        <w:t>Try the supported questions before comparing with hints and feedback. Record what you repaired and the evidence you retained.</w:t>
+        <w:t>20. Extra practice · Predict, check and repair</w:t>
+      </w:r>
+    </w:p>
+    <w:p>
+      <w:r>
+        <w:t>Keep supported feedback separate from the reserved independent case.</w:t>
+      </w:r>
+    </w:p>
+    <w:p>
+      <w:pPr>
+        <w:pStyle w:val="Heading2"/>
+      </w:pPr>
+      <w:r>
+        <w:t>First supported question and hint</w:t>
+      </w:r>
+    </w:p>
+    <w:p>
+      <w:pPr>
+        <w:pStyle w:val="ListBullet"/>
+      </w:pPr>
+      <w:r>
+        <w:t>Fit a toy growth line from training pairs, then leave evaluation labels out of fitting.</w:t>
+      </w:r>
+    </w:p>
+    <w:p>
+      <w:pPr>
+        <w:pStyle w:val="Heading3"/>
+      </w:pPr>
+      <w:r>
+        <w:t>Practice 1: explain the deciding evidence</w:t>
+      </w:r>
+    </w:p>
+    <w:p>
+      <w:pPr>
+        <w:pStyle w:val="ListBullet"/>
+      </w:pPr>
+      <w:r>
+        <w:t>Which labelled step matches this detail? At day3 predict7 versus observed6: absolute error1 cm.</w:t>
+      </w:r>
+    </w:p>
+    <w:p>
+      <w:pPr>
+        <w:pStyle w:val="ListBullet"/>
+      </w:pPr>
+      <w:r>
+        <w:t>1. Select line</w:t>
+      </w:r>
+    </w:p>
+    <w:p>
+      <w:pPr>
+        <w:pStyle w:val="ListBullet"/>
+      </w:pPr>
+      <w:r>
+        <w:t>2. Calculate training fit</w:t>
+      </w:r>
+    </w:p>
+    <w:p>
+      <w:pPr>
+        <w:pStyle w:val="ListBullet"/>
+      </w:pPr>
+      <w:r>
+        <w:t>3. Evaluate once</w:t>
+      </w:r>
+    </w:p>
+    <w:p>
+      <w:pPr>
+        <w:pStyle w:val="Heading3"/>
+      </w:pPr>
+      <w:r>
+        <w:t>My selected conclusion, deciding fact and explanation</w:t>
+      </w:r>
+    </w:p>
+    <w:p>
+      <w:r>
+        <w:t>________________________________________________________________</w:t>
+      </w:r>
+    </w:p>
+    <w:p>
+      <w:r>
+        <w:t>________________________________________________________________</w:t>
+      </w:r>
+    </w:p>
+    <w:p>
+      <w:r>
+        <w:t>________________________________________________________________</w:t>
+      </w:r>
+    </w:p>
+    <w:p>
+      <w:r>
+        <w:t>________________________________________________________________</w:t>
+      </w:r>
+    </w:p>
+    <w:p>
+      <w:r>
+        <w:t>________________________________________________________________</w:t>
+      </w:r>
+    </w:p>
+    <w:p>
+      <w:pPr>
+        <w:pStyle w:val="ListBullet"/>
+      </w:pPr>
+      <w:r>
+        <w:t>Hint if needed: Read the steps in the pictorial case. Match the supplied detail to the stage that performs or records it.</w:t>
+      </w:r>
+    </w:p>
+    <w:p>
+      <w:pPr>
+        <w:pStyle w:val="Heading2"/>
+      </w:pPr>
+      <w:r>
+        <w:t>Check the first explanation · reference / check after trying</w:t>
+      </w:r>
+    </w:p>
+    <w:p>
+      <w:pPr>
+        <w:spacing w:line="336" w:lineRule="auto" w:after="180"/>
+      </w:pPr>
+      <w:r>
+        <w:rPr>
+          <w:b w:val="0"/>
+        </w:rPr>
+        <w:t>After your attempt, compare with the supported explanation: Evaluate once At day3 predict7 versus observed6: absolute error1 cm. Read the picture in order. At day3 predict7 versus observed6: absolute error1 cm.</w:t>
+      </w:r>
+    </w:p>
+    <w:p>
+      <w:pPr>
+        <w:spacing w:line="336" w:lineRule="auto" w:after="180"/>
+      </w:pPr>
+      <w:r>
+        <w:rPr>
+          <w:b w:val="0"/>
+        </w:rPr>
+        <w:t xml:space="preserve">The arrows show which recorded </w:t>
+      </w:r>
+      <w:r>
+        <w:rPr>
+          <w:b/>
+        </w:rPr>
+        <w:t>input</w:t>
+      </w:r>
+      <w:r>
+        <w:rPr>
+          <w:b w:val="0"/>
+        </w:rPr>
+        <w:t xml:space="preserve"> or intermediate result each decision uses. Explain the deciding step aloud before checking the changed case; pointing to the final answer alone does not show how it follows.</w:t>
+      </w:r>
+    </w:p>
+    <w:p>
+      <w:pPr>
+        <w:pStyle w:val="Heading2"/>
+      </w:pPr>
+      <w:r>
+        <w:t>Changed-case question and hint</w:t>
+      </w:r>
+    </w:p>
+    <w:p>
+      <w:pPr>
+        <w:pStyle w:val="Heading3"/>
+      </w:pPr>
+      <w:r>
+        <w:t>Practice 2: explain the deciding evidence</w:t>
+      </w:r>
+    </w:p>
+    <w:p>
+      <w:pPr>
+        <w:pStyle w:val="ListBullet"/>
+      </w:pPr>
+      <w:r>
+        <w:t>Changed-case practice: Evaluation observation becomes8 instead of6. Which conclusion is supported by the supplied facts?</w:t>
+      </w:r>
+    </w:p>
+    <w:p>
+      <w:pPr>
+        <w:pStyle w:val="ListBullet"/>
+      </w:pPr>
+      <w:r>
+        <w:t>1. We can decide the result without examining the changed input or the procedure.</w:t>
+      </w:r>
+    </w:p>
+    <w:p>
+      <w:pPr>
+        <w:pStyle w:val="ListBullet"/>
+      </w:pPr>
+      <w:r>
+        <w:t>2. This one example guarantees correct results for every future input.</w:t>
+      </w:r>
+    </w:p>
+    <w:p>
+      <w:pPr>
+        <w:pStyle w:val="ListBullet"/>
+      </w:pPr>
+      <w:r>
+        <w:t>3. Absolute evaluation error stays1 cm, but residual changes from-1 to+1.</w:t>
+      </w:r>
+    </w:p>
+    <w:p>
+      <w:pPr>
+        <w:pStyle w:val="Heading3"/>
+      </w:pPr>
+      <w:r>
+        <w:t>My selected conclusion, deciding fact and explanation</w:t>
+      </w:r>
+    </w:p>
+    <w:p>
+      <w:r>
+        <w:t>________________________________________________________________</w:t>
+      </w:r>
+    </w:p>
+    <w:p>
+      <w:r>
+        <w:t>________________________________________________________________</w:t>
+      </w:r>
+    </w:p>
+    <w:p>
+      <w:r>
+        <w:t>________________________________________________________________</w:t>
+      </w:r>
+    </w:p>
+    <w:p>
+      <w:r>
+        <w:t>________________________________________________________________</w:t>
+      </w:r>
+    </w:p>
+    <w:p>
+      <w:r>
+        <w:t>________________________________________________________________</w:t>
+      </w:r>
+    </w:p>
+    <w:p>
+      <w:pPr>
+        <w:pStyle w:val="ListBullet"/>
+      </w:pPr>
+      <w:r>
+        <w:t>Hint if needed: Use the changed condition and the deciding step in the pictorial trace. The answer must say what follows from those facts.</w:t>
+      </w:r>
+    </w:p>
+    <w:p>
+      <w:pPr>
+        <w:pStyle w:val="Heading2"/>
+      </w:pPr>
+      <w:r>
+        <w:t>Check the changed explanation · reference / check after trying</w:t>
+      </w:r>
+    </w:p>
+    <w:p>
+      <w:pPr>
+        <w:spacing w:line="336" w:lineRule="auto" w:after="180"/>
+      </w:pPr>
+      <w:r>
+        <w:rPr>
+          <w:b w:val="0"/>
+        </w:rPr>
+        <w:t xml:space="preserve">After your attempt, compare with the supported explanation: Absolute evaluation error stays1 cm, but residual changes from-1 to+1. </w:t>
+      </w:r>
+      <w:r>
+        <w:rPr>
+          <w:b/>
+        </w:rPr>
+        <w:t>Prediction</w:t>
+      </w:r>
+      <w:r>
+        <w:rPr>
+          <w:b w:val="0"/>
+        </w:rPr>
+        <w:t xml:space="preserve">7 remains frozen; changed </w:t>
+      </w:r>
+      <w:r>
+        <w:rPr>
+          <w:b/>
+        </w:rPr>
+        <w:t>observation</w:t>
+      </w:r>
+      <w:r>
+        <w:rPr>
+          <w:b w:val="0"/>
+        </w:rPr>
+        <w:t>8 reverses the error direction.</w:t>
+      </w:r>
+    </w:p>
+    <w:p>
+      <w:pPr>
+        <w:pStyle w:val="Heading2"/>
+      </w:pPr>
+      <w:r>
+        <w:t>Repair and keep the record</w:t>
+      </w:r>
+    </w:p>
+    <w:p>
+      <w:pPr>
+        <w:spacing w:line="336" w:lineRule="auto" w:after="180"/>
+      </w:pPr>
+      <w:r>
+        <w:rPr>
+          <w:b w:val="0"/>
+        </w:rPr>
+        <w:t>Review Absolute Error and MAE (ai-4/21). Goal: Calculate MAE MSE and RMSE. Short practice: Why is quoting MSE as4.67 cm misleading?</w:t>
+      </w:r>
+    </w:p>
+    <w:p>
+      <w:pPr>
+        <w:spacing w:line="336" w:lineRule="auto" w:after="180"/>
+      </w:pPr>
+      <w:r>
+        <w:rPr>
+          <w:b w:val="0"/>
+        </w:rPr>
+        <w:t xml:space="preserve">Point to the relevant step in the picture, then write the changed result and the rule or </w:t>
+      </w:r>
+      <w:r>
+        <w:rPr>
+          <w:b/>
+        </w:rPr>
+        <w:t>evidence</w:t>
+      </w:r>
+      <w:r>
+        <w:rPr>
+          <w:b w:val="0"/>
+        </w:rPr>
+        <w:t xml:space="preserve"> that supports it.. Return to this week and explain what you changed.</w:t>
+      </w:r>
+    </w:p>
+    <w:p>
+      <w:pPr>
+        <w:spacing w:line="336" w:lineRule="auto" w:after="180"/>
+      </w:pPr>
+      <w:r>
+        <w:rPr>
+          <w:b w:val="0"/>
+        </w:rPr>
+        <w:t xml:space="preserve">Review Regression and Residuals (ai-4/19). Goal: Distinguish numeric </w:t>
+      </w:r>
+      <w:r>
+        <w:rPr>
+          <w:b/>
+        </w:rPr>
+        <w:t>prediction</w:t>
+      </w:r>
+      <w:r>
+        <w:rPr>
+          <w:b w:val="0"/>
+        </w:rPr>
+        <w:t xml:space="preserve"> from classification. Short practice: Which statistic reveals the size of errors without cancellation?</w:t>
+      </w:r>
+    </w:p>
+    <w:p>
+      <w:pPr>
+        <w:spacing w:line="336" w:lineRule="auto" w:after="180"/>
+      </w:pPr>
+      <w:r>
+        <w:rPr>
+          <w:b w:val="0"/>
+        </w:rPr>
+        <w:t xml:space="preserve">Point to the relevant step in the picture, then write the changed result and the rule or </w:t>
+      </w:r>
+      <w:r>
+        <w:rPr>
+          <w:b/>
+        </w:rPr>
+        <w:t>evidence</w:t>
+      </w:r>
+      <w:r>
+        <w:rPr>
+          <w:b w:val="0"/>
+        </w:rPr>
+        <w:t xml:space="preserve"> that supports it.. Return to this week and explain what you changed.</w:t>
+      </w:r>
+    </w:p>
+    <w:p>
+      <w:pPr>
+        <w:spacing w:line="336" w:lineRule="auto" w:after="180"/>
+      </w:pPr>
+      <w:r>
+        <w:rPr>
+          <w:b w:val="0"/>
+        </w:rPr>
+        <w:t>Review Accuracy and Imbalance (ai-4/16). Goal: Explain why overall accuracy can hide failure on a less common class. Short practice: Why can the 90% baseline still be unsuitable for a detection task?</w:t>
+      </w:r>
+    </w:p>
+    <w:p>
+      <w:pPr>
+        <w:spacing w:line="336" w:lineRule="auto" w:after="180"/>
+      </w:pPr>
+      <w:r>
+        <w:rPr>
+          <w:b w:val="0"/>
+        </w:rPr>
+        <w:t xml:space="preserve">Point to the relevant step in the picture, then write the changed result and the rule or </w:t>
+      </w:r>
+      <w:r>
+        <w:rPr>
+          <w:b/>
+        </w:rPr>
+        <w:t>evidence</w:t>
+      </w:r>
+      <w:r>
+        <w:rPr>
+          <w:b w:val="0"/>
+        </w:rPr>
+        <w:t xml:space="preserve"> that supports it.. Return to this week and explain what you changed.</w:t>
+      </w:r>
+    </w:p>
+    <w:p>
+      <w:pPr>
+        <w:spacing w:line="336" w:lineRule="auto" w:after="180"/>
+      </w:pPr>
+      <w:r>
+        <w:rPr>
+          <w:b w:val="0"/>
+        </w:rPr>
+        <w:t xml:space="preserve">The browser lab lets you edit the supported Python examples already included in this lesson. Predict first, run, inspect the actual </w:t>
+      </w:r>
+      <w:r>
+        <w:rPr>
+          <w:b/>
+        </w:rPr>
+        <w:t>output</w:t>
+      </w:r>
+      <w:r>
+        <w:rPr>
+          <w:b w:val="0"/>
+        </w:rPr>
+        <w:t xml:space="preserve"> or error, change one </w:t>
+      </w:r>
+      <w:r>
+        <w:rPr>
+          <w:b/>
+        </w:rPr>
+        <w:t>input</w:t>
+      </w:r>
+      <w:r>
+        <w:rPr>
+          <w:b w:val="0"/>
+        </w:rPr>
+        <w:t>, then run again.</w:t>
+      </w:r>
+    </w:p>
+    <w:p>
+      <w:pPr>
+        <w:spacing w:line="336" w:lineRule="auto" w:after="180"/>
+      </w:pPr>
+      <w:r>
+        <w:rPr>
+          <w:b w:val="0"/>
+        </w:rPr>
+        <w:t xml:space="preserve">Keep code, </w:t>
+      </w:r>
+      <w:r>
+        <w:rPr>
+          <w:b/>
+        </w:rPr>
+        <w:t>prediction</w:t>
+      </w:r>
+      <w:r>
+        <w:rPr>
+          <w:b w:val="0"/>
+        </w:rPr>
+        <w:t>s, actual results and a reasoned revision together. On paper, label your result as a trace rather than an execution.</w:t>
+      </w:r>
+    </w:p>
+    <w:p>
+      <w:pPr>
+        <w:spacing w:line="336" w:lineRule="auto" w:after="180"/>
+      </w:pPr>
+      <w:r>
+        <w:rPr>
+          <w:b w:val="0"/>
+        </w:rPr>
+        <w:t xml:space="preserve">Use Download completed work in the hosted lesson to export your answers, reflections, practice feedback and code-run </w:t>
+      </w:r>
+      <w:r>
+        <w:rPr>
+          <w:b/>
+        </w:rPr>
+        <w:t>evidence</w:t>
+      </w:r>
+      <w:r>
+        <w:rPr>
+          <w:b w:val="0"/>
+        </w:rPr>
+        <w:t>. Open the HTML copy to read or print it.</w:t>
+      </w:r>
+    </w:p>
+    <w:p>
+      <w:pPr>
+        <w:spacing w:line="336" w:lineRule="auto" w:after="180"/>
+      </w:pPr>
+      <w:r>
+        <w:rPr>
+          <w:b w:val="0"/>
+        </w:rPr>
+        <w:t>Drafts stay in this browser when storage is available; clear drafts on a shared device.</w:t>
+      </w:r>
+    </w:p>
+    <w:p>
+      <w:pPr>
+        <w:pStyle w:val="Heading3"/>
+      </w:pPr>
+      <w:r>
+        <w:t>What I repaired, the evidence I kept and the next test</w:t>
+      </w:r>
+    </w:p>
+    <w:p>
+      <w:r>
+        <w:t>________________________________________________________________</w:t>
+      </w:r>
+    </w:p>
+    <w:p>
+      <w:r>
+        <w:t>________________________________________________________________</w:t>
+      </w:r>
+    </w:p>
+    <w:p>
+      <w:r>
+        <w:t>________________________________________________________________</w:t>
+      </w:r>
+    </w:p>
+    <w:p>
+      <w:r>
+        <w:t>________________________________________________________________</w:t>
+      </w:r>
+    </w:p>
+    <w:p>
+      <w:r>
+        <w:t>________________________________________________________________</w:t>
+      </w:r>
+    </w:p>
+    <w:p>
+      <w:pPr>
+        <w:pStyle w:val="Heading2"/>
+      </w:pPr>
+      <w:r>
+        <w:t>Earlier wording, alternatives and picture transcripts · reference / check after trying</w:t>
       </w:r>
     </w:p>
     <w:p>
@@ -2124,104 +2437,10 @@
     </w:p>
     <w:p>
       <w:pPr>
-        <w:spacing w:line="336" w:lineRule="auto" w:after="180"/>
-      </w:pPr>
-      <w:r>
-        <w:rPr>
-          <w:b w:val="0"/>
-        </w:rPr>
-        <w:t xml:space="preserve">Fit a toy growth line from </w:t>
-      </w:r>
-      <w:r>
-        <w:rPr>
-          <w:b/>
-        </w:rPr>
-        <w:t>training</w:t>
-      </w:r>
-      <w:r>
-        <w:rPr>
-          <w:b w:val="0"/>
-        </w:rPr>
-        <w:t xml:space="preserve"> pairs, then leave evaluation labels out of </w:t>
-      </w:r>
-      <w:r>
-        <w:rPr>
-          <w:b/>
-        </w:rPr>
-        <w:t>fitting</w:t>
-      </w:r>
-      <w:r>
-        <w:rPr>
-          <w:b w:val="0"/>
-        </w:rPr>
-        <w:t>.</w:t>
-      </w:r>
-    </w:p>
-    <w:p>
-      <w:pPr>
         <w:pStyle w:val="Heading3"/>
       </w:pPr>
       <w:r>
-        <w:t>Practice 1: explain the deciding evidence</w:t>
-      </w:r>
-    </w:p>
-    <w:p>
-      <w:pPr>
-        <w:spacing w:line="336" w:lineRule="auto" w:after="180"/>
-      </w:pPr>
-      <w:r>
-        <w:rPr>
-          <w:b w:val="0"/>
-        </w:rPr>
-        <w:t>Which labelled step matches this detail? At day3 predict7 versus observed6: absolute error1 cm.</w:t>
-      </w:r>
-    </w:p>
-    <w:p>
-      <w:pPr>
-        <w:spacing w:line="336" w:lineRule="auto" w:after="180"/>
-        <w:shd w:fill="F4F9FC"/>
-      </w:pPr>
-      <w:r>
-        <w:rPr>
-          <w:b w:val="0"/>
-        </w:rPr>
-        <w:t>1. Select line</w:t>
-      </w:r>
-    </w:p>
-    <w:p>
-      <w:pPr>
-        <w:spacing w:line="336" w:lineRule="auto" w:after="180"/>
-        <w:shd w:fill="F4F9FC"/>
-      </w:pPr>
-      <w:r>
-        <w:rPr>
-          <w:b w:val="0"/>
-        </w:rPr>
-        <w:t xml:space="preserve">2. Calculate </w:t>
-      </w:r>
-      <w:r>
-        <w:rPr>
-          <w:b/>
-        </w:rPr>
-        <w:t>training</w:t>
-      </w:r>
-      <w:r>
-        <w:rPr>
-          <w:b w:val="0"/>
-        </w:rPr>
-        <w:t xml:space="preserve"> fit</w:t>
-      </w:r>
-    </w:p>
-    <w:p>
-      <w:pPr>
-        <w:spacing w:line="336" w:lineRule="auto" w:after="180"/>
-        <w:shd w:fill="F4F9FC"/>
-      </w:pPr>
-      <w:r>
-        <w:rPr>
-          <w:b w:val="0"/>
-        </w:rPr>
-        <w:t>3. Evaluate once</w:t>
+        <w:t>Repair a missing building block</w:t>
       </w:r>
     </w:p>
     <w:p>
@@ -2229,32 +2448,7 @@
         <w:pStyle w:val="Heading3"/>
       </w:pPr>
       <w:r>
-        <w:t>My selected conclusion, deciding fact and explanation</w:t>
-      </w:r>
-    </w:p>
-    <w:p>
-      <w:r>
-        <w:t>________________________________________________________________</w:t>
-      </w:r>
-    </w:p>
-    <w:p>
-      <w:r>
-        <w:t>________________________________________________________________</w:t>
-      </w:r>
-    </w:p>
-    <w:p>
-      <w:r>
-        <w:t>________________________________________________________________</w:t>
-      </w:r>
-    </w:p>
-    <w:p>
-      <w:r>
-        <w:t>________________________________________________________________</w:t>
-      </w:r>
-    </w:p>
-    <w:p>
-      <w:r>
-        <w:t>________________________________________________________________</w:t>
+        <w:t>Predict, run and debug</w:t>
       </w:r>
     </w:p>
     <w:p>
@@ -2262,541 +2456,25 @@
         <w:pStyle w:val="Heading3"/>
       </w:pPr>
       <w:r>
-        <w:t>Hint · try first</w:t>
-      </w:r>
-    </w:p>
-    <w:p>
-      <w:pPr>
-        <w:spacing w:line="336" w:lineRule="auto" w:after="180"/>
-        <w:shd w:fill="F1F6F8"/>
-      </w:pPr>
-      <w:r>
-        <w:rPr>
-          <w:b w:val="0"/>
-        </w:rPr>
-        <w:t>Hint if needed: Read the steps in the pictorial case. Match the supplied detail to the stage that performs or records it.</w:t>
-      </w:r>
-    </w:p>
-    <w:p>
-      <w:pPr>
-        <w:pStyle w:val="Heading3"/>
-      </w:pPr>
-      <w:r>
-        <w:t>Feedback · compare after trying</w:t>
-      </w:r>
-    </w:p>
-    <w:p>
-      <w:pPr>
-        <w:spacing w:line="336" w:lineRule="auto" w:after="180"/>
-        <w:shd w:fill="F1F6FC"/>
-      </w:pPr>
-      <w:r>
-        <w:rPr>
-          <w:b w:val="0"/>
-        </w:rPr>
-        <w:t>After your attempt, compare with the supported explanation: Evaluate once At day3 predict7 versus observed6: absolute error1 cm. Read the picture in order. At day3 predict7 versus observed6: absolute error1 cm.</w:t>
-      </w:r>
-    </w:p>
-    <w:p>
-      <w:pPr>
-        <w:spacing w:line="336" w:lineRule="auto" w:after="180"/>
-        <w:shd w:fill="F1F6FC"/>
-      </w:pPr>
-      <w:r>
-        <w:rPr>
-          <w:b w:val="0"/>
-        </w:rPr>
-        <w:t xml:space="preserve">The arrows show which recorded </w:t>
-      </w:r>
-      <w:r>
-        <w:rPr>
-          <w:b/>
-        </w:rPr>
-        <w:t>input</w:t>
-      </w:r>
-      <w:r>
-        <w:rPr>
-          <w:b w:val="0"/>
-        </w:rPr>
-        <w:t xml:space="preserve"> or intermediate result each decision uses. Explain the deciding step aloud before checking the changed case; pointing to the final answer alone does not show how it follows.</w:t>
-      </w:r>
-    </w:p>
-    <w:p>
-      <w:pPr>
-        <w:pStyle w:val="Heading3"/>
-      </w:pPr>
-      <w:r>
-        <w:t>Practice 2: explain the deciding evidence</w:t>
-      </w:r>
-    </w:p>
-    <w:p>
-      <w:pPr>
-        <w:pStyle w:val="Heading3"/>
-      </w:pPr>
-      <w:r>
-        <w:t>Changed case · predict first</w:t>
-      </w:r>
-    </w:p>
-    <w:p>
-      <w:pPr>
-        <w:spacing w:line="336" w:lineRule="auto" w:after="180"/>
-        <w:shd w:fill="F5F1FB"/>
-      </w:pPr>
-      <w:r>
-        <w:rPr>
-          <w:b w:val="0"/>
-        </w:rPr>
-        <w:t xml:space="preserve">Changed-case practice: Evaluation </w:t>
-      </w:r>
-      <w:r>
-        <w:rPr>
-          <w:b/>
-        </w:rPr>
-        <w:t>observation</w:t>
-      </w:r>
-      <w:r>
-        <w:rPr>
-          <w:b w:val="0"/>
-        </w:rPr>
-        <w:t xml:space="preserve"> becomes8 instead of6. Which conclusion is supported by the supplied facts?</w:t>
-      </w:r>
-    </w:p>
-    <w:p>
-      <w:pPr>
-        <w:spacing w:line="336" w:lineRule="auto" w:after="180"/>
-        <w:shd w:fill="F4F9FC"/>
-      </w:pPr>
-      <w:r>
-        <w:rPr>
-          <w:b w:val="0"/>
-        </w:rPr>
-        <w:t xml:space="preserve">1. We can decide the result without examining the changed </w:t>
-      </w:r>
-      <w:r>
-        <w:rPr>
-          <w:b/>
-        </w:rPr>
-        <w:t>input</w:t>
-      </w:r>
-      <w:r>
-        <w:rPr>
-          <w:b w:val="0"/>
-        </w:rPr>
-        <w:t xml:space="preserve"> or the procedure.</w:t>
-      </w:r>
-    </w:p>
-    <w:p>
-      <w:pPr>
-        <w:spacing w:line="336" w:lineRule="auto" w:after="180"/>
-        <w:shd w:fill="F4F9FC"/>
-      </w:pPr>
-      <w:r>
-        <w:rPr>
-          <w:b w:val="0"/>
-        </w:rPr>
-        <w:t xml:space="preserve">2. This one example guarantees correct results for every future </w:t>
-      </w:r>
-      <w:r>
-        <w:rPr>
-          <w:b/>
-        </w:rPr>
-        <w:t>input</w:t>
-      </w:r>
-      <w:r>
-        <w:rPr>
-          <w:b w:val="0"/>
-        </w:rPr>
-        <w:t>.</w:t>
-      </w:r>
-    </w:p>
-    <w:p>
-      <w:pPr>
-        <w:spacing w:line="336" w:lineRule="auto" w:after="180"/>
-        <w:shd w:fill="F4F9FC"/>
-      </w:pPr>
-      <w:r>
-        <w:rPr>
-          <w:b w:val="0"/>
-        </w:rPr>
-        <w:t>3. Absolute evaluation error stays1 cm, but residual changes from-1 to+1.</w:t>
-      </w:r>
-    </w:p>
-    <w:p>
-      <w:pPr>
-        <w:pStyle w:val="Heading3"/>
-      </w:pPr>
-      <w:r>
-        <w:t>My selected conclusion, deciding fact and explanation</w:t>
-      </w:r>
-    </w:p>
-    <w:p>
-      <w:r>
-        <w:t>________________________________________________________________</w:t>
-      </w:r>
-    </w:p>
-    <w:p>
-      <w:r>
-        <w:t>________________________________________________________________</w:t>
-      </w:r>
-    </w:p>
-    <w:p>
-      <w:r>
-        <w:t>________________________________________________________________</w:t>
-      </w:r>
-    </w:p>
-    <w:p>
-      <w:r>
-        <w:t>________________________________________________________________</w:t>
-      </w:r>
-    </w:p>
-    <w:p>
-      <w:r>
-        <w:t>________________________________________________________________</w:t>
-      </w:r>
-    </w:p>
-    <w:p>
-      <w:pPr>
-        <w:pStyle w:val="Heading3"/>
-      </w:pPr>
-      <w:r>
-        <w:t>Hint · try first</w:t>
-      </w:r>
-    </w:p>
-    <w:p>
-      <w:pPr>
-        <w:spacing w:line="336" w:lineRule="auto" w:after="180"/>
-        <w:shd w:fill="F1F6F8"/>
-      </w:pPr>
-      <w:r>
-        <w:rPr>
-          <w:b w:val="0"/>
-        </w:rPr>
-        <w:t>Hint if needed: Use the changed condition and the deciding step in the pictorial trace. The answer must say what follows from those facts.</w:t>
-      </w:r>
-    </w:p>
-    <w:p>
-      <w:pPr>
-        <w:pStyle w:val="Heading3"/>
-      </w:pPr>
-      <w:r>
-        <w:t>Feedback · compare after trying</w:t>
-      </w:r>
-    </w:p>
-    <w:p>
-      <w:pPr>
-        <w:spacing w:line="336" w:lineRule="auto" w:after="180"/>
-        <w:shd w:fill="F1F6FC"/>
-      </w:pPr>
-      <w:r>
-        <w:rPr>
-          <w:b w:val="0"/>
-        </w:rPr>
-        <w:t xml:space="preserve">After your attempt, compare with the supported explanation: Absolute evaluation error stays1 cm, but residual changes from-1 to+1. </w:t>
-      </w:r>
-      <w:r>
-        <w:rPr>
-          <w:b/>
-        </w:rPr>
-        <w:t>Prediction</w:t>
-      </w:r>
-      <w:r>
-        <w:rPr>
-          <w:b w:val="0"/>
-        </w:rPr>
-        <w:t xml:space="preserve">7 remains frozen; changed </w:t>
-      </w:r>
-      <w:r>
-        <w:rPr>
-          <w:b/>
-        </w:rPr>
-        <w:t>observation</w:t>
-      </w:r>
-      <w:r>
-        <w:rPr>
-          <w:b w:val="0"/>
-        </w:rPr>
-        <w:t>8 reverses the error direction.</w:t>
-      </w:r>
-    </w:p>
-    <w:p>
-      <w:pPr>
-        <w:pStyle w:val="Heading3"/>
-      </w:pPr>
-      <w:r>
-        <w:t>Repair a missing building block</w:t>
-      </w:r>
-    </w:p>
-    <w:p>
-      <w:pPr>
-        <w:spacing w:line="336" w:lineRule="auto" w:after="180"/>
-      </w:pPr>
-      <w:r>
-        <w:rPr>
-          <w:b w:val="0"/>
-        </w:rPr>
-        <w:t>Review Absolute Error and MAE (ai-4/21). Goal: Calculate MAE MSE and RMSE. Short practice: Why is quoting MSE as4.67 cm misleading?</w:t>
-      </w:r>
-    </w:p>
-    <w:p>
-      <w:pPr>
-        <w:spacing w:line="336" w:lineRule="auto" w:after="180"/>
-      </w:pPr>
-      <w:r>
-        <w:rPr>
-          <w:b w:val="0"/>
-        </w:rPr>
-        <w:t xml:space="preserve">Point to the relevant step in the picture, then write the changed result and the rule or </w:t>
-      </w:r>
-      <w:r>
-        <w:rPr>
-          <w:b/>
-        </w:rPr>
-        <w:t>evidence</w:t>
-      </w:r>
-      <w:r>
-        <w:rPr>
-          <w:b w:val="0"/>
-        </w:rPr>
-        <w:t xml:space="preserve"> that supports it.. Return to this week and explain what you changed.</w:t>
-      </w:r>
-    </w:p>
-    <w:p>
-      <w:pPr>
-        <w:spacing w:line="336" w:lineRule="auto" w:after="180"/>
-      </w:pPr>
-      <w:r>
-        <w:rPr>
-          <w:b w:val="0"/>
-        </w:rPr>
-        <w:t xml:space="preserve">Review Regression and Residuals (ai-4/19). Goal: Distinguish numeric </w:t>
-      </w:r>
-      <w:r>
-        <w:rPr>
-          <w:b/>
-        </w:rPr>
-        <w:t>prediction</w:t>
-      </w:r>
-      <w:r>
-        <w:rPr>
-          <w:b w:val="0"/>
-        </w:rPr>
-        <w:t xml:space="preserve"> from classification. Short practice: Which statistic reveals the size of errors without cancellation?</w:t>
-      </w:r>
-    </w:p>
-    <w:p>
-      <w:pPr>
-        <w:spacing w:line="336" w:lineRule="auto" w:after="180"/>
-      </w:pPr>
-      <w:r>
-        <w:rPr>
-          <w:b w:val="0"/>
-        </w:rPr>
-        <w:t xml:space="preserve">Point to the relevant step in the picture, then write the changed result and the rule or </w:t>
-      </w:r>
-      <w:r>
-        <w:rPr>
-          <w:b/>
-        </w:rPr>
-        <w:t>evidence</w:t>
-      </w:r>
-      <w:r>
-        <w:rPr>
-          <w:b w:val="0"/>
-        </w:rPr>
-        <w:t xml:space="preserve"> that supports it.. Return to this week and explain what you changed.</w:t>
-      </w:r>
-    </w:p>
-    <w:p>
-      <w:pPr>
-        <w:spacing w:line="336" w:lineRule="auto" w:after="180"/>
-      </w:pPr>
-      <w:r>
-        <w:rPr>
-          <w:b w:val="0"/>
-        </w:rPr>
-        <w:t>Review Accuracy and Imbalance (ai-4/16). Goal: Explain why overall accuracy can hide failure on a less common class. Short practice: Why can the 90% baseline still be unsuitable for a detection task?</w:t>
-      </w:r>
-    </w:p>
-    <w:p>
-      <w:pPr>
-        <w:spacing w:line="336" w:lineRule="auto" w:after="180"/>
-      </w:pPr>
-      <w:r>
-        <w:rPr>
-          <w:b w:val="0"/>
-        </w:rPr>
-        <w:t xml:space="preserve">Point to the relevant step in the picture, then write the changed result and the rule or </w:t>
-      </w:r>
-      <w:r>
-        <w:rPr>
-          <w:b/>
-        </w:rPr>
-        <w:t>evidence</w:t>
-      </w:r>
-      <w:r>
-        <w:rPr>
-          <w:b w:val="0"/>
-        </w:rPr>
-        <w:t xml:space="preserve"> that supports it.. Return to this week and explain what you changed.</w:t>
-      </w:r>
-    </w:p>
-    <w:p>
-      <w:pPr>
-        <w:pStyle w:val="Heading3"/>
-      </w:pPr>
-      <w:r>
-        <w:t>Predict, run and debug</w:t>
-      </w:r>
-    </w:p>
-    <w:p>
-      <w:pPr>
-        <w:spacing w:line="336" w:lineRule="auto" w:after="180"/>
-      </w:pPr>
-      <w:r>
-        <w:rPr>
-          <w:b w:val="0"/>
-        </w:rPr>
-        <w:t xml:space="preserve">The browser lab lets you edit the supported Python examples already included in this lesson. Predict first, run, inspect the actual </w:t>
-      </w:r>
-      <w:r>
-        <w:rPr>
-          <w:b/>
-        </w:rPr>
-        <w:t>output</w:t>
-      </w:r>
-      <w:r>
-        <w:rPr>
-          <w:b w:val="0"/>
-        </w:rPr>
-        <w:t xml:space="preserve"> or error, change one </w:t>
-      </w:r>
-      <w:r>
-        <w:rPr>
-          <w:b/>
-        </w:rPr>
-        <w:t>input</w:t>
-      </w:r>
-      <w:r>
-        <w:rPr>
-          <w:b w:val="0"/>
-        </w:rPr>
-        <w:t>, then run again.</w:t>
-      </w:r>
-    </w:p>
-    <w:p>
-      <w:pPr>
-        <w:spacing w:line="336" w:lineRule="auto" w:after="180"/>
-      </w:pPr>
-      <w:r>
-        <w:rPr>
-          <w:b w:val="0"/>
-        </w:rPr>
-        <w:t xml:space="preserve">Keep code, </w:t>
-      </w:r>
-      <w:r>
-        <w:rPr>
-          <w:b/>
-        </w:rPr>
-        <w:t>prediction</w:t>
-      </w:r>
-      <w:r>
-        <w:rPr>
-          <w:b w:val="0"/>
-        </w:rPr>
-        <w:t>s, actual results and a reasoned revision together. On paper, label your result as a trace rather than an execution.</w:t>
-      </w:r>
-    </w:p>
-    <w:p>
-      <w:pPr>
-        <w:pStyle w:val="Heading3"/>
-      </w:pPr>
-      <w:r>
         <w:t>Keep your completed work</w:t>
       </w:r>
     </w:p>
     <w:p>
       <w:pPr>
-        <w:spacing w:line="336" w:lineRule="auto" w:after="180"/>
-      </w:pPr>
-      <w:r>
-        <w:rPr>
-          <w:b w:val="0"/>
-        </w:rPr>
-        <w:t xml:space="preserve">Use Download completed work in the hosted lesson to export your answers, reflections, practice feedback and code-run </w:t>
-      </w:r>
-      <w:r>
-        <w:rPr>
-          <w:b/>
-        </w:rPr>
-        <w:t>evidence</w:t>
-      </w:r>
-      <w:r>
-        <w:rPr>
-          <w:b w:val="0"/>
-        </w:rPr>
-        <w:t>. Open the HTML copy to read or print it.</w:t>
-      </w:r>
-    </w:p>
-    <w:p>
-      <w:pPr>
-        <w:spacing w:line="336" w:lineRule="auto" w:after="180"/>
-      </w:pPr>
-      <w:r>
-        <w:rPr>
-          <w:b w:val="0"/>
-        </w:rPr>
-        <w:t>Drafts stay in this browser when storage is available; clear drafts on a shared device.</w:t>
-      </w:r>
-    </w:p>
-    <w:p>
-      <w:pPr>
-        <w:pStyle w:val="Heading3"/>
-      </w:pPr>
-      <w:r>
-        <w:t>What I repaired, the evidence I kept and the next test</w:t>
-      </w:r>
-    </w:p>
-    <w:p>
-      <w:r>
-        <w:t>________________________________________________________________</w:t>
-      </w:r>
-    </w:p>
-    <w:p>
-      <w:r>
-        <w:t>________________________________________________________________</w:t>
-      </w:r>
-    </w:p>
-    <w:p>
-      <w:r>
-        <w:t>________________________________________________________________</w:t>
-      </w:r>
-    </w:p>
-    <w:p>
-      <w:r>
-        <w:t>________________________________________________________________</w:t>
-      </w:r>
-    </w:p>
-    <w:p>
-      <w:r>
-        <w:t>________________________________________________________________</w:t>
-      </w:r>
-    </w:p>
-    <w:p>
-      <w:pPr>
         <w:pStyle w:val="Heading1"/>
       </w:pPr>
       <w:r>
-        <w:t>21. Visual concept journey</w:t>
-      </w:r>
-    </w:p>
-    <w:p>
-      <w:r>
-        <w:t>Explain each Train a Regression Model picture from its labels, then record a relevant limit.</w:t>
-      </w:r>
-    </w:p>
-    <w:p>
-      <w:pPr>
-        <w:pStyle w:val="Heading3"/>
+        <w:t>21. Reference · Six-picture response sheets</w:t>
+      </w:r>
+    </w:p>
+    <w:p>
+      <w:r>
+        <w:t>Choose the relevant picture instead of repeating every task.</w:t>
+      </w:r>
+    </w:p>
+    <w:p>
+      <w:pPr>
+        <w:pStyle w:val="Heading2"/>
       </w:pPr>
       <w:r>
         <w:t>01. Train a Regression Model: the case</w:t>
@@ -2911,7 +2589,6 @@
     <w:p>
       <w:pPr>
         <w:spacing w:line="336" w:lineRule="auto" w:after="180"/>
-        <w:shd w:fill="F5F1FB"/>
       </w:pPr>
       <w:r>
         <w:rPr>
@@ -2950,7 +2627,7 @@
     </w:p>
     <w:p>
       <w:pPr>
-        <w:pStyle w:val="Heading3"/>
+        <w:pStyle w:val="Heading2"/>
       </w:pPr>
       <w:r>
         <w:t>02. Follow the deciding steps</w:t>
@@ -3030,7 +2707,6 @@
     <w:p>
       <w:pPr>
         <w:spacing w:line="336" w:lineRule="auto" w:after="180"/>
-        <w:shd w:fill="F5F1FB"/>
       </w:pPr>
       <w:r>
         <w:rPr>
@@ -3081,7 +2757,7 @@
     </w:p>
     <w:p>
       <w:pPr>
-        <w:pStyle w:val="Heading3"/>
+        <w:pStyle w:val="Heading2"/>
       </w:pPr>
       <w:r>
         <w:t>03. Fitting a line at a glance</w:t>
@@ -3251,7 +2927,6 @@
     <w:p>
       <w:pPr>
         <w:spacing w:line="336" w:lineRule="auto" w:after="180"/>
-        <w:shd w:fill="F5F1FB"/>
       </w:pPr>
       <w:r>
         <w:rPr>
@@ -3290,7 +2965,7 @@
     </w:p>
     <w:p>
       <w:pPr>
-        <w:pStyle w:val="Heading3"/>
+        <w:pStyle w:val="Heading2"/>
       </w:pPr>
       <w:r>
         <w:t>04. Change one thing. Trace what follows.</w:t>
@@ -3393,7 +3068,6 @@
     <w:p>
       <w:pPr>
         <w:spacing w:line="336" w:lineRule="auto" w:after="180"/>
-        <w:shd w:fill="F5F1FB"/>
       </w:pPr>
       <w:r>
         <w:rPr>
@@ -3432,7 +3106,7 @@
     </w:p>
     <w:p>
       <w:pPr>
-        <w:pStyle w:val="Heading3"/>
+        <w:pStyle w:val="Heading2"/>
       </w:pPr>
       <w:r>
         <w:t>05. Connect the explanation to its limit</w:t>
@@ -3522,7 +3196,6 @@
     <w:p>
       <w:pPr>
         <w:spacing w:line="336" w:lineRule="auto" w:after="180"/>
-        <w:shd w:fill="F5F1FB"/>
       </w:pPr>
       <w:r>
         <w:rPr>
@@ -3561,7 +3234,7 @@
     </w:p>
     <w:p>
       <w:pPr>
-        <w:pStyle w:val="Heading3"/>
+        <w:pStyle w:val="Heading2"/>
       </w:pPr>
       <w:r>
         <w:t>06. Make the idea visible in your project</w:t>
@@ -3675,7 +3348,6 @@
     <w:p>
       <w:pPr>
         <w:spacing w:line="336" w:lineRule="auto" w:after="180"/>
-        <w:shd w:fill="F5F1FB"/>
       </w:pPr>
       <w:r>
         <w:rPr>
@@ -3722,6 +3394,62 @@
     <w:p>
       <w:r>
         <w:t>________________________________________________________________</w:t>
+      </w:r>
+    </w:p>
+    <w:p>
+      <w:pPr>
+        <w:pStyle w:val="Heading2"/>
+      </w:pPr>
+      <w:r>
+        <w:t>Earlier wording, alternatives and picture transcripts · reference / check after trying</w:t>
+      </w:r>
+    </w:p>
+    <w:p>
+      <w:pPr>
+        <w:pStyle w:val="Heading3"/>
+      </w:pPr>
+      <w:r>
+        <w:t>01. Train a Regression Model: the case</w:t>
+      </w:r>
+    </w:p>
+    <w:p>
+      <w:pPr>
+        <w:pStyle w:val="Heading3"/>
+      </w:pPr>
+      <w:r>
+        <w:t>02. Follow the deciding steps</w:t>
+      </w:r>
+    </w:p>
+    <w:p>
+      <w:pPr>
+        <w:pStyle w:val="Heading3"/>
+      </w:pPr>
+      <w:r>
+        <w:t>03. Fitting a line at a glance</w:t>
+      </w:r>
+    </w:p>
+    <w:p>
+      <w:pPr>
+        <w:pStyle w:val="Heading3"/>
+      </w:pPr>
+      <w:r>
+        <w:t>04. Change one thing. Trace what follows.</w:t>
+      </w:r>
+    </w:p>
+    <w:p>
+      <w:pPr>
+        <w:pStyle w:val="Heading3"/>
+      </w:pPr>
+      <w:r>
+        <w:t>05. Connect the explanation to its limit</w:t>
+      </w:r>
+    </w:p>
+    <w:p>
+      <w:pPr>
+        <w:pStyle w:val="Heading3"/>
+      </w:pPr>
+      <w:r>
+        <w:t>06. Make the idea visible in your project</w:t>
       </w:r>
     </w:p>
     <w:sectPr>
